--- a/downloads/workbook/ai-5-week-23.docx
+++ b/downloads/workbook/ai-5-week-23.docx
@@ -956,6 +956,178 @@
         <w:t>Project connection: For your Image-pattern Network Investigation, save the input, procedure, observed result and limitation of this check. Label this worked example as practice; use a different, previously unreviewed case when checking independent understanding.</w:t>
       </w:r>
     </w:p>
+    <w:p>
+      <w:pPr>
+        <w:pStyle w:val="Heading1"/>
+      </w:pPr>
+      <w:r>
+        <w:t>13. Project portfolio milestone</w:t>
+      </w:r>
+    </w:p>
+    <w:p>
+      <w:r>
+        <w:t>Project: Image-pattern Network Investigation</w:t>
+      </w:r>
+    </w:p>
+    <w:p>
+      <w:r>
+        <w:t>Current milestone: Evaluate and revise. Compare with your starting method, explain errors and record a justified revision.</w:t>
+      </w:r>
+    </w:p>
+    <w:p>
+      <w:r>
+        <w:t>For your Image-pattern Network Investigation, save the input, procedure, observed result and limitation of this check. Label this worked example as practice; use a different, previously unreviewed case when checking independent understanding.</w:t>
+      </w:r>
+    </w:p>
+    <w:tbl>
+      <w:tblPr>
+        <w:tblStyle w:val="LightShading-Accent1"/>
+        <w:tblW w:type="auto" w:w="0"/>
+        <w:tblLook w:firstColumn="1" w:firstRow="1" w:lastColumn="0" w:lastRow="0" w:noHBand="0" w:noVBand="1" w:val="04A0"/>
+      </w:tblPr>
+      <w:tblGrid>
+        <w:gridCol w:w="5112"/>
+        <w:gridCol w:w="5112"/>
+      </w:tblGrid>
+      <w:tr>
+        <w:trPr>
+          <w:tblHeader/>
+        </w:trPr>
+        <w:tc>
+          <w:tcPr>
+            <w:tcW w:type="dxa" w:w="5112"/>
+          </w:tcPr>
+          <w:p>
+            <w:r>
+              <w:t>Evidence to keep</w:t>
+            </w:r>
+          </w:p>
+        </w:tc>
+        <w:tc>
+          <w:tcPr>
+            <w:tcW w:type="dxa" w:w="5112"/>
+          </w:tcPr>
+          <w:p>
+            <w:r>
+              <w:t>My record</w:t>
+            </w:r>
+          </w:p>
+        </w:tc>
+      </w:tr>
+      <w:tr>
+        <w:tc>
+          <w:tcPr>
+            <w:tcW w:type="dxa" w:w="5112"/>
+          </w:tcPr>
+          <w:p>
+            <w:r>
+              <w:t>This week’s input and deciding step</w:t>
+            </w:r>
+          </w:p>
+        </w:tc>
+        <w:tc>
+          <w:tcPr>
+            <w:tcW w:type="dxa" w:w="5112"/>
+          </w:tcPr>
+          <w:p>
+            <w:r/>
+          </w:p>
+        </w:tc>
+      </w:tr>
+      <w:tr>
+        <w:tc>
+          <w:tcPr>
+            <w:tcW w:type="dxa" w:w="5112"/>
+          </w:tcPr>
+          <w:p>
+            <w:r>
+              <w:t>Prediction and actual result (or labelled paper trace)</w:t>
+            </w:r>
+          </w:p>
+        </w:tc>
+        <w:tc>
+          <w:tcPr>
+            <w:tcW w:type="dxa" w:w="5112"/>
+          </w:tcPr>
+          <w:p>
+            <w:r/>
+          </w:p>
+        </w:tc>
+      </w:tr>
+      <w:tr>
+        <w:tc>
+          <w:tcPr>
+            <w:tcW w:type="dxa" w:w="5112"/>
+          </w:tcPr>
+          <w:p>
+            <w:r>
+              <w:t>One change since the previous checkpoint and why</w:t>
+            </w:r>
+          </w:p>
+        </w:tc>
+        <w:tc>
+          <w:tcPr>
+            <w:tcW w:type="dxa" w:w="5112"/>
+          </w:tcPr>
+          <w:p>
+            <w:r/>
+          </w:p>
+        </w:tc>
+      </w:tr>
+      <w:tr>
+        <w:tc>
+          <w:tcPr>
+            <w:tcW w:type="dxa" w:w="5112"/>
+          </w:tcPr>
+          <w:p>
+            <w:r>
+              <w:t>One error or limit and the next test</w:t>
+            </w:r>
+          </w:p>
+        </w:tc>
+        <w:tc>
+          <w:tcPr>
+            <w:tcW w:type="dxa" w:w="5112"/>
+          </w:tcPr>
+          <w:p>
+            <w:r/>
+          </w:p>
+        </w:tc>
+      </w:tr>
+    </w:tbl>
+    <w:p>
+      <w:pPr>
+        <w:pStyle w:val="Heading3"/>
+      </w:pPr>
+      <w:r>
+        <w:t>Explain what this week adds to your project. Reuse last week’s record rather than starting again.</w:t>
+      </w:r>
+    </w:p>
+    <w:p>
+      <w:r>
+        <w:t>________________________________________________________________</w:t>
+      </w:r>
+    </w:p>
+    <w:p>
+      <w:r>
+        <w:t>________________________________________________________________</w:t>
+      </w:r>
+    </w:p>
+    <w:p>
+      <w:r>
+        <w:t>________________________________________________________________</w:t>
+      </w:r>
+    </w:p>
+    <w:p>
+      <w:r>
+        <w:t>________________________________________________________________</w:t>
+      </w:r>
+    </w:p>
+    <w:p>
+      <w:r>
+        <w:t>________________________________________________________________</w:t>
+      </w:r>
+    </w:p>
     <w:sectPr>
       <w:pgSz w:w="12240" w:h="15840"/>
       <w:pgMar w:top="936" w:right="1008" w:bottom="936" w:left="1008" w:header="720" w:footer="720" w:gutter="0"/>

--- a/downloads/workbook/ai-5-week-23.docx
+++ b/downloads/workbook/ai-5-week-23.docx
@@ -1128,6 +1128,248 @@
         <w:t>________________________________________________________________</w:t>
       </w:r>
     </w:p>
+    <w:p>
+      <w:pPr>
+        <w:pStyle w:val="Heading1"/>
+      </w:pPr>
+      <w:r>
+        <w:t>14. Supported practice and learning evidence</w:t>
+      </w:r>
+    </w:p>
+    <w:p>
+      <w:r>
+        <w:t>Use this supported practice once, in the browser or on paper. Keep the reserved independent assessment for a separate first attempt before teacher feedback.</w:t>
+      </w:r>
+    </w:p>
+    <w:p>
+      <w:r>
+        <w:t>Train one tiny image score with a fixed budget and a separately reserved check.</w:t>
+      </w:r>
+    </w:p>
+    <w:p>
+      <w:pPr>
+        <w:pStyle w:val="Heading3"/>
+      </w:pPr>
+      <w:r>
+        <w:t>Practice 1: explain the deciding evidence</w:t>
+      </w:r>
+    </w:p>
+    <w:p>
+      <w:r>
+        <w:t>Which labelled step matches this detail? At reserved d1, target 1: prediction 0.75, squared error0.0625.</w:t>
+      </w:r>
+    </w:p>
+    <w:p>
+      <w:r>
+        <w:t>1. Validation score</w:t>
+      </w:r>
+    </w:p>
+    <w:p>
+      <w:r>
+        <w:t>2. First update</w:t>
+      </w:r>
+    </w:p>
+    <w:p>
+      <w:r>
+        <w:t>3. Second update</w:t>
+      </w:r>
+    </w:p>
+    <w:p>
+      <w:pPr>
+        <w:pStyle w:val="Heading3"/>
+      </w:pPr>
+      <w:r>
+        <w:t>My selected conclusion, deciding fact and explanation</w:t>
+      </w:r>
+    </w:p>
+    <w:p>
+      <w:r>
+        <w:t>________________________________________________________________</w:t>
+      </w:r>
+    </w:p>
+    <w:p>
+      <w:r>
+        <w:t>________________________________________________________________</w:t>
+      </w:r>
+    </w:p>
+    <w:p>
+      <w:r>
+        <w:t>________________________________________________________________</w:t>
+      </w:r>
+    </w:p>
+    <w:p>
+      <w:r>
+        <w:t>________________________________________________________________</w:t>
+      </w:r>
+    </w:p>
+    <w:p>
+      <w:r>
+        <w:t>________________________________________________________________</w:t>
+      </w:r>
+    </w:p>
+    <w:p>
+      <w:r>
+        <w:t>Hint if needed: Read the steps in the pictorial case. Match the supplied detail to the stage that performs or records it.</w:t>
+      </w:r>
+    </w:p>
+    <w:p>
+      <w:r>
+        <w:t>After your attempt, compare with the supported explanation: Validation score At reserved d1, target 1: prediction 0.75, squared error0.0625. The image feature is a brightness difference, and training adjusts one output weight multiplying it. Each gradient is computed using the current prediction before the next update. In this example, the rate halves the distance to the training optimum each time. More updates reduce this training loss, but choosing a budget still requires separate validation evidence.</w:t>
+      </w:r>
+    </w:p>
+    <w:p>
+      <w:pPr>
+        <w:pStyle w:val="Heading3"/>
+      </w:pPr>
+      <w:r>
+        <w:t>Practice 2: explain the deciding evidence</w:t>
+      </w:r>
+    </w:p>
+    <w:p>
+      <w:r>
+        <w:t>Changed-case practice: Double the two-update budget while keeping the same training rule. Which conclusion is supported by the supplied facts?</w:t>
+      </w:r>
+    </w:p>
+    <w:p>
+      <w:r>
+        <w:t>1. We can decide the result without examining the changed input or the procedure.</w:t>
+      </w:r>
+    </w:p>
+    <w:p>
+      <w:r>
+        <w:t>2. This one example guarantees correct results for every future input.</w:t>
+      </w:r>
+    </w:p>
+    <w:p>
+      <w:r>
+        <w:t>3. Next a values 0.875 and 0.9375; training loss falls to 0.015625.</w:t>
+      </w:r>
+    </w:p>
+    <w:p>
+      <w:pPr>
+        <w:pStyle w:val="Heading3"/>
+      </w:pPr>
+      <w:r>
+        <w:t>My selected conclusion, deciding fact and explanation</w:t>
+      </w:r>
+    </w:p>
+    <w:p>
+      <w:r>
+        <w:t>________________________________________________________________</w:t>
+      </w:r>
+    </w:p>
+    <w:p>
+      <w:r>
+        <w:t>________________________________________________________________</w:t>
+      </w:r>
+    </w:p>
+    <w:p>
+      <w:r>
+        <w:t>________________________________________________________________</w:t>
+      </w:r>
+    </w:p>
+    <w:p>
+      <w:r>
+        <w:t>________________________________________________________________</w:t>
+      </w:r>
+    </w:p>
+    <w:p>
+      <w:r>
+        <w:t>________________________________________________________________</w:t>
+      </w:r>
+    </w:p>
+    <w:p>
+      <w:r>
+        <w:t>Hint if needed: Use the changed condition and the deciding step in the pictorial trace. The answer must say what follows from those facts.</w:t>
+      </w:r>
+    </w:p>
+    <w:p>
+      <w:r>
+        <w:t>After your attempt, compare with the supported explanation: Next a values 0.875 and 0.9375; training loss falls to 0.015625. Each update halves the distance to the training optimum1 in this toy system.</w:t>
+      </w:r>
+    </w:p>
+    <w:p>
+      <w:pPr>
+        <w:pStyle w:val="Heading3"/>
+      </w:pPr>
+      <w:r>
+        <w:t>Repair a missing building block</w:t>
+      </w:r>
+    </w:p>
+    <w:p>
+      <w:r>
+        <w:t>Review Pooling and spatial information (ai-5/22). Goal: Compute max and mean pooling under an explicit window rule. Short practice: Can the max map reveal where the 4 originally appeared? Point to the relevant step in the picture, then write the changed result and the rule or evidence that supports it.. Return to this week and explain what you changed.</w:t>
+      </w:r>
+    </w:p>
+    <w:p>
+      <w:r>
+        <w:t>Review Image tensors and channels (ai-5/20). Goal: Read a pixel using declared row column and channel axes. Short practice: Where is the bottom green pixel in the first batched image? Point to the relevant step in the picture, then write the changed result and the rule or evidence that supports it.. Return to this week and explain what you changed.</w:t>
+      </w:r>
+    </w:p>
+    <w:p>
+      <w:r>
+        <w:t>Review Initialisation and reproducibility (ai-5/17). Goal: Trace how starting values affect a fixed training budget. Short practice: Does the matching final loss mean the parameter values are equal? Point to the relevant step in the picture, then write the changed result and the rule or evidence that supports it.. Return to this week and explain what you changed.</w:t>
+      </w:r>
+    </w:p>
+    <w:p>
+      <w:pPr>
+        <w:pStyle w:val="Heading3"/>
+      </w:pPr>
+      <w:r>
+        <w:t>Predict, run and debug</w:t>
+      </w:r>
+    </w:p>
+    <w:p>
+      <w:r>
+        <w:t>The browser lab lets you edit the supported Python examples already included in this lesson. Predict first, run, inspect the actual output or error, change one input, then run again. Keep code, predictions, actual results and a reasoned revision together. On paper, label your result as a trace rather than an execution.</w:t>
+      </w:r>
+    </w:p>
+    <w:p>
+      <w:pPr>
+        <w:pStyle w:val="Heading3"/>
+      </w:pPr>
+      <w:r>
+        <w:t>Keep your completed work</w:t>
+      </w:r>
+    </w:p>
+    <w:p>
+      <w:r>
+        <w:t>Use Download completed work in the hosted lesson to export your answers, reflections, practice feedback and code-run evidence. Open the HTML copy to read or print it. Drafts stay in this browser when storage is available; clear drafts on a shared device.</w:t>
+      </w:r>
+    </w:p>
+    <w:p>
+      <w:pPr>
+        <w:pStyle w:val="Heading3"/>
+      </w:pPr>
+      <w:r>
+        <w:t>What I repaired, the evidence I kept and the next test</w:t>
+      </w:r>
+    </w:p>
+    <w:p>
+      <w:r>
+        <w:t>________________________________________________________________</w:t>
+      </w:r>
+    </w:p>
+    <w:p>
+      <w:r>
+        <w:t>________________________________________________________________</w:t>
+      </w:r>
+    </w:p>
+    <w:p>
+      <w:r>
+        <w:t>________________________________________________________________</w:t>
+      </w:r>
+    </w:p>
+    <w:p>
+      <w:r>
+        <w:t>________________________________________________________________</w:t>
+      </w:r>
+    </w:p>
+    <w:p>
+      <w:r>
+        <w:t>________________________________________________________________</w:t>
+      </w:r>
+    </w:p>
     <w:sectPr>
       <w:pgSz w:w="12240" w:h="15840"/>
       <w:pgMar w:top="936" w:right="1008" w:bottom="936" w:left="1008" w:header="720" w:footer="720" w:gutter="0"/>

--- a/downloads/workbook/ai-5-week-23.docx
+++ b/downloads/workbook/ai-5-week-23.docx
@@ -30,33 +30,45 @@
     </w:p>
     <w:p>
       <w:r>
-        <w:t>Try the recall before opening notes. Then use a different colour or a labelled second line to correct your explanation.</w:t>
+        <w:t>Record your starting explanation for Training a small image model before opening notes. Show any later correction separately.</w:t>
       </w:r>
     </w:p>
     <w:p>
       <w:pPr>
-        <w:pStyle w:val="Heading3"/>
-      </w:pPr>
-      <w:r>
-        <w:t>Pooling and spatial information</w:t>
+        <w:spacing w:line="336" w:lineRule="auto" w:after="180"/>
+      </w:pPr>
+      <w:r>
+        <w:rPr>
+          <w:b w:val="0"/>
+        </w:rPr>
+        <w:t>Try the recall before opening notes. Then use a different colour or a labelled second line to correct your explanation.</w:t>
       </w:r>
     </w:p>
     <w:p>
-      <w:r>
-        <w:t>Without opening the old lesson, explain one key idea from Pooling and spatial information. Give an example and a mistake that the idea helps you avoid.</w:t>
+      <w:pPr>
+        <w:pStyle w:val="Heading3"/>
+      </w:pPr>
+      <w:r>
+        <w:t>Pooling and spatial information</w:t>
       </w:r>
     </w:p>
     <w:p>
       <w:pPr>
-        <w:pStyle w:val="Heading3"/>
-      </w:pPr>
-      <w:r>
-        <w:t>My remembered idea, example and correction</w:t>
+        <w:spacing w:line="336" w:lineRule="auto" w:after="180"/>
+      </w:pPr>
+      <w:r>
+        <w:rPr>
+          <w:b w:val="0"/>
+        </w:rPr>
+        <w:t>Without opening the old lesson, explain one key idea from Pooling and spatial information. Give an example and a mistake that the idea helps you avoid.</w:t>
       </w:r>
     </w:p>
     <w:p>
-      <w:r>
-        <w:t>________________________________________________________________</w:t>
+      <w:pPr>
+        <w:pStyle w:val="Heading3"/>
+      </w:pPr>
+      <w:r>
+        <w:t>My remembered idea, example and correction</w:t>
       </w:r>
     </w:p>
     <w:p>
@@ -70,29 +82,35 @@
       </w:r>
     </w:p>
     <w:p>
-      <w:pPr>
-        <w:pStyle w:val="Heading3"/>
-      </w:pPr>
-      <w:r>
-        <w:t>Image tensors and channels</w:t>
+      <w:r>
+        <w:t>________________________________________________________________</w:t>
       </w:r>
     </w:p>
     <w:p>
-      <w:r>
-        <w:t>Without opening the old lesson, explain one key idea from Image tensors and channels. Give an example and a mistake that the idea helps you avoid.</w:t>
+      <w:pPr>
+        <w:pStyle w:val="Heading3"/>
+      </w:pPr>
+      <w:r>
+        <w:t>Image tensors and channels</w:t>
       </w:r>
     </w:p>
     <w:p>
       <w:pPr>
-        <w:pStyle w:val="Heading3"/>
-      </w:pPr>
-      <w:r>
-        <w:t>My remembered idea, example and correction</w:t>
+        <w:spacing w:line="336" w:lineRule="auto" w:after="180"/>
+      </w:pPr>
+      <w:r>
+        <w:rPr>
+          <w:b w:val="0"/>
+        </w:rPr>
+        <w:t>Without opening the old lesson, explain one key idea from Image tensors and channels. Give an example and a mistake that the idea helps you avoid.</w:t>
       </w:r>
     </w:p>
     <w:p>
-      <w:r>
-        <w:t>________________________________________________________________</w:t>
+      <w:pPr>
+        <w:pStyle w:val="Heading3"/>
+      </w:pPr>
+      <w:r>
+        <w:t>My remembered idea, example and correction</w:t>
       </w:r>
     </w:p>
     <w:p>
@@ -106,29 +124,35 @@
       </w:r>
     </w:p>
     <w:p>
-      <w:pPr>
-        <w:pStyle w:val="Heading3"/>
-      </w:pPr>
-      <w:r>
-        <w:t>Initialisation and reproducibility</w:t>
+      <w:r>
+        <w:t>________________________________________________________________</w:t>
       </w:r>
     </w:p>
     <w:p>
-      <w:r>
-        <w:t>Without opening the old lesson, explain one key idea from Initialisation and reproducibility. Give an example and a mistake that the idea helps you avoid.</w:t>
+      <w:pPr>
+        <w:pStyle w:val="Heading3"/>
+      </w:pPr>
+      <w:r>
+        <w:t>Initialisation and reproducibility</w:t>
       </w:r>
     </w:p>
     <w:p>
       <w:pPr>
-        <w:pStyle w:val="Heading3"/>
-      </w:pPr>
-      <w:r>
-        <w:t>My remembered idea, example and correction</w:t>
+        <w:spacing w:line="336" w:lineRule="auto" w:after="180"/>
+      </w:pPr>
+      <w:r>
+        <w:rPr>
+          <w:b w:val="0"/>
+        </w:rPr>
+        <w:t>Without opening the old lesson, explain one key idea from Initialisation and reproducibility. Give an example and a mistake that the idea helps you avoid.</w:t>
       </w:r>
     </w:p>
     <w:p>
-      <w:r>
-        <w:t>________________________________________________________________</w:t>
+      <w:pPr>
+        <w:pStyle w:val="Heading3"/>
+      </w:pPr>
+      <w:r>
+        <w:t>My remembered idea, example and correction</w:t>
       </w:r>
     </w:p>
     <w:p>
@@ -142,16 +166,44 @@
       </w:r>
     </w:p>
     <w:p>
-      <w:pPr>
-        <w:pStyle w:val="Heading1"/>
-      </w:pPr>
-      <w:r>
-        <w:t>02. Practise with fading help</w:t>
+      <w:r>
+        <w:t>________________________________________________________________</w:t>
       </w:r>
     </w:p>
     <w:p>
-      <w:r>
-        <w:t>Use W2: Check both updates for Training a small image model. Record the answer once; the lesson and workbook refer to the same attempt.</w:t>
+      <w:pPr>
+        <w:pStyle w:val="Heading1"/>
+      </w:pPr>
+      <w:r>
+        <w:t>02. Practise with fading help</w:t>
+      </w:r>
+    </w:p>
+    <w:p>
+      <w:r>
+        <w:t>Complete the supported Training a small image model trace and record the first step you can explain without help.</w:t>
+      </w:r>
+    </w:p>
+    <w:p>
+      <w:pPr>
+        <w:spacing w:line="336" w:lineRule="auto" w:after="180"/>
+      </w:pPr>
+      <w:r>
+        <w:rPr>
+          <w:b w:val="0"/>
+        </w:rPr>
+        <w:t xml:space="preserve">Use W2: Check both updates for </w:t>
+      </w:r>
+      <w:r>
+        <w:rPr>
+          <w:b/>
+        </w:rPr>
+        <w:t>Training</w:t>
+      </w:r>
+      <w:r>
+        <w:rPr>
+          <w:b w:val="0"/>
+        </w:rPr>
+        <w:t xml:space="preserve"> a small image model. Record the answer once; the lesson and workbook refer to the same attempt.</w:t>
       </w:r>
     </w:p>
     <w:tbl>
@@ -279,25 +331,49 @@
     </w:p>
     <w:p>
       <w:r>
-        <w:t>Use the worked case for Training a small image model. Proposed explanation: “All parameters in a trained model must have been learned”. Decide whether this explanation is supported. Point to the step or supplied fact that decides; explain your repair if needed.</w:t>
+        <w:t>Check the proposed Training a small image model explanation against the supplied facts before discussing it.</w:t>
       </w:r>
     </w:p>
     <w:p>
       <w:pPr>
-        <w:pStyle w:val="Heading3"/>
-      </w:pPr>
-      <w:r>
-        <w:t>My explanation before partner discussion</w:t>
+        <w:spacing w:line="336" w:lineRule="auto" w:after="180"/>
+      </w:pPr>
+      <w:r>
+        <w:rPr>
+          <w:b w:val="0"/>
+        </w:rPr>
+        <w:t xml:space="preserve">Use the worked case for </w:t>
+      </w:r>
+      <w:r>
+        <w:rPr>
+          <w:b/>
+        </w:rPr>
+        <w:t>Training</w:t>
+      </w:r>
+      <w:r>
+        <w:rPr>
+          <w:b w:val="0"/>
+        </w:rPr>
+        <w:t xml:space="preserve"> a small image model. Proposed explanation: “All parameters in a trained model must have been learned”. Decide whether this explanation is supported.</w:t>
       </w:r>
     </w:p>
     <w:p>
-      <w:r>
-        <w:t>________________________________________________________________</w:t>
+      <w:pPr>
+        <w:spacing w:line="336" w:lineRule="auto" w:after="180"/>
+      </w:pPr>
+      <w:r>
+        <w:rPr>
+          <w:b w:val="0"/>
+        </w:rPr>
+        <w:t>Point to the step or supplied fact that decides; explain your repair if needed.</w:t>
       </w:r>
     </w:p>
     <w:p>
-      <w:r>
-        <w:t>________________________________________________________________</w:t>
+      <w:pPr>
+        <w:pStyle w:val="Heading3"/>
+      </w:pPr>
+      <w:r>
+        <w:t>My explanation before partner discussion</w:t>
       </w:r>
     </w:p>
     <w:p>
@@ -311,52 +387,76 @@
       </w:r>
     </w:p>
     <w:p>
-      <w:pPr>
-        <w:pStyle w:val="Heading1"/>
-      </w:pPr>
-      <w:r>
-        <w:t>04. Independent transfer case</w:t>
+      <w:r>
+        <w:t>________________________________________________________________</w:t>
       </w:r>
     </w:p>
     <w:p>
-      <w:pPr>
-        <w:pStyle w:val="Heading3"/>
-      </w:pPr>
-      <w:r>
-        <w:t>Independent case: Choose a checkpoint independently</w:t>
+      <w:r>
+        <w:t>________________________________________________________________</w:t>
       </w:r>
     </w:p>
     <w:p>
-      <w:r>
-        <w:t>A separate model scores bd. Its training examples have d = 1 and -1 with signed targets 1 and -1. Start b = 0; gradient is 2(b - 1), rate 0.25 and budget two updates. Validation differences are 2 and -2 with targets 1 and -1. Calculate all three weights and their validation MSEs, then select by lowest validation MSE.</w:t>
+      <w:pPr>
+        <w:pStyle w:val="Heading1"/>
+      </w:pPr>
+      <w:r>
+        <w:t>04. Independent transfer case</w:t>
       </w:r>
     </w:p>
     <w:p>
-      <w:pPr>
-        <w:pStyle w:val="Heading3"/>
-      </w:pPr>
-      <w:r>
-        <w:t>My independent explanation, trace and limits</w:t>
+      <w:r>
+        <w:t>Write one first attempt at the reserved independent case before feedback. Repeated copies of that case refer to the same recorded attempt.</w:t>
       </w:r>
     </w:p>
     <w:p>
-      <w:r>
-        <w:t>________________________________________________________________</w:t>
+      <w:pPr>
+        <w:pStyle w:val="Heading3"/>
+      </w:pPr>
+      <w:r>
+        <w:t>Independent case: Choose a checkpoint independently</w:t>
       </w:r>
     </w:p>
     <w:p>
-      <w:r>
-        <w:t>________________________________________________________________</w:t>
+      <w:pPr>
+        <w:spacing w:line="336" w:lineRule="auto" w:after="180"/>
+      </w:pPr>
+      <w:r>
+        <w:rPr>
+          <w:b w:val="0"/>
+        </w:rPr>
+        <w:t xml:space="preserve">A separate model scores bd. Its </w:t>
+      </w:r>
+      <w:r>
+        <w:rPr>
+          <w:b/>
+        </w:rPr>
+        <w:t>training</w:t>
+      </w:r>
+      <w:r>
+        <w:rPr>
+          <w:b w:val="0"/>
+        </w:rPr>
+        <w:t xml:space="preserve"> examples have d = 1 and -1 with signed targets 1 and -1. Start b = 0; gradient is 2(b - 1), rate 0.25 and budget two updates. Validation differences are 2 and -2 with targets 1 and -1.</w:t>
       </w:r>
     </w:p>
     <w:p>
-      <w:r>
-        <w:t>________________________________________________________________</w:t>
+      <w:pPr>
+        <w:spacing w:line="336" w:lineRule="auto" w:after="180"/>
+      </w:pPr>
+      <w:r>
+        <w:rPr>
+          <w:b w:val="0"/>
+        </w:rPr>
+        <w:t>Calculate all three weights and their validation MSEs, then select by lowest validation MSE.</w:t>
       </w:r>
     </w:p>
     <w:p>
-      <w:r>
-        <w:t>________________________________________________________________</w:t>
+      <w:pPr>
+        <w:pStyle w:val="Heading3"/>
+      </w:pPr>
+      <w:r>
+        <w:t>My independent explanation, trace and limits</w:t>
       </w:r>
     </w:p>
     <w:p>
@@ -376,53 +476,77 @@
     </w:p>
     <w:p>
       <w:r>
-        <w:t>Attempt this case before feedback. Record any help. Earlier examples below are further practice; a case already practised with feedback cannot establish fresh transfer.</w:t>
+        <w:t>________________________________________________________________</w:t>
       </w:r>
     </w:p>
     <w:p>
-      <w:pPr>
-        <w:pStyle w:val="Heading1"/>
-      </w:pPr>
-      <w:r>
-        <w:t>05. W1 Trace features and a prediction</w:t>
+      <w:r>
+        <w:t>________________________________________________________________</w:t>
       </w:r>
     </w:p>
     <w:p>
       <w:r>
-        <w:t>For Train B, compute d, h1, h2 and the score at a = 0.45. Give the class prediction and squared error against its signed target.</w:t>
+        <w:t>________________________________________________________________</w:t>
       </w:r>
     </w:p>
     <w:p>
-      <w:pPr>
-        <w:pStyle w:val="Heading3"/>
-      </w:pPr>
-      <w:r>
-        <w:t>My reasoning and evidence</w:t>
+      <w:r>
+        <w:t>________________________________________________________________</w:t>
       </w:r>
     </w:p>
     <w:p>
-      <w:r>
-        <w:t>________________________________________________________________</w:t>
+      <w:pPr>
+        <w:spacing w:line="336" w:lineRule="auto" w:after="180"/>
+      </w:pPr>
+      <w:r>
+        <w:rPr>
+          <w:b w:val="0"/>
+        </w:rPr>
+        <w:t>Attempt this case before feedback. Record any help. Earlier examples below are further practice; a case already practised with feedback cannot establish fresh transfer.</w:t>
       </w:r>
     </w:p>
     <w:p>
-      <w:r>
-        <w:t>________________________________________________________________</w:t>
+      <w:pPr>
+        <w:pStyle w:val="Heading1"/>
+      </w:pPr>
+      <w:r>
+        <w:t>05. W1 Trace features and a prediction</w:t>
       </w:r>
     </w:p>
     <w:p>
       <w:r>
-        <w:t>________________________________________________________________</w:t>
+        <w:t>Trace features and a prediction. Apply the supplied Training a small image model facts and keep your reasoning.</w:t>
       </w:r>
     </w:p>
     <w:p>
-      <w:r>
-        <w:t>________________________________________________________________</w:t>
+      <w:pPr>
+        <w:spacing w:line="336" w:lineRule="auto" w:after="180"/>
+      </w:pPr>
+      <w:r>
+        <w:rPr>
+          <w:b w:val="0"/>
+        </w:rPr>
+        <w:t xml:space="preserve">For Train B, compute d, h1, h2 and the score at a = 0.45. Give the class </w:t>
+      </w:r>
+      <w:r>
+        <w:rPr>
+          <w:b/>
+        </w:rPr>
+        <w:t>prediction</w:t>
+      </w:r>
+      <w:r>
+        <w:rPr>
+          <w:b w:val="0"/>
+        </w:rPr>
+        <w:t xml:space="preserve"> and squared error against its signed target.</w:t>
       </w:r>
     </w:p>
     <w:p>
-      <w:r>
-        <w:t>________________________________________________________________</w:t>
+      <w:pPr>
+        <w:pStyle w:val="Heading3"/>
+      </w:pPr>
+      <w:r>
+        <w:t>My reasoning and evidence</w:t>
       </w:r>
     </w:p>
     <w:p>
@@ -431,24 +555,18 @@
       </w:r>
     </w:p>
     <w:p>
-      <w:pPr>
-        <w:pStyle w:val="Heading1"/>
-      </w:pPr>
-      <w:r>
-        <w:t>06. W2 Check both updates</w:t>
+      <w:r>
+        <w:t>________________________________________________________________</w:t>
       </w:r>
     </w:p>
     <w:p>
       <w:r>
-        <w:t>Starting at a = 0, use gradient 5a - 3 and rate 0.1 for two updates. Give each gradient, new weight and training MSE.</w:t>
+        <w:t>________________________________________________________________</w:t>
       </w:r>
     </w:p>
     <w:p>
-      <w:pPr>
-        <w:pStyle w:val="Heading3"/>
-      </w:pPr>
-      <w:r>
-        <w:t>My reasoning and evidence</w:t>
+      <w:r>
+        <w:t>________________________________________________________________</w:t>
       </w:r>
     </w:p>
     <w:p>
@@ -462,44 +580,62 @@
       </w:r>
     </w:p>
     <w:p>
-      <w:r>
-        <w:t>________________________________________________________________</w:t>
+      <w:pPr>
+        <w:pStyle w:val="Heading1"/>
+      </w:pPr>
+      <w:r>
+        <w:t>06. W2 Check both updates</w:t>
       </w:r>
     </w:p>
     <w:p>
       <w:r>
-        <w:t>________________________________________________________________</w:t>
+        <w:t>Check both updates. Apply the supplied Training a small image model facts and keep your reasoning.</w:t>
       </w:r>
     </w:p>
     <w:p>
-      <w:r>
-        <w:t>________________________________________________________________</w:t>
+      <w:pPr>
+        <w:spacing w:line="336" w:lineRule="auto" w:after="180"/>
+      </w:pPr>
+      <w:r>
+        <w:rPr>
+          <w:b w:val="0"/>
+        </w:rPr>
+        <w:t xml:space="preserve">Starting at a = 0, use gradient 5a - 3 and rate 0.1 for two updates. Give each gradient, new weight and </w:t>
+      </w:r>
+      <w:r>
+        <w:rPr>
+          <w:b/>
+        </w:rPr>
+        <w:t>training</w:t>
+      </w:r>
+      <w:r>
+        <w:rPr>
+          <w:b w:val="0"/>
+        </w:rPr>
+        <w:t xml:space="preserve"> MSE.</w:t>
       </w:r>
     </w:p>
     <w:p>
-      <w:r>
-        <w:t>________________________________________________________________</w:t>
+      <w:pPr>
+        <w:pStyle w:val="Heading3"/>
+      </w:pPr>
+      <w:r>
+        <w:t>My reasoning and evidence</w:t>
       </w:r>
     </w:p>
     <w:p>
-      <w:pPr>
-        <w:pStyle w:val="Heading1"/>
-      </w:pPr>
-      <w:r>
-        <w:t>07. W3 Apply the selection rule</w:t>
+      <w:r>
+        <w:t>________________________________________________________________</w:t>
       </w:r>
     </w:p>
     <w:p>
       <w:r>
-        <w:t>Select among the three saved lesson checkpoints using validation MSE, with earliest update breaking a tie. Is selecting by training accuracy the same declared procedure?</w:t>
+        <w:t>________________________________________________________________</w:t>
       </w:r>
     </w:p>
     <w:p>
-      <w:pPr>
-        <w:pStyle w:val="Heading3"/>
-      </w:pPr>
-      <w:r>
-        <w:t>My reasoning and evidence</w:t>
+      <w:r>
+        <w:t>________________________________________________________________</w:t>
       </w:r>
     </w:p>
     <w:p>
@@ -518,39 +654,70 @@
       </w:r>
     </w:p>
     <w:p>
-      <w:r>
-        <w:t>________________________________________________________________</w:t>
+      <w:pPr>
+        <w:pStyle w:val="Heading1"/>
+      </w:pPr>
+      <w:r>
+        <w:t>07. W3 Apply the selection rule</w:t>
       </w:r>
     </w:p>
     <w:p>
       <w:r>
-        <w:t>________________________________________________________________</w:t>
+        <w:t>Apply the selection rule. Apply the supplied Training a small image model facts and keep your reasoning.</w:t>
       </w:r>
     </w:p>
     <w:p>
-      <w:r>
-        <w:t>________________________________________________________________</w:t>
+      <w:pPr>
+        <w:spacing w:line="336" w:lineRule="auto" w:after="180"/>
+        <w:shd w:fill="F5F1FB"/>
+      </w:pPr>
+      <w:r>
+        <w:rPr>
+          <w:b w:val="0"/>
+        </w:rPr>
+        <w:t xml:space="preserve">Select among the three saved lesson </w:t>
+      </w:r>
+      <w:r>
+        <w:rPr>
+          <w:b/>
+        </w:rPr>
+        <w:t>checkpoint</w:t>
+      </w:r>
+      <w:r>
+        <w:rPr>
+          <w:b w:val="0"/>
+        </w:rPr>
+        <w:t xml:space="preserve">s using validation MSE, with earliest update breaking a tie. Is selecting by </w:t>
+      </w:r>
+      <w:r>
+        <w:rPr>
+          <w:b/>
+        </w:rPr>
+        <w:t>training</w:t>
+      </w:r>
+      <w:r>
+        <w:rPr>
+          <w:b w:val="0"/>
+        </w:rPr>
+        <w:t xml:space="preserve"> accuracy the same declared procedure?</w:t>
       </w:r>
     </w:p>
     <w:p>
       <w:pPr>
-        <w:pStyle w:val="Heading1"/>
-      </w:pPr>
-      <w:r>
-        <w:t>08. W4 Choose a checkpoint independently</w:t>
+        <w:pStyle w:val="Heading3"/>
+      </w:pPr>
+      <w:r>
+        <w:t>My reasoning and evidence</w:t>
       </w:r>
     </w:p>
     <w:p>
       <w:r>
-        <w:t>A separate model scores bd. Its training examples have d = 1 and -1 with signed targets 1 and -1. Start b = 0; gradient is 2(b - 1), rate 0.25 and budget two updates. Validation differences are 2 and -2 with targets 1 and -1. Calculate all three weights and their validation MSEs, then select by lowest validation MSE.</w:t>
+        <w:t>________________________________________________________________</w:t>
       </w:r>
     </w:p>
     <w:p>
-      <w:pPr>
-        <w:pStyle w:val="Heading3"/>
-      </w:pPr>
-      <w:r>
-        <w:t>My reasoning and evidence</w:t>
+      <w:r>
+        <w:t>________________________________________________________________</w:t>
       </w:r>
     </w:p>
     <w:p>
@@ -574,44 +741,68 @@
       </w:r>
     </w:p>
     <w:p>
-      <w:r>
-        <w:t>________________________________________________________________</w:t>
+      <w:pPr>
+        <w:pStyle w:val="Heading1"/>
+      </w:pPr>
+      <w:r>
+        <w:t>08. W4 Choose a checkpoint independently</w:t>
       </w:r>
     </w:p>
     <w:p>
       <w:r>
-        <w:t>________________________________________________________________</w:t>
+        <w:t>Attempt before feedback. If this repeats the selected independent case, reuse that first attempt; otherwise keep a separate record. Choose a checkpoint independently. Apply the supplied Training a small image model facts and keep your reasoning.</w:t>
       </w:r>
     </w:p>
     <w:p>
-      <w:r>
-        <w:t>________________________________________________________________</w:t>
+      <w:pPr>
+        <w:spacing w:line="336" w:lineRule="auto" w:after="180"/>
+      </w:pPr>
+      <w:r>
+        <w:rPr>
+          <w:b w:val="0"/>
+        </w:rPr>
+        <w:t xml:space="preserve">A separate model scores bd. Its </w:t>
+      </w:r>
+      <w:r>
+        <w:rPr>
+          <w:b/>
+        </w:rPr>
+        <w:t>training</w:t>
+      </w:r>
+      <w:r>
+        <w:rPr>
+          <w:b w:val="0"/>
+        </w:rPr>
+        <w:t xml:space="preserve"> examples have d = 1 and -1 with signed targets 1 and -1. Start b = 0; gradient is 2(b - 1), rate 0.25 and budget two updates. Validation differences are 2 and -2 with targets 1 and -1.</w:t>
       </w:r>
     </w:p>
     <w:p>
-      <w:r>
-        <w:t>________________________________________________________________</w:t>
+      <w:pPr>
+        <w:spacing w:line="336" w:lineRule="auto" w:after="180"/>
+      </w:pPr>
+      <w:r>
+        <w:rPr>
+          <w:b w:val="0"/>
+        </w:rPr>
+        <w:t>Calculate all three weights and their validation MSEs, then select by lowest validation MSE.</w:t>
       </w:r>
     </w:p>
     <w:p>
       <w:pPr>
-        <w:pStyle w:val="Heading1"/>
-      </w:pPr>
-      <w:r>
-        <w:t>09. W5 Audit a final evaluation</w:t>
+        <w:pStyle w:val="Heading3"/>
+      </w:pPr>
+      <w:r>
+        <w:t>My reasoning and evidence</w:t>
       </w:r>
     </w:p>
     <w:p>
       <w:r>
-        <w:t>After inspecting the final cases, a team changes the decision threshold and reports the best result as an unseen test score. Explain the problem and list two things the original report should preserve.</w:t>
+        <w:t>________________________________________________________________</w:t>
       </w:r>
     </w:p>
     <w:p>
-      <w:pPr>
-        <w:pStyle w:val="Heading3"/>
-      </w:pPr>
-      <w:r>
-        <w:t>My reasoning and evidence</w:t>
+      <w:r>
+        <w:t>________________________________________________________________</w:t>
       </w:r>
     </w:p>
     <w:p>
@@ -649,25 +840,31 @@
         <w:pStyle w:val="Heading1"/>
       </w:pPr>
       <w:r>
-        <w:t>10. Project checkpoint and reflection</w:t>
+        <w:t>09. W5 Audit a final evaluation</w:t>
       </w:r>
     </w:p>
     <w:p>
       <w:r>
-        <w:t>Add a labelled training a small image model evidence sheet to Image-pattern Network Investigation. Show how you can trace a complete image model with fixed features and one trained weight. Use the supplied fictional case and keep its inputs, intermediate steps, calculation or prediction, and limitation. Connect this record to last week’s record; a matching answer without a trace is insufficient.</w:t>
+        <w:t>Audit a final evaluation. Apply the supplied Training a small image model facts and keep your reasoning.</w:t>
       </w:r>
     </w:p>
     <w:p>
       <w:pPr>
-        <w:pStyle w:val="Heading3"/>
-      </w:pPr>
-      <w:r>
-        <w:t>My project change, supporting evidence and remaining limit</w:t>
+        <w:spacing w:line="336" w:lineRule="auto" w:after="180"/>
+      </w:pPr>
+      <w:r>
+        <w:rPr>
+          <w:b w:val="0"/>
+        </w:rPr>
+        <w:t>After inspecting the final cases, a team changes the decision threshold and reports the best result as an unseen test score. Explain the problem and list two things the original report should preserve.</w:t>
       </w:r>
     </w:p>
     <w:p>
-      <w:r>
-        <w:t>________________________________________________________________</w:t>
+      <w:pPr>
+        <w:pStyle w:val="Heading3"/>
+      </w:pPr>
+      <w:r>
+        <w:t>My reasoning and evidence</w:t>
       </w:r>
     </w:p>
     <w:p>
@@ -696,11 +893,142 @@
       </w:r>
     </w:p>
     <w:p>
+      <w:r>
+        <w:t>________________________________________________________________</w:t>
+      </w:r>
+    </w:p>
+    <w:p>
       <w:pPr>
         <w:pStyle w:val="Heading1"/>
       </w:pPr>
       <w:r>
+        <w:t>10. Project checkpoint and reflection</w:t>
+      </w:r>
+    </w:p>
+    <w:p>
+      <w:r>
+        <w:t>Connect Training a small image model to Image-pattern Network Investigation, identify a limit and choose the next useful test.</w:t>
+      </w:r>
+    </w:p>
+    <w:p>
+      <w:pPr>
+        <w:spacing w:line="336" w:lineRule="auto" w:after="180"/>
+      </w:pPr>
+      <w:r>
+        <w:rPr>
+          <w:b w:val="0"/>
+        </w:rPr>
+        <w:t xml:space="preserve">Add a labelled </w:t>
+      </w:r>
+      <w:r>
+        <w:rPr>
+          <w:b/>
+        </w:rPr>
+        <w:t>training</w:t>
+      </w:r>
+      <w:r>
+        <w:rPr>
+          <w:b w:val="0"/>
+        </w:rPr>
+        <w:t xml:space="preserve"> a small image model </w:t>
+      </w:r>
+      <w:r>
+        <w:rPr>
+          <w:b/>
+        </w:rPr>
+        <w:t>evidence</w:t>
+      </w:r>
+      <w:r>
+        <w:rPr>
+          <w:b w:val="0"/>
+        </w:rPr>
+        <w:t xml:space="preserve"> sheet to Image-pattern Network Investigation. Show how you can trace a complete image model with fixed features and one trained weight.</w:t>
+      </w:r>
+    </w:p>
+    <w:p>
+      <w:pPr>
+        <w:spacing w:line="336" w:lineRule="auto" w:after="180"/>
+      </w:pPr>
+      <w:r>
+        <w:rPr>
+          <w:b w:val="0"/>
+        </w:rPr>
+        <w:t xml:space="preserve">Use the supplied fictional case and keep its </w:t>
+      </w:r>
+      <w:r>
+        <w:rPr>
+          <w:b/>
+        </w:rPr>
+        <w:t>input</w:t>
+      </w:r>
+      <w:r>
+        <w:rPr>
+          <w:b w:val="0"/>
+        </w:rPr>
+        <w:t xml:space="preserve">s, intermediate steps, calculation or </w:t>
+      </w:r>
+      <w:r>
+        <w:rPr>
+          <w:b/>
+        </w:rPr>
+        <w:t>prediction</w:t>
+      </w:r>
+      <w:r>
+        <w:rPr>
+          <w:b w:val="0"/>
+        </w:rPr>
+        <w:t>, and limitation. Connect this record to last week’s record; a matching answer without a trace is insufficient.</w:t>
+      </w:r>
+    </w:p>
+    <w:p>
+      <w:pPr>
+        <w:pStyle w:val="Heading3"/>
+      </w:pPr>
+      <w:r>
+        <w:t>My project change, supporting evidence and remaining limit</w:t>
+      </w:r>
+    </w:p>
+    <w:p>
+      <w:r>
+        <w:t>________________________________________________________________</w:t>
+      </w:r>
+    </w:p>
+    <w:p>
+      <w:r>
+        <w:t>________________________________________________________________</w:t>
+      </w:r>
+    </w:p>
+    <w:p>
+      <w:r>
+        <w:t>________________________________________________________________</w:t>
+      </w:r>
+    </w:p>
+    <w:p>
+      <w:r>
+        <w:t>________________________________________________________________</w:t>
+      </w:r>
+    </w:p>
+    <w:p>
+      <w:r>
+        <w:t>________________________________________________________________</w:t>
+      </w:r>
+    </w:p>
+    <w:p>
+      <w:r>
+        <w:t>________________________________________________________________</w:t>
+      </w:r>
+    </w:p>
+    <w:p>
+      <w:pPr>
+        <w:pStyle w:val="Heading1"/>
+      </w:pPr>
+      <w:r>
         <w:t>11. Feedback, return check and learning record</w:t>
+      </w:r>
+    </w:p>
+    <w:p>
+      <w:r>
+        <w:t>Record the first repaired step and a different case to revisit after a delay.</w:t>
       </w:r>
     </w:p>
     <w:tbl>
@@ -840,7 +1168,13 @@
       </w:tr>
     </w:tbl>
     <w:p>
-      <w:r>
+      <w:pPr>
+        <w:spacing w:line="336" w:lineRule="auto" w:after="180"/>
+      </w:pPr>
+      <w:r>
+        <w:rPr>
+          <w:b w:val="0"/>
+        </w:rPr>
         <w:t>Revisit this idea with your teacher after a delay. Familiarity is different from explaining and using it on a changed case.</w:t>
       </w:r>
     </w:p>
@@ -854,17 +1188,64 @@
     </w:p>
     <w:p>
       <w:r>
-        <w:t>Train one tiny image score with a fixed budget and a separately reserved check.</w:t>
+        <w:t>Train one tiny image score with a fixed budget and a separately reserved check. Explain the labelled step before checking the changed condition.</w:t>
       </w:r>
     </w:p>
     <w:p>
-      <w:r>
-        <w:t>Toy brightness difference d=left−right; score=a×d. Training pair d=2, target 2; start a=0; squared loss; learning rate 1/16; two updates.</w:t>
+      <w:pPr>
+        <w:spacing w:line="336" w:lineRule="auto" w:after="180"/>
+      </w:pPr>
+      <w:r>
+        <w:rPr>
+          <w:b w:val="0"/>
+        </w:rPr>
+        <w:t>Train one tiny image score with a fixed budget and a separately reserved check.</w:t>
       </w:r>
     </w:p>
     <w:p>
-      <w:r>
-        <w:t>All inputs and outcomes in this worked example are invented classroom data; no real model run is claimed.</w:t>
+      <w:pPr>
+        <w:spacing w:line="336" w:lineRule="auto" w:after="180"/>
+      </w:pPr>
+      <w:r>
+        <w:rPr>
+          <w:b w:val="0"/>
+        </w:rPr>
+        <w:t xml:space="preserve">Toy brightness difference d=left−right; score=a×d. </w:t>
+      </w:r>
+      <w:r>
+        <w:rPr>
+          <w:b/>
+        </w:rPr>
+        <w:t>Training</w:t>
+      </w:r>
+      <w:r>
+        <w:rPr>
+          <w:b w:val="0"/>
+        </w:rPr>
+        <w:t xml:space="preserve"> pair d=2, target 2; start a=0; squared loss; learning rate 1/16; two updates.</w:t>
+      </w:r>
+    </w:p>
+    <w:p>
+      <w:pPr>
+        <w:spacing w:line="336" w:lineRule="auto" w:after="180"/>
+      </w:pPr>
+      <w:r>
+        <w:rPr>
+          <w:b w:val="0"/>
+        </w:rPr>
+        <w:t xml:space="preserve">All </w:t>
+      </w:r>
+      <w:r>
+        <w:rPr>
+          <w:b/>
+        </w:rPr>
+        <w:t>input</w:t>
+      </w:r>
+      <w:r>
+        <w:rPr>
+          <w:b w:val="0"/>
+        </w:rPr>
+        <w:t>s and outcomes in this worked example are invented classroom data; no real model run is claimed.</w:t>
       </w:r>
     </w:p>
     <w:p>
@@ -904,8 +1285,38 @@
       </w:r>
     </w:p>
     <w:p>
-      <w:r>
-        <w:t>Does lower training loss alone establish that four updates generalise better? Point to the relevant step in the picture, then write the changed result and the rule or evidence that supports it.</w:t>
+      <w:pPr>
+        <w:spacing w:line="336" w:lineRule="auto" w:after="180"/>
+      </w:pPr>
+      <w:r>
+        <w:rPr>
+          <w:b w:val="0"/>
+        </w:rPr>
+        <w:t xml:space="preserve">Does lower </w:t>
+      </w:r>
+      <w:r>
+        <w:rPr>
+          <w:b/>
+        </w:rPr>
+        <w:t>training</w:t>
+      </w:r>
+      <w:r>
+        <w:rPr>
+          <w:b w:val="0"/>
+        </w:rPr>
+        <w:t xml:space="preserve"> loss alone establish that four updates generalise better? Point to the relevant step in the picture, then write the changed result and the rule or </w:t>
+      </w:r>
+      <w:r>
+        <w:rPr>
+          <w:b/>
+        </w:rPr>
+        <w:t>evidence</w:t>
+      </w:r>
+      <w:r>
+        <w:rPr>
+          <w:b w:val="0"/>
+        </w:rPr>
+        <w:t xml:space="preserve"> that supports it.</w:t>
       </w:r>
     </w:p>
     <w:p>
@@ -947,36 +1358,138 @@
       </w:r>
     </w:p>
     <w:p>
-      <w:r>
-        <w:t>Support used: alone / hint / worked example. This record is practice evidence.</w:t>
+      <w:pPr>
+        <w:pStyle w:val="Heading3"/>
+      </w:pPr>
+      <w:r>
+        <w:t>Record the help used</w:t>
       </w:r>
     </w:p>
     <w:p>
-      <w:r>
-        <w:t>Project connection: For your Image-pattern Network Investigation, save the input, procedure, observed result and limitation of this check. Label this worked example as practice; use a different, previously unreviewed case when checking independent understanding.</w:t>
+      <w:pPr>
+        <w:spacing w:line="336" w:lineRule="auto" w:after="180"/>
+        <w:shd w:fill="F1F6F8"/>
+      </w:pPr>
+      <w:r>
+        <w:rPr>
+          <w:b w:val="0"/>
+        </w:rPr>
+        <w:t xml:space="preserve">Support used: alone / hint / worked example. This record is practice </w:t>
+      </w:r>
+      <w:r>
+        <w:rPr>
+          <w:b/>
+        </w:rPr>
+        <w:t>evidence</w:t>
+      </w:r>
+      <w:r>
+        <w:rPr>
+          <w:b w:val="0"/>
+        </w:rPr>
+        <w:t>.</w:t>
       </w:r>
     </w:p>
     <w:p>
       <w:pPr>
-        <w:pStyle w:val="Heading1"/>
-      </w:pPr>
-      <w:r>
-        <w:t>13. Project portfolio milestone</w:t>
+        <w:spacing w:line="336" w:lineRule="auto" w:after="180"/>
+      </w:pPr>
+      <w:r>
+        <w:rPr>
+          <w:b w:val="0"/>
+        </w:rPr>
+        <w:t xml:space="preserve">Project connection: For your Image-pattern Network Investigation, save the </w:t>
+      </w:r>
+      <w:r>
+        <w:rPr>
+          <w:b/>
+        </w:rPr>
+        <w:t>input</w:t>
+      </w:r>
+      <w:r>
+        <w:rPr>
+          <w:b w:val="0"/>
+        </w:rPr>
+        <w:t>, procedure, observed result and limitation of this check.</w:t>
       </w:r>
     </w:p>
     <w:p>
-      <w:r>
-        <w:t>Project: Image-pattern Network Investigation</w:t>
+      <w:pPr>
+        <w:spacing w:line="336" w:lineRule="auto" w:after="180"/>
+      </w:pPr>
+      <w:r>
+        <w:rPr>
+          <w:b w:val="0"/>
+        </w:rPr>
+        <w:t>Label this worked example as practice; use a different, previously unreviewed case when checking independent understanding.</w:t>
       </w:r>
     </w:p>
     <w:p>
-      <w:r>
-        <w:t>Current milestone: Evaluate and revise. Compare with your starting method, explain errors and record a justified revision.</w:t>
+      <w:pPr>
+        <w:pStyle w:val="Heading1"/>
+      </w:pPr>
+      <w:r>
+        <w:t>13. Project portfolio milestone</w:t>
       </w:r>
     </w:p>
     <w:p>
       <w:r>
-        <w:t>For your Image-pattern Network Investigation, save the input, procedure, observed result and limitation of this check. Label this worked example as practice; use a different, previously unreviewed case when checking independent understanding.</w:t>
+        <w:t>Keep this week’s input, deciding step, result and limit together in the Image-pattern Network Investigation record.</w:t>
+      </w:r>
+    </w:p>
+    <w:p>
+      <w:pPr>
+        <w:spacing w:line="336" w:lineRule="auto" w:after="180"/>
+      </w:pPr>
+      <w:r>
+        <w:rPr>
+          <w:b w:val="0"/>
+        </w:rPr>
+        <w:t>Project: Image-pattern Network Investigation</w:t>
+      </w:r>
+    </w:p>
+    <w:p>
+      <w:pPr>
+        <w:spacing w:line="336" w:lineRule="auto" w:after="180"/>
+      </w:pPr>
+      <w:r>
+        <w:rPr>
+          <w:b w:val="0"/>
+        </w:rPr>
+        <w:t>Current milestone: Evaluate and revise. Compare with your starting method, explain errors and record a justified revision.</w:t>
+      </w:r>
+    </w:p>
+    <w:p>
+      <w:pPr>
+        <w:spacing w:line="336" w:lineRule="auto" w:after="180"/>
+      </w:pPr>
+      <w:r>
+        <w:rPr>
+          <w:b w:val="0"/>
+        </w:rPr>
+        <w:t xml:space="preserve">For your Image-pattern Network Investigation, save the </w:t>
+      </w:r>
+      <w:r>
+        <w:rPr>
+          <w:b/>
+        </w:rPr>
+        <w:t>input</w:t>
+      </w:r>
+      <w:r>
+        <w:rPr>
+          <w:b w:val="0"/>
+        </w:rPr>
+        <w:t>, procedure, observed result and limitation of this check.</w:t>
+      </w:r>
+    </w:p>
+    <w:p>
+      <w:pPr>
+        <w:spacing w:line="336" w:lineRule="auto" w:after="180"/>
+      </w:pPr>
+      <w:r>
+        <w:rPr>
+          <w:b w:val="0"/>
+        </w:rPr>
+        <w:t>Label this worked example as practice; use a different, previously unreviewed case when checking independent understanding.</w:t>
       </w:r>
     </w:p>
     <w:tbl>
@@ -1138,53 +1651,104 @@
     </w:p>
     <w:p>
       <w:r>
-        <w:t>Use this supported practice once, in the browser or on paper. Keep the reserved independent assessment for a separate first attempt before teacher feedback.</w:t>
+        <w:t>Try the supported questions before comparing with hints and feedback. Record what you repaired and the evidence you retained.</w:t>
       </w:r>
     </w:p>
     <w:p>
-      <w:r>
-        <w:t>Train one tiny image score with a fixed budget and a separately reserved check.</w:t>
+      <w:pPr>
+        <w:spacing w:line="336" w:lineRule="auto" w:after="180"/>
+      </w:pPr>
+      <w:r>
+        <w:rPr>
+          <w:b w:val="0"/>
+        </w:rPr>
+        <w:t>Use this supported practice once, in the browser or on paper. Keep the reserved independent assessment for a separate first attempt before teacher feedback.</w:t>
       </w:r>
     </w:p>
     <w:p>
       <w:pPr>
-        <w:pStyle w:val="Heading3"/>
-      </w:pPr>
-      <w:r>
-        <w:t>Practice 1: explain the deciding evidence</w:t>
+        <w:spacing w:line="336" w:lineRule="auto" w:after="180"/>
+      </w:pPr>
+      <w:r>
+        <w:rPr>
+          <w:b w:val="0"/>
+        </w:rPr>
+        <w:t>Train one tiny image score with a fixed budget and a separately reserved check.</w:t>
       </w:r>
     </w:p>
     <w:p>
-      <w:r>
-        <w:t>Which labelled step matches this detail? At reserved d1, target 1: prediction 0.75, squared error0.0625.</w:t>
+      <w:pPr>
+        <w:pStyle w:val="Heading3"/>
+      </w:pPr>
+      <w:r>
+        <w:t>Practice 1: explain the deciding evidence</w:t>
       </w:r>
     </w:p>
     <w:p>
-      <w:r>
-        <w:t>1. Validation score</w:t>
+      <w:pPr>
+        <w:spacing w:line="336" w:lineRule="auto" w:after="180"/>
+      </w:pPr>
+      <w:r>
+        <w:rPr>
+          <w:b w:val="0"/>
+        </w:rPr>
+        <w:t xml:space="preserve">Which labelled step matches this detail? At reserved d1, target 1: </w:t>
+      </w:r>
+      <w:r>
+        <w:rPr>
+          <w:b/>
+        </w:rPr>
+        <w:t>prediction</w:t>
+      </w:r>
+      <w:r>
+        <w:rPr>
+          <w:b w:val="0"/>
+        </w:rPr>
+        <w:t xml:space="preserve"> 0.75, squared error0.0625.</w:t>
       </w:r>
     </w:p>
     <w:p>
-      <w:r>
-        <w:t>2. First update</w:t>
+      <w:pPr>
+        <w:spacing w:line="336" w:lineRule="auto" w:after="180"/>
+        <w:shd w:fill="F4F9FC"/>
+      </w:pPr>
+      <w:r>
+        <w:rPr>
+          <w:b w:val="0"/>
+        </w:rPr>
+        <w:t>1. Validation score</w:t>
       </w:r>
     </w:p>
     <w:p>
-      <w:r>
-        <w:t>3. Second update</w:t>
+      <w:pPr>
+        <w:spacing w:line="336" w:lineRule="auto" w:after="180"/>
+        <w:shd w:fill="F4F9FC"/>
+      </w:pPr>
+      <w:r>
+        <w:rPr>
+          <w:b w:val="0"/>
+        </w:rPr>
+        <w:t>2. First update</w:t>
       </w:r>
     </w:p>
     <w:p>
       <w:pPr>
-        <w:pStyle w:val="Heading3"/>
-      </w:pPr>
-      <w:r>
-        <w:t>My selected conclusion, deciding fact and explanation</w:t>
+        <w:spacing w:line="336" w:lineRule="auto" w:after="180"/>
+        <w:shd w:fill="F4F9FC"/>
+      </w:pPr>
+      <w:r>
+        <w:rPr>
+          <w:b w:val="0"/>
+        </w:rPr>
+        <w:t>3. Second update</w:t>
       </w:r>
     </w:p>
     <w:p>
-      <w:r>
-        <w:t>________________________________________________________________</w:t>
+      <w:pPr>
+        <w:pStyle w:val="Heading3"/>
+      </w:pPr>
+      <w:r>
+        <w:t>My selected conclusion, deciding fact and explanation</w:t>
       </w:r>
     </w:p>
     <w:p>
@@ -1209,40 +1773,155 @@
     </w:p>
     <w:p>
       <w:r>
-        <w:t>Hint if needed: Read the steps in the pictorial case. Match the supplied detail to the stage that performs or records it.</w:t>
+        <w:t>________________________________________________________________</w:t>
       </w:r>
     </w:p>
     <w:p>
-      <w:r>
-        <w:t>After your attempt, compare with the supported explanation: Validation score At reserved d1, target 1: prediction 0.75, squared error0.0625. The image feature is a brightness difference, and training adjusts one output weight multiplying it. Each gradient is computed using the current prediction before the next update. In this example, the rate halves the distance to the training optimum each time. More updates reduce this training loss, but choosing a budget still requires separate validation evidence.</w:t>
+      <w:pPr>
+        <w:pStyle w:val="Heading3"/>
+      </w:pPr>
+      <w:r>
+        <w:t>Hint · try first</w:t>
       </w:r>
     </w:p>
     <w:p>
       <w:pPr>
-        <w:pStyle w:val="Heading3"/>
-      </w:pPr>
-      <w:r>
-        <w:t>Practice 2: explain the deciding evidence</w:t>
+        <w:spacing w:line="336" w:lineRule="auto" w:after="180"/>
+        <w:shd w:fill="F1F6F8"/>
+      </w:pPr>
+      <w:r>
+        <w:rPr>
+          <w:b w:val="0"/>
+        </w:rPr>
+        <w:t>Hint if needed: Read the steps in the pictorial case. Match the supplied detail to the stage that performs or records it.</w:t>
       </w:r>
     </w:p>
     <w:p>
-      <w:r>
-        <w:t>Changed-case practice: Double the two-update budget while keeping the same training rule. Which conclusion is supported by the supplied facts?</w:t>
+      <w:pPr>
+        <w:pStyle w:val="Heading3"/>
+      </w:pPr>
+      <w:r>
+        <w:t>Feedback · compare after trying</w:t>
       </w:r>
     </w:p>
     <w:p>
-      <w:r>
-        <w:t>1. We can decide the result without examining the changed input or the procedure.</w:t>
+      <w:pPr>
+        <w:spacing w:line="336" w:lineRule="auto" w:after="180"/>
+        <w:shd w:fill="F1F6FC"/>
+      </w:pPr>
+      <w:r>
+        <w:rPr>
+          <w:b w:val="0"/>
+        </w:rPr>
+        <w:t xml:space="preserve">After your attempt, compare with the supported explanation: Validation score At reserved d1, target 1: </w:t>
+      </w:r>
+      <w:r>
+        <w:rPr>
+          <w:b/>
+        </w:rPr>
+        <w:t>prediction</w:t>
+      </w:r>
+      <w:r>
+        <w:rPr>
+          <w:b w:val="0"/>
+        </w:rPr>
+        <w:t xml:space="preserve"> 0.75, squared error0.0625.</w:t>
       </w:r>
     </w:p>
     <w:p>
-      <w:r>
-        <w:t>2. This one example guarantees correct results for every future input.</w:t>
+      <w:pPr>
+        <w:spacing w:line="336" w:lineRule="auto" w:after="180"/>
+        <w:shd w:fill="F1F6FC"/>
+      </w:pPr>
+      <w:r>
+        <w:rPr>
+          <w:b w:val="0"/>
+        </w:rPr>
+        <w:t xml:space="preserve">The image feature is a brightness difference, and </w:t>
+      </w:r>
+      <w:r>
+        <w:rPr>
+          <w:b/>
+        </w:rPr>
+        <w:t>training</w:t>
+      </w:r>
+      <w:r>
+        <w:rPr>
+          <w:b w:val="0"/>
+        </w:rPr>
+        <w:t xml:space="preserve"> adjusts one </w:t>
+      </w:r>
+      <w:r>
+        <w:rPr>
+          <w:b/>
+        </w:rPr>
+        <w:t>output</w:t>
+      </w:r>
+      <w:r>
+        <w:rPr>
+          <w:b w:val="0"/>
+        </w:rPr>
+        <w:t xml:space="preserve"> weight multiplying it. Each gradient is computed using the current </w:t>
+      </w:r>
+      <w:r>
+        <w:rPr>
+          <w:b/>
+        </w:rPr>
+        <w:t>prediction</w:t>
+      </w:r>
+      <w:r>
+        <w:rPr>
+          <w:b w:val="0"/>
+        </w:rPr>
+        <w:t xml:space="preserve"> before the next update.</w:t>
       </w:r>
     </w:p>
     <w:p>
-      <w:r>
-        <w:t>3. Next a values 0.875 and 0.9375; training loss falls to 0.015625.</w:t>
+      <w:pPr>
+        <w:spacing w:line="336" w:lineRule="auto" w:after="180"/>
+        <w:shd w:fill="F1F6FC"/>
+      </w:pPr>
+      <w:r>
+        <w:rPr>
+          <w:b w:val="0"/>
+        </w:rPr>
+        <w:t xml:space="preserve">In this example, the rate halves the distance to the </w:t>
+      </w:r>
+      <w:r>
+        <w:rPr>
+          <w:b/>
+        </w:rPr>
+        <w:t>training</w:t>
+      </w:r>
+      <w:r>
+        <w:rPr>
+          <w:b w:val="0"/>
+        </w:rPr>
+        <w:t xml:space="preserve"> optimum each time. More updates reduce this </w:t>
+      </w:r>
+      <w:r>
+        <w:rPr>
+          <w:b/>
+        </w:rPr>
+        <w:t>training</w:t>
+      </w:r>
+      <w:r>
+        <w:rPr>
+          <w:b w:val="0"/>
+        </w:rPr>
+        <w:t xml:space="preserve"> loss, but choosing a budget still requires separate validation </w:t>
+      </w:r>
+      <w:r>
+        <w:rPr>
+          <w:b/>
+        </w:rPr>
+        <w:t>evidence</w:t>
+      </w:r>
+      <w:r>
+        <w:rPr>
+          <w:b w:val="0"/>
+        </w:rPr>
+        <w:t>.</w:t>
       </w:r>
     </w:p>
     <w:p>
@@ -1250,65 +1929,144 @@
         <w:pStyle w:val="Heading3"/>
       </w:pPr>
       <w:r>
-        <w:t>My selected conclusion, deciding fact and explanation</w:t>
+        <w:t>Practice 2: explain the deciding evidence</w:t>
       </w:r>
     </w:p>
     <w:p>
-      <w:r>
-        <w:t>________________________________________________________________</w:t>
+      <w:pPr>
+        <w:pStyle w:val="Heading3"/>
+      </w:pPr>
+      <w:r>
+        <w:t>Changed case · predict first</w:t>
       </w:r>
     </w:p>
     <w:p>
-      <w:r>
-        <w:t>________________________________________________________________</w:t>
+      <w:pPr>
+        <w:spacing w:line="336" w:lineRule="auto" w:after="180"/>
+        <w:shd w:fill="F5F1FB"/>
+      </w:pPr>
+      <w:r>
+        <w:rPr>
+          <w:b w:val="0"/>
+        </w:rPr>
+        <w:t xml:space="preserve">Changed-case practice: Double the two-update budget while keeping the same </w:t>
+      </w:r>
+      <w:r>
+        <w:rPr>
+          <w:b/>
+        </w:rPr>
+        <w:t>training</w:t>
+      </w:r>
+      <w:r>
+        <w:rPr>
+          <w:b w:val="0"/>
+        </w:rPr>
+        <w:t xml:space="preserve"> rule. Which conclusion is supported by the supplied facts?</w:t>
       </w:r>
     </w:p>
     <w:p>
-      <w:r>
-        <w:t>________________________________________________________________</w:t>
+      <w:pPr>
+        <w:spacing w:line="336" w:lineRule="auto" w:after="180"/>
+        <w:shd w:fill="F4F9FC"/>
+      </w:pPr>
+      <w:r>
+        <w:rPr>
+          <w:b w:val="0"/>
+        </w:rPr>
+        <w:t xml:space="preserve">1. We can decide the result without examining the changed </w:t>
+      </w:r>
+      <w:r>
+        <w:rPr>
+          <w:b/>
+        </w:rPr>
+        <w:t>input</w:t>
+      </w:r>
+      <w:r>
+        <w:rPr>
+          <w:b w:val="0"/>
+        </w:rPr>
+        <w:t xml:space="preserve"> or the procedure.</w:t>
       </w:r>
     </w:p>
     <w:p>
-      <w:r>
-        <w:t>________________________________________________________________</w:t>
+      <w:pPr>
+        <w:spacing w:line="336" w:lineRule="auto" w:after="180"/>
+        <w:shd w:fill="F4F9FC"/>
+      </w:pPr>
+      <w:r>
+        <w:rPr>
+          <w:b w:val="0"/>
+        </w:rPr>
+        <w:t xml:space="preserve">2. This one example guarantees correct results for every future </w:t>
+      </w:r>
+      <w:r>
+        <w:rPr>
+          <w:b/>
+        </w:rPr>
+        <w:t>input</w:t>
+      </w:r>
+      <w:r>
+        <w:rPr>
+          <w:b w:val="0"/>
+        </w:rPr>
+        <w:t>.</w:t>
       </w:r>
     </w:p>
     <w:p>
-      <w:r>
-        <w:t>________________________________________________________________</w:t>
+      <w:pPr>
+        <w:spacing w:line="336" w:lineRule="auto" w:after="180"/>
+        <w:shd w:fill="F4F9FC"/>
+      </w:pPr>
+      <w:r>
+        <w:rPr>
+          <w:b w:val="0"/>
+        </w:rPr>
+        <w:t xml:space="preserve">3. Next a values 0.875 and 0.9375; </w:t>
+      </w:r>
+      <w:r>
+        <w:rPr>
+          <w:b/>
+        </w:rPr>
+        <w:t>training</w:t>
+      </w:r>
+      <w:r>
+        <w:rPr>
+          <w:b w:val="0"/>
+        </w:rPr>
+        <w:t xml:space="preserve"> loss falls to 0.015625.</w:t>
       </w:r>
     </w:p>
     <w:p>
-      <w:r>
-        <w:t>Hint if needed: Use the changed condition and the deciding step in the pictorial trace. The answer must say what follows from those facts.</w:t>
+      <w:pPr>
+        <w:pStyle w:val="Heading3"/>
+      </w:pPr>
+      <w:r>
+        <w:t>My selected conclusion, deciding fact and explanation</w:t>
       </w:r>
     </w:p>
     <w:p>
       <w:r>
-        <w:t>After your attempt, compare with the supported explanation: Next a values 0.875 and 0.9375; training loss falls to 0.015625. Each update halves the distance to the training optimum1 in this toy system.</w:t>
+        <w:t>________________________________________________________________</w:t>
       </w:r>
     </w:p>
     <w:p>
-      <w:pPr>
-        <w:pStyle w:val="Heading3"/>
-      </w:pPr>
-      <w:r>
-        <w:t>Repair a missing building block</w:t>
+      <w:r>
+        <w:t>________________________________________________________________</w:t>
       </w:r>
     </w:p>
     <w:p>
       <w:r>
-        <w:t>Review Pooling and spatial information (ai-5/22). Goal: Compute max and mean pooling under an explicit window rule. Short practice: Can the max map reveal where the 4 originally appeared? Point to the relevant step in the picture, then write the changed result and the rule or evidence that supports it.. Return to this week and explain what you changed.</w:t>
+        <w:t>________________________________________________________________</w:t>
       </w:r>
     </w:p>
     <w:p>
       <w:r>
-        <w:t>Review Image tensors and channels (ai-5/20). Goal: Read a pixel using declared row column and channel axes. Short practice: Where is the bottom green pixel in the first batched image? Point to the relevant step in the picture, then write the changed result and the rule or evidence that supports it.. Return to this week and explain what you changed.</w:t>
+        <w:t>________________________________________________________________</w:t>
       </w:r>
     </w:p>
     <w:p>
       <w:r>
-        <w:t>Review Initialisation and reproducibility (ai-5/17). Goal: Trace how starting values affect a fixed training budget. Short practice: Does the matching final loss mean the parameter values are equal? Point to the relevant step in the picture, then write the changed result and the rule or evidence that supports it.. Return to this week and explain what you changed.</w:t>
+        <w:t>________________________________________________________________</w:t>
       </w:r>
     </w:p>
     <w:p>
@@ -1316,12 +2074,19 @@
         <w:pStyle w:val="Heading3"/>
       </w:pPr>
       <w:r>
-        <w:t>Predict, run and debug</w:t>
+        <w:t>Hint · try first</w:t>
       </w:r>
     </w:p>
     <w:p>
-      <w:r>
-        <w:t>The browser lab lets you edit the supported Python examples already included in this lesson. Predict first, run, inspect the actual output or error, change one input, then run again. Keep code, predictions, actual results and a reasoned revision together. On paper, label your result as a trace rather than an execution.</w:t>
+      <w:pPr>
+        <w:spacing w:line="336" w:lineRule="auto" w:after="180"/>
+        <w:shd w:fill="F1F6F8"/>
+      </w:pPr>
+      <w:r>
+        <w:rPr>
+          <w:b w:val="0"/>
+        </w:rPr>
+        <w:t>Hint if needed: Use the changed condition and the deciding step in the pictorial trace. The answer must say what follows from those facts.</w:t>
       </w:r>
     </w:p>
     <w:p>
@@ -1329,12 +2094,43 @@
         <w:pStyle w:val="Heading3"/>
       </w:pPr>
       <w:r>
-        <w:t>Keep your completed work</w:t>
+        <w:t>Feedback · compare after trying</w:t>
       </w:r>
     </w:p>
     <w:p>
-      <w:r>
-        <w:t>Use Download completed work in the hosted lesson to export your answers, reflections, practice feedback and code-run evidence. Open the HTML copy to read or print it. Drafts stay in this browser when storage is available; clear drafts on a shared device.</w:t>
+      <w:pPr>
+        <w:spacing w:line="336" w:lineRule="auto" w:after="180"/>
+        <w:shd w:fill="F1F6FC"/>
+      </w:pPr>
+      <w:r>
+        <w:rPr>
+          <w:b w:val="0"/>
+        </w:rPr>
+        <w:t xml:space="preserve">After your attempt, compare with the supported explanation: Next a values 0.875 and 0.9375; </w:t>
+      </w:r>
+      <w:r>
+        <w:rPr>
+          <w:b/>
+        </w:rPr>
+        <w:t>training</w:t>
+      </w:r>
+      <w:r>
+        <w:rPr>
+          <w:b w:val="0"/>
+        </w:rPr>
+        <w:t xml:space="preserve"> loss falls to 0.015625. Each update halves the distance to the </w:t>
+      </w:r>
+      <w:r>
+        <w:rPr>
+          <w:b/>
+        </w:rPr>
+        <w:t>training</w:t>
+      </w:r>
+      <w:r>
+        <w:rPr>
+          <w:b w:val="0"/>
+        </w:rPr>
+        <w:t xml:space="preserve"> optimum1 in this toy system.</w:t>
       </w:r>
     </w:p>
     <w:p>
@@ -1342,12 +2138,1149 @@
         <w:pStyle w:val="Heading3"/>
       </w:pPr>
       <w:r>
-        <w:t>What I repaired, the evidence I kept and the next test</w:t>
+        <w:t>Repair a missing building block</w:t>
       </w:r>
     </w:p>
     <w:p>
+      <w:pPr>
+        <w:spacing w:line="336" w:lineRule="auto" w:after="180"/>
+      </w:pPr>
+      <w:r>
+        <w:rPr>
+          <w:b w:val="0"/>
+        </w:rPr>
+        <w:t>Review Pooling and spatial information (ai-5/22). Goal: Compute max and mean pooling under an explicit window rule. Short practice: Can the max map reveal where the 4 originally appeared?</w:t>
+      </w:r>
+    </w:p>
+    <w:p>
+      <w:pPr>
+        <w:spacing w:line="336" w:lineRule="auto" w:after="180"/>
+      </w:pPr>
+      <w:r>
+        <w:rPr>
+          <w:b w:val="0"/>
+        </w:rPr>
+        <w:t xml:space="preserve">Point to the relevant step in the picture, then write the changed result and the rule or </w:t>
+      </w:r>
+      <w:r>
+        <w:rPr>
+          <w:b/>
+        </w:rPr>
+        <w:t>evidence</w:t>
+      </w:r>
+      <w:r>
+        <w:rPr>
+          <w:b w:val="0"/>
+        </w:rPr>
+        <w:t xml:space="preserve"> that supports it.. Return to this week and explain what you changed.</w:t>
+      </w:r>
+    </w:p>
+    <w:p>
+      <w:pPr>
+        <w:spacing w:line="336" w:lineRule="auto" w:after="180"/>
+      </w:pPr>
+      <w:r>
+        <w:rPr>
+          <w:b w:val="0"/>
+        </w:rPr>
+        <w:t>Review Image tensors and channels (ai-5/20). Goal: Read a pixel using declared row column and channel axes. Short practice: Where is the bottom green pixel in the first batched image?</w:t>
+      </w:r>
+    </w:p>
+    <w:p>
+      <w:pPr>
+        <w:spacing w:line="336" w:lineRule="auto" w:after="180"/>
+      </w:pPr>
+      <w:r>
+        <w:rPr>
+          <w:b w:val="0"/>
+        </w:rPr>
+        <w:t xml:space="preserve">Point to the relevant step in the picture, then write the changed result and the rule or </w:t>
+      </w:r>
+      <w:r>
+        <w:rPr>
+          <w:b/>
+        </w:rPr>
+        <w:t>evidence</w:t>
+      </w:r>
+      <w:r>
+        <w:rPr>
+          <w:b w:val="0"/>
+        </w:rPr>
+        <w:t xml:space="preserve"> that supports it.. Return to this week and explain what you changed.</w:t>
+      </w:r>
+    </w:p>
+    <w:p>
+      <w:pPr>
+        <w:spacing w:line="336" w:lineRule="auto" w:after="180"/>
+      </w:pPr>
+      <w:r>
+        <w:rPr>
+          <w:b w:val="0"/>
+        </w:rPr>
+        <w:t xml:space="preserve">Review Initialisation and reproducibility (ai-5/17). Goal: Trace how starting values affect a fixed </w:t>
+      </w:r>
+      <w:r>
+        <w:rPr>
+          <w:b/>
+        </w:rPr>
+        <w:t>training</w:t>
+      </w:r>
+      <w:r>
+        <w:rPr>
+          <w:b w:val="0"/>
+        </w:rPr>
+        <w:t xml:space="preserve"> budget. Short practice: Does the matching final loss mean the parameter values are equal?</w:t>
+      </w:r>
+    </w:p>
+    <w:p>
+      <w:pPr>
+        <w:spacing w:line="336" w:lineRule="auto" w:after="180"/>
+      </w:pPr>
+      <w:r>
+        <w:rPr>
+          <w:b w:val="0"/>
+        </w:rPr>
+        <w:t xml:space="preserve">Point to the relevant step in the picture, then write the changed result and the rule or </w:t>
+      </w:r>
+      <w:r>
+        <w:rPr>
+          <w:b/>
+        </w:rPr>
+        <w:t>evidence</w:t>
+      </w:r>
+      <w:r>
+        <w:rPr>
+          <w:b w:val="0"/>
+        </w:rPr>
+        <w:t xml:space="preserve"> that supports it.. Return to this week and explain what you changed.</w:t>
+      </w:r>
+    </w:p>
+    <w:p>
+      <w:pPr>
+        <w:pStyle w:val="Heading3"/>
+      </w:pPr>
+      <w:r>
+        <w:t>Predict, run and debug</w:t>
+      </w:r>
+    </w:p>
+    <w:p>
+      <w:pPr>
+        <w:spacing w:line="336" w:lineRule="auto" w:after="180"/>
+      </w:pPr>
+      <w:r>
+        <w:rPr>
+          <w:b w:val="0"/>
+        </w:rPr>
+        <w:t xml:space="preserve">The browser lab lets you edit the supported Python examples already included in this lesson. Predict first, run, inspect the actual </w:t>
+      </w:r>
+      <w:r>
+        <w:rPr>
+          <w:b/>
+        </w:rPr>
+        <w:t>output</w:t>
+      </w:r>
+      <w:r>
+        <w:rPr>
+          <w:b w:val="0"/>
+        </w:rPr>
+        <w:t xml:space="preserve"> or error, change one </w:t>
+      </w:r>
+      <w:r>
+        <w:rPr>
+          <w:b/>
+        </w:rPr>
+        <w:t>input</w:t>
+      </w:r>
+      <w:r>
+        <w:rPr>
+          <w:b w:val="0"/>
+        </w:rPr>
+        <w:t>, then run again.</w:t>
+      </w:r>
+    </w:p>
+    <w:p>
+      <w:pPr>
+        <w:spacing w:line="336" w:lineRule="auto" w:after="180"/>
+      </w:pPr>
+      <w:r>
+        <w:rPr>
+          <w:b w:val="0"/>
+        </w:rPr>
+        <w:t xml:space="preserve">Keep code, </w:t>
+      </w:r>
+      <w:r>
+        <w:rPr>
+          <w:b/>
+        </w:rPr>
+        <w:t>prediction</w:t>
+      </w:r>
+      <w:r>
+        <w:rPr>
+          <w:b w:val="0"/>
+        </w:rPr>
+        <w:t>s, actual results and a reasoned revision together. On paper, label your result as a trace rather than an execution.</w:t>
+      </w:r>
+    </w:p>
+    <w:p>
+      <w:pPr>
+        <w:pStyle w:val="Heading3"/>
+      </w:pPr>
+      <w:r>
+        <w:t>Keep your completed work</w:t>
+      </w:r>
+    </w:p>
+    <w:p>
+      <w:pPr>
+        <w:spacing w:line="336" w:lineRule="auto" w:after="180"/>
+      </w:pPr>
+      <w:r>
+        <w:rPr>
+          <w:b w:val="0"/>
+        </w:rPr>
+        <w:t xml:space="preserve">Use Download completed work in the hosted lesson to export your answers, reflections, practice feedback and code-run </w:t>
+      </w:r>
+      <w:r>
+        <w:rPr>
+          <w:b/>
+        </w:rPr>
+        <w:t>evidence</w:t>
+      </w:r>
+      <w:r>
+        <w:rPr>
+          <w:b w:val="0"/>
+        </w:rPr>
+        <w:t>. Open the HTML copy to read or print it.</w:t>
+      </w:r>
+    </w:p>
+    <w:p>
+      <w:pPr>
+        <w:spacing w:line="336" w:lineRule="auto" w:after="180"/>
+      </w:pPr>
+      <w:r>
+        <w:rPr>
+          <w:b w:val="0"/>
+        </w:rPr>
+        <w:t>Drafts stay in this browser when storage is available; clear drafts on a shared device.</w:t>
+      </w:r>
+    </w:p>
+    <w:p>
+      <w:pPr>
+        <w:pStyle w:val="Heading3"/>
+      </w:pPr>
+      <w:r>
+        <w:t>What I repaired, the evidence I kept and the next test</w:t>
+      </w:r>
+    </w:p>
+    <w:p>
       <w:r>
         <w:t>________________________________________________________________</w:t>
+      </w:r>
+    </w:p>
+    <w:p>
+      <w:r>
+        <w:t>________________________________________________________________</w:t>
+      </w:r>
+    </w:p>
+    <w:p>
+      <w:r>
+        <w:t>________________________________________________________________</w:t>
+      </w:r>
+    </w:p>
+    <w:p>
+      <w:r>
+        <w:t>________________________________________________________________</w:t>
+      </w:r>
+    </w:p>
+    <w:p>
+      <w:r>
+        <w:t>________________________________________________________________</w:t>
+      </w:r>
+    </w:p>
+    <w:p>
+      <w:pPr>
+        <w:pStyle w:val="Heading1"/>
+      </w:pPr>
+      <w:r>
+        <w:t>15. Visual concept journey</w:t>
+      </w:r>
+    </w:p>
+    <w:p>
+      <w:r>
+        <w:t>Explain each Training a small image model picture from its labels, then record a relevant limit.</w:t>
+      </w:r>
+    </w:p>
+    <w:p>
+      <w:pPr>
+        <w:pStyle w:val="Heading3"/>
+      </w:pPr>
+      <w:r>
+        <w:t>01. Training a small image model: the case</w:t>
+      </w:r>
+    </w:p>
+    <w:p>
+      <w:r>
+        <w:drawing>
+          <wp:inline xmlns:a="http://schemas.openxmlformats.org/drawingml/2006/main" xmlns:pic="http://schemas.openxmlformats.org/drawingml/2006/picture">
+            <wp:extent cx="5486400" cy="3291840"/>
+            <wp:docPr id="2" name="Picture 2" descr="Train one tiny image score with a fixed budget and a separately reserved check. Supplied facts: Toy brightness difference d=left−right; score=a×d. Training pair d=2, target 2; start a=0; squared loss; learning rate 1/16; two updates. All inputs and outcomes in this worked example are invented classroom data; no real model run is claimed."/>
+            <wp:cNvGraphicFramePr>
+              <a:graphicFrameLocks noChangeAspect="1"/>
+            </wp:cNvGraphicFramePr>
+            <a:graphic>
+              <a:graphicData uri="http://schemas.openxmlformats.org/drawingml/2006/picture">
+                <pic:pic>
+                  <pic:nvPicPr>
+                    <pic:cNvPr id="0" name="academy-story-ai-5-23-01.png"/>
+                    <pic:cNvPicPr/>
+                  </pic:nvPicPr>
+                  <pic:blipFill>
+                    <a:blip r:embed="rId10"/>
+                    <a:stretch>
+                      <a:fillRect/>
+                    </a:stretch>
+                  </pic:blipFill>
+                  <pic:spPr>
+                    <a:xfrm>
+                      <a:off x="0" y="0"/>
+                      <a:ext cx="5486400" cy="3291840"/>
+                    </a:xfrm>
+                    <a:prstGeom prst="rect"/>
+                  </pic:spPr>
+                </pic:pic>
+              </a:graphicData>
+            </a:graphic>
+          </wp:inline>
+        </w:drawing>
+      </w:r>
+    </w:p>
+    <w:p>
+      <w:pPr>
+        <w:spacing w:line="336" w:lineRule="auto" w:after="180"/>
+      </w:pPr>
+      <w:r>
+        <w:rPr>
+          <w:b w:val="0"/>
+        </w:rPr>
+        <w:t>Train one tiny image score with a fixed budget and a separately reserved check. Supplied facts: Toy brightness difference d=left−right; score=a×d.</w:t>
+      </w:r>
+    </w:p>
+    <w:p>
+      <w:pPr>
+        <w:spacing w:line="336" w:lineRule="auto" w:after="180"/>
+      </w:pPr>
+      <w:r>
+        <w:rPr>
+          <w:b/>
+        </w:rPr>
+        <w:t>Training</w:t>
+      </w:r>
+      <w:r>
+        <w:rPr>
+          <w:b w:val="0"/>
+        </w:rPr>
+        <w:t xml:space="preserve"> pair d=2, target 2; start a=0; squared loss; learning rate 1/16; two updates. All </w:t>
+      </w:r>
+      <w:r>
+        <w:rPr>
+          <w:b/>
+        </w:rPr>
+        <w:t>input</w:t>
+      </w:r>
+      <w:r>
+        <w:rPr>
+          <w:b w:val="0"/>
+        </w:rPr>
+        <w:t>s and outcomes in this worked example are invented classroom data; no real model run is claimed.</w:t>
+      </w:r>
+    </w:p>
+    <w:p>
+      <w:pPr>
+        <w:spacing w:line="336" w:lineRule="auto" w:after="180"/>
+        <w:shd w:fill="F5F1FB"/>
+      </w:pPr>
+      <w:r>
+        <w:rPr>
+          <w:b w:val="0"/>
+        </w:rPr>
+        <w:t>Point to the given fact that matters most. Explain why it matters.</w:t>
+      </w:r>
+    </w:p>
+    <w:p>
+      <w:pPr>
+        <w:pStyle w:val="Heading3"/>
+      </w:pPr>
+      <w:r>
+        <w:t>My picture explanation, deciding evidence and one limit</w:t>
+      </w:r>
+    </w:p>
+    <w:p>
+      <w:r>
+        <w:t>________________________________________________________________</w:t>
+      </w:r>
+    </w:p>
+    <w:p>
+      <w:r>
+        <w:t>________________________________________________________________</w:t>
+      </w:r>
+    </w:p>
+    <w:p>
+      <w:r>
+        <w:t>________________________________________________________________</w:t>
+      </w:r>
+    </w:p>
+    <w:p>
+      <w:r>
+        <w:t>________________________________________________________________</w:t>
+      </w:r>
+    </w:p>
+    <w:p>
+      <w:pPr>
+        <w:pStyle w:val="Heading3"/>
+      </w:pPr>
+      <w:r>
+        <w:t>02. Follow the deciding steps</w:t>
+      </w:r>
+    </w:p>
+    <w:p>
+      <w:r>
+        <w:drawing>
+          <wp:inline xmlns:a="http://schemas.openxmlformats.org/drawingml/2006/main" xmlns:pic="http://schemas.openxmlformats.org/drawingml/2006/picture">
+            <wp:extent cx="5486400" cy="3182112"/>
+            <wp:docPr id="3" name="Picture 3" descr="First update: Gradient2(2a-2)×2=-8; new a =  = 0.5, training loss 1. → Second update: Gradient at 0.5 is-4; new a =  = 0.75, training loss 0.25. → Validation score: At reserved d1, target 1: prediction 0.75, squared error0.0625."/>
+            <wp:cNvGraphicFramePr>
+              <a:graphicFrameLocks noChangeAspect="1"/>
+            </wp:cNvGraphicFramePr>
+            <a:graphic>
+              <a:graphicData uri="http://schemas.openxmlformats.org/drawingml/2006/picture">
+                <pic:pic>
+                  <pic:nvPicPr>
+                    <pic:cNvPr id="0" name="academy-story-ai-5-23-02.png"/>
+                    <pic:cNvPicPr/>
+                  </pic:nvPicPr>
+                  <pic:blipFill>
+                    <a:blip r:embed="rId11"/>
+                    <a:stretch>
+                      <a:fillRect/>
+                    </a:stretch>
+                  </pic:blipFill>
+                  <pic:spPr>
+                    <a:xfrm>
+                      <a:off x="0" y="0"/>
+                      <a:ext cx="5486400" cy="3182112"/>
+                    </a:xfrm>
+                    <a:prstGeom prst="rect"/>
+                  </pic:spPr>
+                </pic:pic>
+              </a:graphicData>
+            </a:graphic>
+          </wp:inline>
+        </w:drawing>
+      </w:r>
+    </w:p>
+    <w:p>
+      <w:pPr>
+        <w:spacing w:line="336" w:lineRule="auto" w:after="180"/>
+      </w:pPr>
+      <w:r>
+        <w:rPr>
+          <w:b w:val="0"/>
+        </w:rPr>
+        <w:t xml:space="preserve">First update: Gradient2(2a-2)×2=-8; new a =  = 0.5, </w:t>
+      </w:r>
+      <w:r>
+        <w:rPr>
+          <w:b/>
+        </w:rPr>
+        <w:t>training</w:t>
+      </w:r>
+      <w:r>
+        <w:rPr>
+          <w:b w:val="0"/>
+        </w:rPr>
+        <w:t xml:space="preserve"> loss 1. → Second update: Gradient at 0.5 is-4; new a =  = 0.75, </w:t>
+      </w:r>
+      <w:r>
+        <w:rPr>
+          <w:b/>
+        </w:rPr>
+        <w:t>training</w:t>
+      </w:r>
+      <w:r>
+        <w:rPr>
+          <w:b w:val="0"/>
+        </w:rPr>
+        <w:t xml:space="preserve"> loss 0.25. → Validation score: At reserved d1, target 1: </w:t>
+      </w:r>
+      <w:r>
+        <w:rPr>
+          <w:b/>
+        </w:rPr>
+        <w:t>prediction</w:t>
+      </w:r>
+      <w:r>
+        <w:rPr>
+          <w:b w:val="0"/>
+        </w:rPr>
+        <w:t xml:space="preserve"> 0.75, squared error0.0625.</w:t>
+      </w:r>
+    </w:p>
+    <w:p>
+      <w:pPr>
+        <w:spacing w:line="336" w:lineRule="auto" w:after="180"/>
+        <w:shd w:fill="F5F1FB"/>
+      </w:pPr>
+      <w:r>
+        <w:rPr>
+          <w:b w:val="0"/>
+        </w:rPr>
+        <w:t xml:space="preserve">Point to each numbered stage and explain which recorded </w:t>
+      </w:r>
+      <w:r>
+        <w:rPr>
+          <w:b/>
+        </w:rPr>
+        <w:t>input</w:t>
+      </w:r>
+      <w:r>
+        <w:rPr>
+          <w:b w:val="0"/>
+        </w:rPr>
+        <w:t xml:space="preserve"> it uses.</w:t>
+      </w:r>
+    </w:p>
+    <w:p>
+      <w:pPr>
+        <w:pStyle w:val="Heading3"/>
+      </w:pPr>
+      <w:r>
+        <w:t>My picture explanation, deciding evidence and one limit</w:t>
+      </w:r>
+    </w:p>
+    <w:p>
+      <w:r>
+        <w:t>________________________________________________________________</w:t>
+      </w:r>
+    </w:p>
+    <w:p>
+      <w:r>
+        <w:t>________________________________________________________________</w:t>
+      </w:r>
+    </w:p>
+    <w:p>
+      <w:r>
+        <w:t>________________________________________________________________</w:t>
+      </w:r>
+    </w:p>
+    <w:p>
+      <w:r>
+        <w:t>________________________________________________________________</w:t>
+      </w:r>
+    </w:p>
+    <w:p>
+      <w:pPr>
+        <w:pStyle w:val="Heading3"/>
+      </w:pPr>
+      <w:r>
+        <w:t>03. Compare the saved checkpoints</w:t>
+      </w:r>
+    </w:p>
+    <w:p>
+      <w:r>
+        <w:drawing>
+          <wp:inline xmlns:a="http://schemas.openxmlformats.org/drawingml/2006/main" xmlns:pic="http://schemas.openxmlformats.org/drawingml/2006/picture">
+            <wp:extent cx="5486400" cy="2834640"/>
+            <wp:docPr id="4" name="Picture 4" descr="Compare the saved checkpoints. 0 with a 0 | 1 | 1. 1 with a 0.3 | 0.325 | 0.49. 2 with a 0.45 | 0.15625 | 0.3025"/>
+            <wp:cNvGraphicFramePr>
+              <a:graphicFrameLocks noChangeAspect="1"/>
+            </wp:cNvGraphicFramePr>
+            <a:graphic>
+              <a:graphicData uri="http://schemas.openxmlformats.org/drawingml/2006/picture">
+                <pic:pic>
+                  <pic:nvPicPr>
+                    <pic:cNvPr id="0" name="academy-story-ai-5-23-03.png"/>
+                    <pic:cNvPicPr/>
+                  </pic:nvPicPr>
+                  <pic:blipFill>
+                    <a:blip r:embed="rId12"/>
+                    <a:stretch>
+                      <a:fillRect/>
+                    </a:stretch>
+                  </pic:blipFill>
+                  <pic:spPr>
+                    <a:xfrm>
+                      <a:off x="0" y="0"/>
+                      <a:ext cx="5486400" cy="2834640"/>
+                    </a:xfrm>
+                    <a:prstGeom prst="rect"/>
+                  </pic:spPr>
+                </pic:pic>
+              </a:graphicData>
+            </a:graphic>
+          </wp:inline>
+        </w:drawing>
+      </w:r>
+    </w:p>
+    <w:p>
+      <w:pPr>
+        <w:spacing w:line="336" w:lineRule="auto" w:after="180"/>
+      </w:pPr>
+      <w:r>
+        <w:rPr>
+          <w:b w:val="0"/>
+        </w:rPr>
+        <w:t xml:space="preserve">Compare the saved </w:t>
+      </w:r>
+      <w:r>
+        <w:rPr>
+          <w:b/>
+        </w:rPr>
+        <w:t>checkpoint</w:t>
+      </w:r>
+      <w:r>
+        <w:rPr>
+          <w:b w:val="0"/>
+        </w:rPr>
+        <w:t>s. 0 with a 0 | 1 | 1. 1 with a 0.3 | 0.325 | 0.49. 2 with a 0.45 | 0.15625 | 0.3025</w:t>
+      </w:r>
+    </w:p>
+    <w:p>
+      <w:pPr>
+        <w:spacing w:line="336" w:lineRule="auto" w:after="180"/>
+        <w:shd w:fill="F5F1FB"/>
+      </w:pPr>
+      <w:r>
+        <w:rPr>
+          <w:b w:val="0"/>
+        </w:rPr>
+        <w:t>Read the labels and values. Explain the relationship the model shows.</w:t>
+      </w:r>
+    </w:p>
+    <w:p>
+      <w:pPr>
+        <w:pStyle w:val="Heading3"/>
+      </w:pPr>
+      <w:r>
+        <w:t>My picture explanation, deciding evidence and one limit</w:t>
+      </w:r>
+    </w:p>
+    <w:p>
+      <w:r>
+        <w:t>________________________________________________________________</w:t>
+      </w:r>
+    </w:p>
+    <w:p>
+      <w:r>
+        <w:t>________________________________________________________________</w:t>
+      </w:r>
+    </w:p>
+    <w:p>
+      <w:r>
+        <w:t>________________________________________________________________</w:t>
+      </w:r>
+    </w:p>
+    <w:p>
+      <w:r>
+        <w:t>________________________________________________________________</w:t>
+      </w:r>
+    </w:p>
+    <w:p>
+      <w:pPr>
+        <w:pStyle w:val="Heading3"/>
+      </w:pPr>
+      <w:r>
+        <w:t>04. Change one thing. Trace what follows.</w:t>
+      </w:r>
+    </w:p>
+    <w:p>
+      <w:r>
+        <w:drawing>
+          <wp:inline xmlns:a="http://schemas.openxmlformats.org/drawingml/2006/main" xmlns:pic="http://schemas.openxmlformats.org/drawingml/2006/picture">
+            <wp:extent cx="5486400" cy="3026664"/>
+            <wp:docPr id="5" name="Picture 5" descr="Original case: At reserved d1, target 1: prediction 0.75, squared error0.0625. Changed condition: Double the two-update budget while keeping the same training rule. Expected result: Next a values 0.875 and 0.9375; training loss falls to 0.015625. Reason: Each update halves the distance to the training optimum1 in this toy system."/>
+            <wp:cNvGraphicFramePr>
+              <a:graphicFrameLocks noChangeAspect="1"/>
+            </wp:cNvGraphicFramePr>
+            <a:graphic>
+              <a:graphicData uri="http://schemas.openxmlformats.org/drawingml/2006/picture">
+                <pic:pic>
+                  <pic:nvPicPr>
+                    <pic:cNvPr id="0" name="academy-story-ai-5-23-04.png"/>
+                    <pic:cNvPicPr/>
+                  </pic:nvPicPr>
+                  <pic:blipFill>
+                    <a:blip r:embed="rId13"/>
+                    <a:stretch>
+                      <a:fillRect/>
+                    </a:stretch>
+                  </pic:blipFill>
+                  <pic:spPr>
+                    <a:xfrm>
+                      <a:off x="0" y="0"/>
+                      <a:ext cx="5486400" cy="3026664"/>
+                    </a:xfrm>
+                    <a:prstGeom prst="rect"/>
+                  </pic:spPr>
+                </pic:pic>
+              </a:graphicData>
+            </a:graphic>
+          </wp:inline>
+        </w:drawing>
+      </w:r>
+    </w:p>
+    <w:p>
+      <w:pPr>
+        <w:spacing w:line="336" w:lineRule="auto" w:after="180"/>
+      </w:pPr>
+      <w:r>
+        <w:rPr>
+          <w:b w:val="0"/>
+        </w:rPr>
+        <w:t xml:space="preserve">Original case: At reserved d1, target 1: </w:t>
+      </w:r>
+      <w:r>
+        <w:rPr>
+          <w:b/>
+        </w:rPr>
+        <w:t>prediction</w:t>
+      </w:r>
+      <w:r>
+        <w:rPr>
+          <w:b w:val="0"/>
+        </w:rPr>
+        <w:t xml:space="preserve"> 0.75, squared error0.0625. Changed condition: Double the two-update budget while keeping the same </w:t>
+      </w:r>
+      <w:r>
+        <w:rPr>
+          <w:b/>
+        </w:rPr>
+        <w:t>training</w:t>
+      </w:r>
+      <w:r>
+        <w:rPr>
+          <w:b w:val="0"/>
+        </w:rPr>
+        <w:t xml:space="preserve"> rule.</w:t>
+      </w:r>
+    </w:p>
+    <w:p>
+      <w:pPr>
+        <w:spacing w:line="336" w:lineRule="auto" w:after="180"/>
+      </w:pPr>
+      <w:r>
+        <w:rPr>
+          <w:b w:val="0"/>
+        </w:rPr>
+        <w:t xml:space="preserve">Expected result: Next a values 0.875 and 0.9375; </w:t>
+      </w:r>
+      <w:r>
+        <w:rPr>
+          <w:b/>
+        </w:rPr>
+        <w:t>training</w:t>
+      </w:r>
+      <w:r>
+        <w:rPr>
+          <w:b w:val="0"/>
+        </w:rPr>
+        <w:t xml:space="preserve"> loss falls to 0.015625. Reason: Each update halves the distance to the </w:t>
+      </w:r>
+      <w:r>
+        <w:rPr>
+          <w:b/>
+        </w:rPr>
+        <w:t>training</w:t>
+      </w:r>
+      <w:r>
+        <w:rPr>
+          <w:b w:val="0"/>
+        </w:rPr>
+        <w:t xml:space="preserve"> optimum1 in this toy system.</w:t>
+      </w:r>
+    </w:p>
+    <w:p>
+      <w:pPr>
+        <w:spacing w:line="336" w:lineRule="auto" w:after="180"/>
+        <w:shd w:fill="F5F1FB"/>
+      </w:pPr>
+      <w:r>
+        <w:rPr>
+          <w:b w:val="0"/>
+        </w:rPr>
+        <w:t>Predict before checking the worked changed-case result. Name what changed and what the supplied facts allow you to conclude.</w:t>
+      </w:r>
+    </w:p>
+    <w:p>
+      <w:pPr>
+        <w:pStyle w:val="Heading3"/>
+      </w:pPr>
+      <w:r>
+        <w:t>My picture explanation, deciding evidence and one limit</w:t>
+      </w:r>
+    </w:p>
+    <w:p>
+      <w:r>
+        <w:t>________________________________________________________________</w:t>
+      </w:r>
+    </w:p>
+    <w:p>
+      <w:r>
+        <w:t>________________________________________________________________</w:t>
+      </w:r>
+    </w:p>
+    <w:p>
+      <w:r>
+        <w:t>________________________________________________________________</w:t>
+      </w:r>
+    </w:p>
+    <w:p>
+      <w:r>
+        <w:t>________________________________________________________________</w:t>
+      </w:r>
+    </w:p>
+    <w:p>
+      <w:pPr>
+        <w:pStyle w:val="Heading3"/>
+      </w:pPr>
+      <w:r>
+        <w:t>05. Connect the explanation to its limit</w:t>
+      </w:r>
+    </w:p>
+    <w:p>
+      <w:r>
+        <w:drawing>
+          <wp:inline xmlns:a="http://schemas.openxmlformats.org/drawingml/2006/main" xmlns:pic="http://schemas.openxmlformats.org/drawingml/2006/picture">
+            <wp:extent cx="5486400" cy="2834640"/>
+            <wp:docPr id="6" name="Picture 6" descr="The image feature is a brightness difference, and training adjusts one output weight multiplying it. Each gradient is computed using the current prediction before the next update. In this example, the rate halves the distance to the training optimum each time. More updates reduce this training loss, but choosing a budget still requires separate validation evidence. Limit: This scalar brightness model is a transparent toy image task, not a claim that a full image network was run."/>
+            <wp:cNvGraphicFramePr>
+              <a:graphicFrameLocks noChangeAspect="1"/>
+            </wp:cNvGraphicFramePr>
+            <a:graphic>
+              <a:graphicData uri="http://schemas.openxmlformats.org/drawingml/2006/picture">
+                <pic:pic>
+                  <pic:nvPicPr>
+                    <pic:cNvPr id="0" name="academy-story-ai-5-23-05.png"/>
+                    <pic:cNvPicPr/>
+                  </pic:nvPicPr>
+                  <pic:blipFill>
+                    <a:blip r:embed="rId14"/>
+                    <a:stretch>
+                      <a:fillRect/>
+                    </a:stretch>
+                  </pic:blipFill>
+                  <pic:spPr>
+                    <a:xfrm>
+                      <a:off x="0" y="0"/>
+                      <a:ext cx="5486400" cy="2834640"/>
+                    </a:xfrm>
+                    <a:prstGeom prst="rect"/>
+                  </pic:spPr>
+                </pic:pic>
+              </a:graphicData>
+            </a:graphic>
+          </wp:inline>
+        </w:drawing>
+      </w:r>
+    </w:p>
+    <w:p>
+      <w:pPr>
+        <w:spacing w:line="336" w:lineRule="auto" w:after="180"/>
+      </w:pPr>
+      <w:r>
+        <w:rPr>
+          <w:b w:val="0"/>
+        </w:rPr>
+        <w:t xml:space="preserve">The image feature is a brightness difference, and </w:t>
+      </w:r>
+      <w:r>
+        <w:rPr>
+          <w:b/>
+        </w:rPr>
+        <w:t>training</w:t>
+      </w:r>
+      <w:r>
+        <w:rPr>
+          <w:b w:val="0"/>
+        </w:rPr>
+        <w:t xml:space="preserve"> adjusts one </w:t>
+      </w:r>
+      <w:r>
+        <w:rPr>
+          <w:b/>
+        </w:rPr>
+        <w:t>output</w:t>
+      </w:r>
+      <w:r>
+        <w:rPr>
+          <w:b w:val="0"/>
+        </w:rPr>
+        <w:t xml:space="preserve"> weight multiplying it. Each gradient is computed using the current </w:t>
+      </w:r>
+      <w:r>
+        <w:rPr>
+          <w:b/>
+        </w:rPr>
+        <w:t>prediction</w:t>
+      </w:r>
+      <w:r>
+        <w:rPr>
+          <w:b w:val="0"/>
+        </w:rPr>
+        <w:t xml:space="preserve"> before the next update.</w:t>
+      </w:r>
+    </w:p>
+    <w:p>
+      <w:pPr>
+        <w:spacing w:line="336" w:lineRule="auto" w:after="180"/>
+      </w:pPr>
+      <w:r>
+        <w:rPr>
+          <w:b w:val="0"/>
+        </w:rPr>
+        <w:t xml:space="preserve">In this example, the rate halves the distance to the </w:t>
+      </w:r>
+      <w:r>
+        <w:rPr>
+          <w:b/>
+        </w:rPr>
+        <w:t>training</w:t>
+      </w:r>
+      <w:r>
+        <w:rPr>
+          <w:b w:val="0"/>
+        </w:rPr>
+        <w:t xml:space="preserve"> optimum each time. More updates reduce this </w:t>
+      </w:r>
+      <w:r>
+        <w:rPr>
+          <w:b/>
+        </w:rPr>
+        <w:t>training</w:t>
+      </w:r>
+      <w:r>
+        <w:rPr>
+          <w:b w:val="0"/>
+        </w:rPr>
+        <w:t xml:space="preserve"> loss, but choosing a budget still requires separate validation </w:t>
+      </w:r>
+      <w:r>
+        <w:rPr>
+          <w:b/>
+        </w:rPr>
+        <w:t>evidence</w:t>
+      </w:r>
+      <w:r>
+        <w:rPr>
+          <w:b w:val="0"/>
+        </w:rPr>
+        <w:t>.</w:t>
+      </w:r>
+    </w:p>
+    <w:p>
+      <w:pPr>
+        <w:spacing w:line="336" w:lineRule="auto" w:after="180"/>
+      </w:pPr>
+      <w:r>
+        <w:rPr>
+          <w:b w:val="0"/>
+        </w:rPr>
+        <w:t>Limit: This scalar brightness model is a transparent toy image task, not a claim that a full image network was run.</w:t>
+      </w:r>
+    </w:p>
+    <w:p>
+      <w:pPr>
+        <w:spacing w:line="336" w:lineRule="auto" w:after="180"/>
+        <w:shd w:fill="F5F1FB"/>
+      </w:pPr>
+      <w:r>
+        <w:rPr>
+          <w:b w:val="0"/>
+        </w:rPr>
+        <w:t>Explain the case, then point to a limit on the claim.</w:t>
+      </w:r>
+    </w:p>
+    <w:p>
+      <w:pPr>
+        <w:pStyle w:val="Heading3"/>
+      </w:pPr>
+      <w:r>
+        <w:t>My picture explanation, deciding evidence and one limit</w:t>
+      </w:r>
+    </w:p>
+    <w:p>
+      <w:r>
+        <w:t>________________________________________________________________</w:t>
+      </w:r>
+    </w:p>
+    <w:p>
+      <w:r>
+        <w:t>________________________________________________________________</w:t>
+      </w:r>
+    </w:p>
+    <w:p>
+      <w:r>
+        <w:t>________________________________________________________________</w:t>
+      </w:r>
+    </w:p>
+    <w:p>
+      <w:r>
+        <w:t>________________________________________________________________</w:t>
+      </w:r>
+    </w:p>
+    <w:p>
+      <w:pPr>
+        <w:pStyle w:val="Heading3"/>
+      </w:pPr>
+      <w:r>
+        <w:t>06. Make the idea visible in your project</w:t>
+      </w:r>
+    </w:p>
+    <w:p>
+      <w:r>
+        <w:drawing>
+          <wp:inline xmlns:a="http://schemas.openxmlformats.org/drawingml/2006/main" xmlns:pic="http://schemas.openxmlformats.org/drawingml/2006/picture">
+            <wp:extent cx="5486400" cy="3681984"/>
+            <wp:docPr id="7" name="Picture 7" descr="For your Image-pattern Network Investigation, save the input, procedure, observed result and limitation of this check. Label this worked example as practice; use a different, previously unreviewed case when checking independent understanding. Draw your input, deciding step, result and limit. Supported question: Does lower training loss alone establish that four updates generalise better? Point to the relevant step in the picture, then write the changed result and the rule or evidence that supports it."/>
+            <wp:cNvGraphicFramePr>
+              <a:graphicFrameLocks noChangeAspect="1"/>
+            </wp:cNvGraphicFramePr>
+            <a:graphic>
+              <a:graphicData uri="http://schemas.openxmlformats.org/drawingml/2006/picture">
+                <pic:pic>
+                  <pic:nvPicPr>
+                    <pic:cNvPr id="0" name="academy-story-ai-5-23-06.png"/>
+                    <pic:cNvPicPr/>
+                  </pic:nvPicPr>
+                  <pic:blipFill>
+                    <a:blip r:embed="rId15"/>
+                    <a:stretch>
+                      <a:fillRect/>
+                    </a:stretch>
+                  </pic:blipFill>
+                  <pic:spPr>
+                    <a:xfrm>
+                      <a:off x="0" y="0"/>
+                      <a:ext cx="5486400" cy="3681984"/>
+                    </a:xfrm>
+                    <a:prstGeom prst="rect"/>
+                  </pic:spPr>
+                </pic:pic>
+              </a:graphicData>
+            </a:graphic>
+          </wp:inline>
+        </w:drawing>
+      </w:r>
+    </w:p>
+    <w:p>
+      <w:pPr>
+        <w:spacing w:line="336" w:lineRule="auto" w:after="180"/>
+      </w:pPr>
+      <w:r>
+        <w:rPr>
+          <w:b w:val="0"/>
+        </w:rPr>
+        <w:t xml:space="preserve">For your Image-pattern Network Investigation, save the </w:t>
+      </w:r>
+      <w:r>
+        <w:rPr>
+          <w:b/>
+        </w:rPr>
+        <w:t>input</w:t>
+      </w:r>
+      <w:r>
+        <w:rPr>
+          <w:b w:val="0"/>
+        </w:rPr>
+        <w:t>, procedure, observed result and limitation of this check.</w:t>
+      </w:r>
+    </w:p>
+    <w:p>
+      <w:pPr>
+        <w:spacing w:line="336" w:lineRule="auto" w:after="180"/>
+      </w:pPr>
+      <w:r>
+        <w:rPr>
+          <w:b w:val="0"/>
+        </w:rPr>
+        <w:t xml:space="preserve">Label this worked example as practice; use a different, previously unreviewed case when checking independent understanding. Draw your </w:t>
+      </w:r>
+      <w:r>
+        <w:rPr>
+          <w:b/>
+        </w:rPr>
+        <w:t>input</w:t>
+      </w:r>
+      <w:r>
+        <w:rPr>
+          <w:b w:val="0"/>
+        </w:rPr>
+        <w:t>, deciding step, result and limit.</w:t>
+      </w:r>
+    </w:p>
+    <w:p>
+      <w:pPr>
+        <w:spacing w:line="336" w:lineRule="auto" w:after="180"/>
+      </w:pPr>
+      <w:r>
+        <w:rPr>
+          <w:b w:val="0"/>
+        </w:rPr>
+        <w:t xml:space="preserve">Supported question: Does lower </w:t>
+      </w:r>
+      <w:r>
+        <w:rPr>
+          <w:b/>
+        </w:rPr>
+        <w:t>training</w:t>
+      </w:r>
+      <w:r>
+        <w:rPr>
+          <w:b w:val="0"/>
+        </w:rPr>
+        <w:t xml:space="preserve"> loss alone establish that four updates generalise better? Point to the relevant step in the picture, then write the changed result and the rule or </w:t>
+      </w:r>
+      <w:r>
+        <w:rPr>
+          <w:b/>
+        </w:rPr>
+        <w:t>evidence</w:t>
+      </w:r>
+      <w:r>
+        <w:rPr>
+          <w:b w:val="0"/>
+        </w:rPr>
+        <w:t xml:space="preserve"> that supports it.</w:t>
+      </w:r>
+    </w:p>
+    <w:p>
+      <w:pPr>
+        <w:spacing w:line="336" w:lineRule="auto" w:after="180"/>
+        <w:shd w:fill="F5F1FB"/>
+      </w:pPr>
+      <w:r>
+        <w:rPr>
+          <w:b w:val="0"/>
+        </w:rPr>
+        <w:t xml:space="preserve">Draw your project trace and justify the deciding step using </w:t>
+      </w:r>
+      <w:r>
+        <w:rPr>
+          <w:b/>
+        </w:rPr>
+        <w:t>evidence</w:t>
+      </w:r>
+      <w:r>
+        <w:rPr>
+          <w:b w:val="0"/>
+        </w:rPr>
+        <w:t>.</w:t>
+      </w:r>
+    </w:p>
+    <w:p>
+      <w:pPr>
+        <w:pStyle w:val="Heading3"/>
+      </w:pPr>
+      <w:r>
+        <w:t>My picture explanation, deciding evidence and one limit</w:t>
       </w:r>
     </w:p>
     <w:p>

--- a/downloads/workbook/ai-5-week-23.docx
+++ b/downloads/workbook/ai-5-week-23.docx
@@ -168,6 +168,438 @@
     <w:p>
       <w:r>
         <w:t>________________________________________________________________</w:t>
+      </w:r>
+    </w:p>
+    <w:p>
+      <w:pPr>
+        <w:pStyle w:val="Heading3"/>
+      </w:pPr>
+      <w:r>
+        <w:t>Lesson reference for workbook practice</w:t>
+      </w:r>
+    </w:p>
+    <w:p>
+      <w:pPr>
+        <w:spacing w:line="336" w:lineRule="auto" w:after="180"/>
+        <w:shd w:fill="F1F6F8"/>
+      </w:pPr>
+      <w:r>
+        <w:rPr>
+          <w:b w:val="0"/>
+        </w:rPr>
+        <w:t>Use this reference for the original W1–W3 and W5 exercises. The separately named independent case supplies its own changed facts; use those facts for that attempt before feedback.</w:t>
+      </w:r>
+    </w:p>
+    <w:p>
+      <w:pPr>
+        <w:spacing w:line="336" w:lineRule="auto" w:after="180"/>
+      </w:pPr>
+      <w:r>
+        <w:rPr>
+          <w:b w:val="0"/>
+        </w:rPr>
+        <w:t>Use fictional 2 by 2 binary images, stored as two rows. Predict class 1 when the left column sum exceeds the right column sum; otherwise predict class 0. Equal sums belong to class 0.</w:t>
+      </w:r>
+    </w:p>
+    <w:p>
+      <w:pPr>
+        <w:spacing w:line="336" w:lineRule="auto" w:after="180"/>
+      </w:pPr>
+      <w:r>
+        <w:rPr>
+          <w:b w:val="0"/>
+        </w:rPr>
+        <w:t>This known arithmetic task makes every step checkable; it does not establish real-world image recognition.</w:t>
+      </w:r>
+    </w:p>
+    <w:tbl>
+      <w:tblPr>
+        <w:tblStyle w:val="LightShading-Accent1"/>
+        <w:tblW w:type="auto" w:w="0"/>
+        <w:tblLook w:firstColumn="1" w:firstRow="1" w:lastColumn="0" w:lastRow="0" w:noHBand="0" w:noVBand="1" w:val="04A0"/>
+      </w:tblPr>
+      <w:tblGrid>
+        <w:gridCol w:w="2556"/>
+        <w:gridCol w:w="2556"/>
+        <w:gridCol w:w="2556"/>
+        <w:gridCol w:w="2556"/>
+      </w:tblGrid>
+      <w:tr>
+        <w:trPr>
+          <w:tblHeader/>
+        </w:trPr>
+        <w:tc>
+          <w:tcPr>
+            <w:tcW w:type="dxa" w:w="2556"/>
+          </w:tcPr>
+          <w:p>
+            <w:r>
+              <w:t>Split and ID</w:t>
+            </w:r>
+          </w:p>
+        </w:tc>
+        <w:tc>
+          <w:tcPr>
+            <w:tcW w:type="dxa" w:w="2556"/>
+          </w:tcPr>
+          <w:p>
+            <w:r>
+              <w:t>Image rows</w:t>
+            </w:r>
+          </w:p>
+        </w:tc>
+        <w:tc>
+          <w:tcPr>
+            <w:tcW w:type="dxa" w:w="2556"/>
+          </w:tcPr>
+          <w:p>
+            <w:r>
+              <w:t>Class</w:t>
+            </w:r>
+          </w:p>
+        </w:tc>
+        <w:tc>
+          <w:tcPr>
+            <w:tcW w:type="dxa" w:w="2556"/>
+          </w:tcPr>
+          <w:p>
+            <w:r>
+              <w:t>Difference d</w:t>
+            </w:r>
+          </w:p>
+        </w:tc>
+      </w:tr>
+      <w:tr>
+        <w:tc>
+          <w:tcPr>
+            <w:tcW w:type="dxa" w:w="2556"/>
+          </w:tcPr>
+          <w:p>
+            <w:r>
+              <w:t>Train A</w:t>
+            </w:r>
+          </w:p>
+        </w:tc>
+        <w:tc>
+          <w:tcPr>
+            <w:tcW w:type="dxa" w:w="2556"/>
+          </w:tcPr>
+          <w:p>
+            <w:r>
+              <w:t>[1, 0] and [0, 0]</w:t>
+            </w:r>
+          </w:p>
+        </w:tc>
+        <w:tc>
+          <w:tcPr>
+            <w:tcW w:type="dxa" w:w="2556"/>
+          </w:tcPr>
+          <w:p>
+            <w:r>
+              <w:t>1</w:t>
+            </w:r>
+          </w:p>
+        </w:tc>
+        <w:tc>
+          <w:tcPr>
+            <w:tcW w:type="dxa" w:w="2556"/>
+          </w:tcPr>
+          <w:p>
+            <w:r>
+              <w:t>1</w:t>
+            </w:r>
+          </w:p>
+        </w:tc>
+      </w:tr>
+      <w:tr>
+        <w:tc>
+          <w:tcPr>
+            <w:tcW w:type="dxa" w:w="2556"/>
+          </w:tcPr>
+          <w:p>
+            <w:r>
+              <w:t>Train B</w:t>
+            </w:r>
+          </w:p>
+        </w:tc>
+        <w:tc>
+          <w:tcPr>
+            <w:tcW w:type="dxa" w:w="2556"/>
+          </w:tcPr>
+          <w:p>
+            <w:r>
+              <w:t>[1, 0] and [1, 0]</w:t>
+            </w:r>
+          </w:p>
+        </w:tc>
+        <w:tc>
+          <w:tcPr>
+            <w:tcW w:type="dxa" w:w="2556"/>
+          </w:tcPr>
+          <w:p>
+            <w:r>
+              <w:t>1</w:t>
+            </w:r>
+          </w:p>
+        </w:tc>
+        <w:tc>
+          <w:tcPr>
+            <w:tcW w:type="dxa" w:w="2556"/>
+          </w:tcPr>
+          <w:p>
+            <w:r>
+              <w:t>2</w:t>
+            </w:r>
+          </w:p>
+        </w:tc>
+      </w:tr>
+      <w:tr>
+        <w:tc>
+          <w:tcPr>
+            <w:tcW w:type="dxa" w:w="2556"/>
+          </w:tcPr>
+          <w:p>
+            <w:r>
+              <w:t>Train C</w:t>
+            </w:r>
+          </w:p>
+        </w:tc>
+        <w:tc>
+          <w:tcPr>
+            <w:tcW w:type="dxa" w:w="2556"/>
+          </w:tcPr>
+          <w:p>
+            <w:r>
+              <w:t>[0, 1] and [0, 0]</w:t>
+            </w:r>
+          </w:p>
+        </w:tc>
+        <w:tc>
+          <w:tcPr>
+            <w:tcW w:type="dxa" w:w="2556"/>
+          </w:tcPr>
+          <w:p>
+            <w:r>
+              <w:t>0</w:t>
+            </w:r>
+          </w:p>
+        </w:tc>
+        <w:tc>
+          <w:tcPr>
+            <w:tcW w:type="dxa" w:w="2556"/>
+          </w:tcPr>
+          <w:p>
+            <w:r>
+              <w:t>-1</w:t>
+            </w:r>
+          </w:p>
+        </w:tc>
+      </w:tr>
+      <w:tr>
+        <w:tc>
+          <w:tcPr>
+            <w:tcW w:type="dxa" w:w="2556"/>
+          </w:tcPr>
+          <w:p>
+            <w:r>
+              <w:t>Train D</w:t>
+            </w:r>
+          </w:p>
+        </w:tc>
+        <w:tc>
+          <w:tcPr>
+            <w:tcW w:type="dxa" w:w="2556"/>
+          </w:tcPr>
+          <w:p>
+            <w:r>
+              <w:t>[0, 1] and [0, 1]</w:t>
+            </w:r>
+          </w:p>
+        </w:tc>
+        <w:tc>
+          <w:tcPr>
+            <w:tcW w:type="dxa" w:w="2556"/>
+          </w:tcPr>
+          <w:p>
+            <w:r>
+              <w:t>0</w:t>
+            </w:r>
+          </w:p>
+        </w:tc>
+        <w:tc>
+          <w:tcPr>
+            <w:tcW w:type="dxa" w:w="2556"/>
+          </w:tcPr>
+          <w:p>
+            <w:r>
+              <w:t>-2</w:t>
+            </w:r>
+          </w:p>
+        </w:tc>
+      </w:tr>
+      <w:tr>
+        <w:tc>
+          <w:tcPr>
+            <w:tcW w:type="dxa" w:w="2556"/>
+          </w:tcPr>
+          <w:p>
+            <w:r>
+              <w:t>Validation E</w:t>
+            </w:r>
+          </w:p>
+        </w:tc>
+        <w:tc>
+          <w:tcPr>
+            <w:tcW w:type="dxa" w:w="2556"/>
+          </w:tcPr>
+          <w:p>
+            <w:r>
+              <w:t>[0, 0] and [1, 0]</w:t>
+            </w:r>
+          </w:p>
+        </w:tc>
+        <w:tc>
+          <w:tcPr>
+            <w:tcW w:type="dxa" w:w="2556"/>
+          </w:tcPr>
+          <w:p>
+            <w:r>
+              <w:t>1</w:t>
+            </w:r>
+          </w:p>
+        </w:tc>
+        <w:tc>
+          <w:tcPr>
+            <w:tcW w:type="dxa" w:w="2556"/>
+          </w:tcPr>
+          <w:p>
+            <w:r>
+              <w:t>1</w:t>
+            </w:r>
+          </w:p>
+        </w:tc>
+      </w:tr>
+      <w:tr>
+        <w:tc>
+          <w:tcPr>
+            <w:tcW w:type="dxa" w:w="2556"/>
+          </w:tcPr>
+          <w:p>
+            <w:r>
+              <w:t>Validation F</w:t>
+            </w:r>
+          </w:p>
+        </w:tc>
+        <w:tc>
+          <w:tcPr>
+            <w:tcW w:type="dxa" w:w="2556"/>
+          </w:tcPr>
+          <w:p>
+            <w:r>
+              <w:t>[0, 0] and [0, 1]</w:t>
+            </w:r>
+          </w:p>
+        </w:tc>
+        <w:tc>
+          <w:tcPr>
+            <w:tcW w:type="dxa" w:w="2556"/>
+          </w:tcPr>
+          <w:p>
+            <w:r>
+              <w:t>0</w:t>
+            </w:r>
+          </w:p>
+        </w:tc>
+        <w:tc>
+          <w:tcPr>
+            <w:tcW w:type="dxa" w:w="2556"/>
+          </w:tcPr>
+          <w:p>
+            <w:r>
+              <w:t>-1</w:t>
+            </w:r>
+          </w:p>
+        </w:tc>
+      </w:tr>
+    </w:tbl>
+    <w:p>
+      <w:pPr>
+        <w:spacing w:line="336" w:lineRule="auto" w:after="180"/>
+      </w:pPr>
+      <w:r>
+        <w:rPr>
+          <w:b w:val="0"/>
+        </w:rPr>
+        <w:t xml:space="preserve">Apply the fixed kernel [[1, -1], [1, -1]] to the entire image to obtain d. Its negative gives -d. ReLU produces h1 = max(0, d) and h2 = max(0, -d). The </w:t>
+      </w:r>
+      <w:r>
+        <w:rPr>
+          <w:b/>
+        </w:rPr>
+        <w:t>output</w:t>
+      </w:r>
+      <w:r>
+        <w:rPr>
+          <w:b w:val="0"/>
+        </w:rPr>
+        <w:t xml:space="preserve"> score is a(h1 - h2) = ad.</w:t>
+      </w:r>
+    </w:p>
+    <w:p>
+      <w:pPr>
+        <w:spacing w:line="336" w:lineRule="auto" w:after="180"/>
+      </w:pPr>
+      <w:r>
+        <w:rPr>
+          <w:b w:val="0"/>
+        </w:rPr>
+        <w:t>Only the shared scalar a is trained; both kernels stay frozen and there is no bias or pooling.</w:t>
+      </w:r>
+    </w:p>
+    <w:p>
+      <w:pPr>
+        <w:spacing w:line="336" w:lineRule="auto" w:after="180"/>
+      </w:pPr>
+      <w:r>
+        <w:rPr>
+          <w:b w:val="0"/>
+        </w:rPr>
+        <w:t xml:space="preserve">For squared-error </w:t>
+      </w:r>
+      <w:r>
+        <w:rPr>
+          <w:b/>
+        </w:rPr>
+        <w:t>training</w:t>
+      </w:r>
+      <w:r>
+        <w:rPr>
+          <w:b w:val="0"/>
+        </w:rPr>
+        <w:t>, map class 1 to target t = 1 and class 0 to t = -1. Predict class 1 only when score &gt; 0; otherwise class 0. The score is not a probability.</w:t>
+      </w:r>
+    </w:p>
+    <w:p>
+      <w:pPr>
+        <w:spacing w:line="336" w:lineRule="auto" w:after="180"/>
+      </w:pPr>
+      <w:r>
+        <w:rPr>
+          <w:b w:val="0"/>
+        </w:rPr>
+        <w:t xml:space="preserve">Keep the teacher-held final cases unseen until the </w:t>
+      </w:r>
+      <w:r>
+        <w:rPr>
+          <w:b/>
+        </w:rPr>
+        <w:t>checkpoint</w:t>
+      </w:r>
+      <w:r>
+        <w:rPr>
+          <w:b w:val="0"/>
+        </w:rPr>
+        <w:t xml:space="preserve"> is selected and recorded.</w:t>
       </w:r>
     </w:p>
     <w:p>
@@ -1253,7 +1685,7 @@
         <w:drawing>
           <wp:inline xmlns:a="http://schemas.openxmlformats.org/drawingml/2006/main" xmlns:pic="http://schemas.openxmlformats.org/drawingml/2006/picture">
             <wp:extent cx="5486400" cy="5185229"/>
-            <wp:docPr id="1" name="Picture 1" descr="Training a small image model. First update: Gradient2(2a-2)×2=-8; new a =  = 0.5, training loss 1.. Second update: Gradient at 0.5 is-4; new a =  = 0.75, training loss 0.25.. Validation score: At reserved d1, target 1: prediction 0.75, squared error0.0625."/>
+            <wp:docPr id="1" name="Picture 1" descr="Training a small image model. First update: Gradient 2(2a-2)×2=-8; new a = 0.5, training loss 1.. Second update: Gradient at 0.5 is-4; new a = 0.75, training loss 0.25.. Validation score: At reserved d1, target 1: prediction 0.75, squared error 0.0625."/>
             <wp:cNvGraphicFramePr>
               <a:graphicFrameLocks noChangeAspect="1"/>
             </wp:cNvGraphicFramePr>
@@ -1704,7 +2136,7 @@
         <w:rPr>
           <w:b w:val="0"/>
         </w:rPr>
-        <w:t xml:space="preserve"> 0.75, squared error0.0625.</w:t>
+        <w:t xml:space="preserve"> 0.75, squared error 0.0625.</w:t>
       </w:r>
     </w:p>
     <w:p>
@@ -1825,7 +2257,7 @@
         <w:rPr>
           <w:b w:val="0"/>
         </w:rPr>
-        <w:t xml:space="preserve"> 0.75, squared error0.0625.</w:t>
+        <w:t xml:space="preserve"> 0.75, squared error 0.0625.</w:t>
       </w:r>
     </w:p>
     <w:p>
@@ -2130,7 +2562,7 @@
         <w:rPr>
           <w:b w:val="0"/>
         </w:rPr>
-        <w:t xml:space="preserve"> optimum1 in this toy system.</w:t>
+        <w:t xml:space="preserve"> optimum 1 in this toy system.</w:t>
       </w:r>
     </w:p>
     <w:p>
@@ -2546,7 +2978,7 @@
         <w:drawing>
           <wp:inline xmlns:a="http://schemas.openxmlformats.org/drawingml/2006/main" xmlns:pic="http://schemas.openxmlformats.org/drawingml/2006/picture">
             <wp:extent cx="5486400" cy="3182112"/>
-            <wp:docPr id="3" name="Picture 3" descr="First update: Gradient2(2a-2)×2=-8; new a =  = 0.5, training loss 1. → Second update: Gradient at 0.5 is-4; new a =  = 0.75, training loss 0.25. → Validation score: At reserved d1, target 1: prediction 0.75, squared error0.0625."/>
+            <wp:docPr id="3" name="Picture 3" descr="First update: Gradient 2(2a-2)×2=-8; new a = 0.5, training loss 1. → Second update: Gradient at 0.5 is-4; new a = 0.75, training loss 0.25. → Validation score: At reserved d1, target 1: prediction 0.75, squared error 0.0625."/>
             <wp:cNvGraphicFramePr>
               <a:graphicFrameLocks noChangeAspect="1"/>
             </wp:cNvGraphicFramePr>
@@ -2585,7 +3017,7 @@
         <w:rPr>
           <w:b w:val="0"/>
         </w:rPr>
-        <w:t xml:space="preserve">First update: Gradient2(2a-2)×2=-8; new a =  = 0.5, </w:t>
+        <w:t xml:space="preserve">First update: Gradient 2(2a-2)×2=-8; new a = 0.5, </w:t>
       </w:r>
       <w:r>
         <w:rPr>
@@ -2597,7 +3029,7 @@
         <w:rPr>
           <w:b w:val="0"/>
         </w:rPr>
-        <w:t xml:space="preserve"> loss 1. → Second update: Gradient at 0.5 is-4; new a =  = 0.75, </w:t>
+        <w:t xml:space="preserve"> loss 1. → Second update: Gradient at 0.5 is-4; new a = 0.75, </w:t>
       </w:r>
       <w:r>
         <w:rPr>
@@ -2621,7 +3053,7 @@
         <w:rPr>
           <w:b w:val="0"/>
         </w:rPr>
-        <w:t xml:space="preserve"> 0.75, squared error0.0625.</w:t>
+        <w:t xml:space="preserve"> 0.75, squared error 0.0625.</w:t>
       </w:r>
     </w:p>
     <w:p>
@@ -2796,7 +3228,7 @@
         <w:drawing>
           <wp:inline xmlns:a="http://schemas.openxmlformats.org/drawingml/2006/main" xmlns:pic="http://schemas.openxmlformats.org/drawingml/2006/picture">
             <wp:extent cx="5486400" cy="3026664"/>
-            <wp:docPr id="5" name="Picture 5" descr="Original case: At reserved d1, target 1: prediction 0.75, squared error0.0625. Changed condition: Double the two-update budget while keeping the same training rule. Expected result: Next a values 0.875 and 0.9375; training loss falls to 0.015625. Reason: Each update halves the distance to the training optimum1 in this toy system."/>
+            <wp:docPr id="5" name="Picture 5" descr="Original case: At reserved d1, target 1: prediction 0.75, squared error 0.0625. Changed condition: Double the two-update budget while keeping the same training rule. Expected result: Next a values 0.875 and 0.9375; training loss falls to 0.015625. Reason: Each update halves the distance to the training optimum 1 in this toy system."/>
             <wp:cNvGraphicFramePr>
               <a:graphicFrameLocks noChangeAspect="1"/>
             </wp:cNvGraphicFramePr>
@@ -2847,7 +3279,7 @@
         <w:rPr>
           <w:b w:val="0"/>
         </w:rPr>
-        <w:t xml:space="preserve"> 0.75, squared error0.0625. Changed condition: Double the two-update budget while keeping the same </w:t>
+        <w:t xml:space="preserve"> 0.75, squared error 0.0625. Changed condition: Double the two-update budget while keeping the same </w:t>
       </w:r>
       <w:r>
         <w:rPr>
@@ -2894,7 +3326,7 @@
         <w:rPr>
           <w:b w:val="0"/>
         </w:rPr>
-        <w:t xml:space="preserve"> optimum1 in this toy system.</w:t>
+        <w:t xml:space="preserve"> optimum 1 in this toy system.</w:t>
       </w:r>
     </w:p>
     <w:p>

--- a/downloads/workbook/ai-5-week-23.docx
+++ b/downloads/workbook/ai-5-week-23.docx
@@ -25,22 +25,45 @@
         <w:pStyle w:val="Heading1"/>
       </w:pPr>
       <w:r>
-        <w:t>01. Recall and choose your starting point</w:t>
-      </w:r>
-    </w:p>
-    <w:p>
-      <w:r>
-        <w:t>Record your starting explanation for Training a small image model before opening notes. Show any later correction separately.</w:t>
-      </w:r>
-    </w:p>
-    <w:p>
-      <w:pPr>
-        <w:spacing w:line="336" w:lineRule="auto" w:after="180"/>
-      </w:pPr>
-      <w:r>
-        <w:rPr>
-          <w:b w:val="0"/>
-        </w:rPr>
+        <w:t>One complete tiny-image development and freeze record.</w:t>
+      </w:r>
+    </w:p>
+    <w:p>
+      <w:r>
+        <w:t>Trace fixed/trained components,select the saved state and distinguish development from teacher-released final evidence.</w:t>
+      </w:r>
+    </w:p>
+    <w:p>
+      <w:r>
+        <w:t>W1–W3/W5 → selected new model → actual project freeze/evaluation ledger → changed-case return.</w:t>
+      </w:r>
+    </w:p>
+    <w:p>
+      <w:pPr>
+        <w:pStyle w:val="Heading1"/>
+      </w:pPr>
+      <w:r>
+        <w:t>01. Recall · Retrieve before notes</w:t>
+      </w:r>
+    </w:p>
+    <w:p>
+      <w:r>
+        <w:t>Keep this task’s inputs,rule and response together.</w:t>
+      </w:r>
+    </w:p>
+    <w:p>
+      <w:pPr>
+        <w:pStyle w:val="Heading2"/>
+      </w:pPr>
+      <w:r>
+        <w:t>Complete task and evidence</w:t>
+      </w:r>
+    </w:p>
+    <w:p>
+      <w:pPr>
+        <w:pStyle w:val="ListBullet"/>
+      </w:pPr>
+      <w:r>
         <w:t>Try the recall before opening notes. Then use a different colour or a labelled second line to correct your explanation.</w:t>
       </w:r>
     </w:p>
@@ -54,12 +77,9 @@
     </w:p>
     <w:p>
       <w:pPr>
-        <w:spacing w:line="336" w:lineRule="auto" w:after="180"/>
-      </w:pPr>
-      <w:r>
-        <w:rPr>
-          <w:b w:val="0"/>
-        </w:rPr>
+        <w:pStyle w:val="ListBullet"/>
+      </w:pPr>
+      <w:r>
         <w:t>Without opening the old lesson, explain one key idea from Pooling and spatial information. Give an example and a mistake that the idea helps you avoid.</w:t>
       </w:r>
     </w:p>
@@ -96,12 +116,9 @@
     </w:p>
     <w:p>
       <w:pPr>
-        <w:spacing w:line="336" w:lineRule="auto" w:after="180"/>
-      </w:pPr>
-      <w:r>
-        <w:rPr>
-          <w:b w:val="0"/>
-        </w:rPr>
+        <w:pStyle w:val="ListBullet"/>
+      </w:pPr>
+      <w:r>
         <w:t>Without opening the old lesson, explain one key idea from Image tensors and channels. Give an example and a mistake that the idea helps you avoid.</w:t>
       </w:r>
     </w:p>
@@ -138,12 +155,9 @@
     </w:p>
     <w:p>
       <w:pPr>
-        <w:spacing w:line="336" w:lineRule="auto" w:after="180"/>
-      </w:pPr>
-      <w:r>
-        <w:rPr>
-          <w:b w:val="0"/>
-        </w:rPr>
+        <w:pStyle w:val="ListBullet"/>
+      </w:pPr>
+      <w:r>
         <w:t>Without opening the old lesson, explain one key idea from Initialisation and reproducibility. Give an example and a mistake that the idea helps you avoid.</w:t>
       </w:r>
     </w:p>
@@ -180,36 +194,18 @@
     </w:p>
     <w:p>
       <w:pPr>
-        <w:spacing w:line="336" w:lineRule="auto" w:after="180"/>
-        <w:shd w:fill="F1F6F8"/>
-      </w:pPr>
-      <w:r>
-        <w:rPr>
-          <w:b w:val="0"/>
-        </w:rPr>
+        <w:pStyle w:val="ListBullet"/>
+      </w:pPr>
+      <w:r>
         <w:t>Use this reference for the original W1–W3 and W5 exercises. The separately named independent case supplies its own changed facts; use those facts for that attempt before feedback.</w:t>
       </w:r>
     </w:p>
     <w:p>
       <w:pPr>
-        <w:spacing w:line="336" w:lineRule="auto" w:after="180"/>
-      </w:pPr>
-      <w:r>
-        <w:rPr>
-          <w:b w:val="0"/>
-        </w:rPr>
-        <w:t>Use fictional 2 by 2 binary images, stored as two rows. Predict class 1 when the left column sum exceeds the right column sum; otherwise predict class 0. Equal sums belong to class 0.</w:t>
-      </w:r>
-    </w:p>
-    <w:p>
-      <w:pPr>
-        <w:spacing w:line="336" w:lineRule="auto" w:after="180"/>
-      </w:pPr>
-      <w:r>
-        <w:rPr>
-          <w:b w:val="0"/>
-        </w:rPr>
-        <w:t>This known arithmetic task makes every step checkable; it does not establish real-world image recognition.</w:t>
+        <w:pStyle w:val="ListBullet"/>
+      </w:pPr>
+      <w:r>
+        <w:t>Use fictional 2 by 2 binary images, stored as two rows. Predict class 1 when the left column sum exceeds the right column sum; otherwise predict class 0. Equal sums belong to class 0. This known arithmetic task makes every step checkable; it does not establish real-world image recognition.</w:t>
       </w:r>
     </w:p>
     <w:tbl>
@@ -524,82 +520,18 @@
     </w:tbl>
     <w:p>
       <w:pPr>
-        <w:spacing w:line="336" w:lineRule="auto" w:after="180"/>
-      </w:pPr>
-      <w:r>
-        <w:rPr>
-          <w:b w:val="0"/>
-        </w:rPr>
-        <w:t xml:space="preserve">Apply the fixed kernel [[1, -1], [1, -1]] to the entire image to obtain d. Its negative gives -d. ReLU produces h1 = max(0, d) and h2 = max(0, -d). The </w:t>
-      </w:r>
-      <w:r>
-        <w:rPr>
-          <w:b/>
-        </w:rPr>
-        <w:t>output</w:t>
-      </w:r>
-      <w:r>
-        <w:rPr>
-          <w:b w:val="0"/>
-        </w:rPr>
-        <w:t xml:space="preserve"> score is a(h1 - h2) = ad.</w:t>
-      </w:r>
-    </w:p>
-    <w:p>
-      <w:pPr>
-        <w:spacing w:line="336" w:lineRule="auto" w:after="180"/>
-      </w:pPr>
-      <w:r>
-        <w:rPr>
-          <w:b w:val="0"/>
-        </w:rPr>
-        <w:t>Only the shared scalar a is trained; both kernels stay frozen and there is no bias or pooling.</w:t>
-      </w:r>
-    </w:p>
-    <w:p>
-      <w:pPr>
-        <w:spacing w:line="336" w:lineRule="auto" w:after="180"/>
-      </w:pPr>
-      <w:r>
-        <w:rPr>
-          <w:b w:val="0"/>
-        </w:rPr>
-        <w:t xml:space="preserve">For squared-error </w:t>
-      </w:r>
-      <w:r>
-        <w:rPr>
-          <w:b/>
-        </w:rPr>
-        <w:t>training</w:t>
-      </w:r>
-      <w:r>
-        <w:rPr>
-          <w:b w:val="0"/>
-        </w:rPr>
-        <w:t>, map class 1 to target t = 1 and class 0 to t = -1. Predict class 1 only when score &gt; 0; otherwise class 0. The score is not a probability.</w:t>
-      </w:r>
-    </w:p>
-    <w:p>
-      <w:pPr>
-        <w:spacing w:line="336" w:lineRule="auto" w:after="180"/>
-      </w:pPr>
-      <w:r>
-        <w:rPr>
-          <w:b w:val="0"/>
-        </w:rPr>
-        <w:t xml:space="preserve">Keep the teacher-held final cases unseen until the </w:t>
-      </w:r>
-      <w:r>
-        <w:rPr>
-          <w:b/>
-        </w:rPr>
-        <w:t>checkpoint</w:t>
-      </w:r>
-      <w:r>
-        <w:rPr>
-          <w:b w:val="0"/>
-        </w:rPr>
-        <w:t xml:space="preserve"> is selected and recorded.</w:t>
+        <w:pStyle w:val="ListBullet"/>
+      </w:pPr>
+      <w:r>
+        <w:t>Apply the fixed kernel [[1, -1], [1, -1]] to the entire image to obtain d. Its negative gives -d. ReLU produces h1 = max(0, d) and h2 = max(0, -d). The output score is a(h1 - h2) = ad. Only the shared scalar a is trained; both kernels stay frozen and there is no bias or pooling.</w:t>
+      </w:r>
+    </w:p>
+    <w:p>
+      <w:pPr>
+        <w:pStyle w:val="ListBullet"/>
+      </w:pPr>
+      <w:r>
+        <w:t>For squared-error training, map class 1 to target t = 1 and class 0 to t = -1. Predict class 1 only when score &gt; 0; otherwise class 0. The score is not a probability. Keep the teacher-held final cases unseen until the checkpoint is selected and recorded.</w:t>
       </w:r>
     </w:p>
     <w:p>
@@ -607,35 +539,20 @@
         <w:pStyle w:val="Heading1"/>
       </w:pPr>
       <w:r>
-        <w:t>02. Practise with fading help</w:t>
-      </w:r>
-    </w:p>
-    <w:p>
-      <w:r>
-        <w:t>Complete the supported Training a small image model trace and record the first step you can explain without help.</w:t>
-      </w:r>
-    </w:p>
-    <w:p>
-      <w:pPr>
-        <w:spacing w:line="336" w:lineRule="auto" w:after="180"/>
-      </w:pPr>
-      <w:r>
-        <w:rPr>
-          <w:b w:val="0"/>
-        </w:rPr>
-        <w:t xml:space="preserve">Use W2: Check both updates for </w:t>
-      </w:r>
-      <w:r>
-        <w:rPr>
-          <w:b/>
-        </w:rPr>
-        <w:t>Training</w:t>
-      </w:r>
-      <w:r>
-        <w:rPr>
-          <w:b w:val="0"/>
-        </w:rPr>
-        <w:t xml:space="preserve"> a small image model. Record the answer once; the lesson and workbook refer to the same attempt.</w:t>
+        <w:t>05. W1 · Explain the current example</w:t>
+      </w:r>
+    </w:p>
+    <w:p>
+      <w:r>
+        <w:t>Keep this task’s inputs,rule and response together.</w:t>
+      </w:r>
+    </w:p>
+    <w:p>
+      <w:pPr>
+        <w:pStyle w:val="Heading2"/>
+      </w:pPr>
+      <w:r>
+        <w:t>Complete pixel inputs for W1</w:t>
       </w:r>
     </w:p>
     <w:tbl>
@@ -660,7 +577,7 @@
           </w:tcPr>
           <w:p>
             <w:r>
-              <w:t>Given inputs</w:t>
+              <w:t>Split and ID</w:t>
             </w:r>
           </w:p>
         </w:tc>
@@ -670,7 +587,7 @@
           </w:tcPr>
           <w:p>
             <w:r>
-              <w:t>Procedure I chose</w:t>
+              <w:t>Image rows</w:t>
             </w:r>
           </w:p>
         </w:tc>
@@ -680,7 +597,7 @@
           </w:tcPr>
           <w:p>
             <w:r>
-              <w:t>Middle steps</w:t>
+              <w:t>Class</w:t>
             </w:r>
           </w:p>
         </w:tc>
@@ -690,7 +607,7 @@
           </w:tcPr>
           <w:p>
             <w:r>
-              <w:t>Result and check</w:t>
+              <w:t>Difference d</w:t>
             </w:r>
           </w:p>
         </w:tc>
@@ -701,7 +618,9 @@
             <w:tcW w:type="dxa" w:w="2556"/>
           </w:tcPr>
           <w:p>
-            <w:r/>
+            <w:r>
+              <w:t>Train A</w:t>
+            </w:r>
           </w:p>
         </w:tc>
         <w:tc>
@@ -709,7 +628,9 @@
             <w:tcW w:type="dxa" w:w="2556"/>
           </w:tcPr>
           <w:p>
-            <w:r/>
+            <w:r>
+              <w:t>[1, 0] and [0, 0]</w:t>
+            </w:r>
           </w:p>
         </w:tc>
         <w:tc>
@@ -717,7 +638,9 @@
             <w:tcW w:type="dxa" w:w="2556"/>
           </w:tcPr>
           <w:p>
-            <w:r/>
+            <w:r>
+              <w:t>1</w:t>
+            </w:r>
           </w:p>
         </w:tc>
         <w:tc>
@@ -725,17 +648,253 @@
             <w:tcW w:type="dxa" w:w="2556"/>
           </w:tcPr>
           <w:p>
-            <w:r/>
+            <w:r>
+              <w:t>1</w:t>
+            </w:r>
+          </w:p>
+        </w:tc>
+      </w:tr>
+      <w:tr>
+        <w:tc>
+          <w:tcPr>
+            <w:tcW w:type="dxa" w:w="2556"/>
+          </w:tcPr>
+          <w:p>
+            <w:r>
+              <w:t>Train B</w:t>
+            </w:r>
+          </w:p>
+        </w:tc>
+        <w:tc>
+          <w:tcPr>
+            <w:tcW w:type="dxa" w:w="2556"/>
+          </w:tcPr>
+          <w:p>
+            <w:r>
+              <w:t>[1, 0] and [1, 0]</w:t>
+            </w:r>
+          </w:p>
+        </w:tc>
+        <w:tc>
+          <w:tcPr>
+            <w:tcW w:type="dxa" w:w="2556"/>
+          </w:tcPr>
+          <w:p>
+            <w:r>
+              <w:t>1</w:t>
+            </w:r>
+          </w:p>
+        </w:tc>
+        <w:tc>
+          <w:tcPr>
+            <w:tcW w:type="dxa" w:w="2556"/>
+          </w:tcPr>
+          <w:p>
+            <w:r>
+              <w:t>2</w:t>
+            </w:r>
+          </w:p>
+        </w:tc>
+      </w:tr>
+      <w:tr>
+        <w:tc>
+          <w:tcPr>
+            <w:tcW w:type="dxa" w:w="2556"/>
+          </w:tcPr>
+          <w:p>
+            <w:r>
+              <w:t>Train C</w:t>
+            </w:r>
+          </w:p>
+        </w:tc>
+        <w:tc>
+          <w:tcPr>
+            <w:tcW w:type="dxa" w:w="2556"/>
+          </w:tcPr>
+          <w:p>
+            <w:r>
+              <w:t>[0, 1] and [0, 0]</w:t>
+            </w:r>
+          </w:p>
+        </w:tc>
+        <w:tc>
+          <w:tcPr>
+            <w:tcW w:type="dxa" w:w="2556"/>
+          </w:tcPr>
+          <w:p>
+            <w:r>
+              <w:t>0</w:t>
+            </w:r>
+          </w:p>
+        </w:tc>
+        <w:tc>
+          <w:tcPr>
+            <w:tcW w:type="dxa" w:w="2556"/>
+          </w:tcPr>
+          <w:p>
+            <w:r>
+              <w:t>-1</w:t>
+            </w:r>
+          </w:p>
+        </w:tc>
+      </w:tr>
+      <w:tr>
+        <w:tc>
+          <w:tcPr>
+            <w:tcW w:type="dxa" w:w="2556"/>
+          </w:tcPr>
+          <w:p>
+            <w:r>
+              <w:t>Train D</w:t>
+            </w:r>
+          </w:p>
+        </w:tc>
+        <w:tc>
+          <w:tcPr>
+            <w:tcW w:type="dxa" w:w="2556"/>
+          </w:tcPr>
+          <w:p>
+            <w:r>
+              <w:t>[0, 1] and [0, 1]</w:t>
+            </w:r>
+          </w:p>
+        </w:tc>
+        <w:tc>
+          <w:tcPr>
+            <w:tcW w:type="dxa" w:w="2556"/>
+          </w:tcPr>
+          <w:p>
+            <w:r>
+              <w:t>0</w:t>
+            </w:r>
+          </w:p>
+        </w:tc>
+        <w:tc>
+          <w:tcPr>
+            <w:tcW w:type="dxa" w:w="2556"/>
+          </w:tcPr>
+          <w:p>
+            <w:r>
+              <w:t>-2</w:t>
+            </w:r>
+          </w:p>
+        </w:tc>
+      </w:tr>
+      <w:tr>
+        <w:tc>
+          <w:tcPr>
+            <w:tcW w:type="dxa" w:w="2556"/>
+          </w:tcPr>
+          <w:p>
+            <w:r>
+              <w:t>Validation E</w:t>
+            </w:r>
+          </w:p>
+        </w:tc>
+        <w:tc>
+          <w:tcPr>
+            <w:tcW w:type="dxa" w:w="2556"/>
+          </w:tcPr>
+          <w:p>
+            <w:r>
+              <w:t>[0, 0] and [1, 0]</w:t>
+            </w:r>
+          </w:p>
+        </w:tc>
+        <w:tc>
+          <w:tcPr>
+            <w:tcW w:type="dxa" w:w="2556"/>
+          </w:tcPr>
+          <w:p>
+            <w:r>
+              <w:t>1</w:t>
+            </w:r>
+          </w:p>
+        </w:tc>
+        <w:tc>
+          <w:tcPr>
+            <w:tcW w:type="dxa" w:w="2556"/>
+          </w:tcPr>
+          <w:p>
+            <w:r>
+              <w:t>1</w:t>
+            </w:r>
+          </w:p>
+        </w:tc>
+      </w:tr>
+      <w:tr>
+        <w:tc>
+          <w:tcPr>
+            <w:tcW w:type="dxa" w:w="2556"/>
+          </w:tcPr>
+          <w:p>
+            <w:r>
+              <w:t>Validation F</w:t>
+            </w:r>
+          </w:p>
+        </w:tc>
+        <w:tc>
+          <w:tcPr>
+            <w:tcW w:type="dxa" w:w="2556"/>
+          </w:tcPr>
+          <w:p>
+            <w:r>
+              <w:t>[0, 0] and [0, 1]</w:t>
+            </w:r>
+          </w:p>
+        </w:tc>
+        <w:tc>
+          <w:tcPr>
+            <w:tcW w:type="dxa" w:w="2556"/>
+          </w:tcPr>
+          <w:p>
+            <w:r>
+              <w:t>0</w:t>
+            </w:r>
+          </w:p>
+        </w:tc>
+        <w:tc>
+          <w:tcPr>
+            <w:tcW w:type="dxa" w:w="2556"/>
+          </w:tcPr>
+          <w:p>
+            <w:r>
+              <w:t>-1</w:t>
+            </w:r>
           </w:p>
         </w:tc>
       </w:tr>
     </w:tbl>
     <w:p>
       <w:pPr>
+        <w:pStyle w:val="Heading2"/>
+      </w:pPr>
+      <w:r>
+        <w:t>Complete task and evidence</w:t>
+      </w:r>
+    </w:p>
+    <w:p>
+      <w:pPr>
+        <w:pStyle w:val="ListBullet"/>
+      </w:pPr>
+      <w:r>
+        <w:t>Main valid 2×2 binary images use frozen K[[1, -1], [1, -1]] to compute left-column sum minus right-column sum d. Hidden values are [ReLU(d), ReLU(-d)]; score a(h1-h2)=ad. Only a is trained; output coefficients [a, -a] are tied. Training A/B/C/D have d1, 2, -1, -2 and signed targets 1, 1, -1, -1. Validation E/F have d1, -1 and signed targets 1, -1. Start a0, rate.1, two full-data updates; gradient 5a-3. Saved weights 0, .3, .45 have training MSE 1, .325, .15625 and validation MSE 1, .49, .3025. Minimum validation MSE selects update 2, a≈.45. Both positive checkpoints have validation class accuracy 2/2. Training-majority class baseline chooses 0on its 2/2 tie; training 2/4, validation 1/2. Strict score&gt;0 predicts 1, otherwise 0. Public all-zero image gives score 0, class 0. Final cases are teacher-held until the actual freeze record; no final score is supplied here. Separate picture uses d2, target 2, rate 1/16 and a0→.5→.75.</w:t>
+      </w:r>
+    </w:p>
+    <w:p>
+      <w:pPr>
+        <w:pStyle w:val="ListBullet"/>
+      </w:pPr>
+      <w:r>
+        <w:t>For Train B, compute d, h1, h2 and the score at a = 0.45. Give the class prediction and squared error against its signed target.</w:t>
+      </w:r>
+    </w:p>
+    <w:p>
+      <w:pPr>
         <w:pStyle w:val="Heading3"/>
       </w:pPr>
       <w:r>
-        <w:t>The step I completed without help, and the hint I needed</w:t>
+        <w:t>My reasoning and evidence</w:t>
       </w:r>
     </w:p>
     <w:p>
@@ -754,50 +913,55 @@
       </w:r>
     </w:p>
     <w:p>
+      <w:r>
+        <w:t>________________________________________________________________</w:t>
+      </w:r>
+    </w:p>
+    <w:p>
+      <w:r>
+        <w:t>________________________________________________________________</w:t>
+      </w:r>
+    </w:p>
+    <w:p>
+      <w:r>
+        <w:t>________________________________________________________________</w:t>
+      </w:r>
+    </w:p>
+    <w:p>
       <w:pPr>
         <w:pStyle w:val="Heading1"/>
       </w:pPr>
       <w:r>
-        <w:t>03. Individual reasoning check</w:t>
-      </w:r>
-    </w:p>
-    <w:p>
-      <w:r>
-        <w:t>Check the proposed Training a small image model explanation against the supplied facts before discussing it.</w:t>
-      </w:r>
-    </w:p>
-    <w:p>
-      <w:pPr>
-        <w:spacing w:line="336" w:lineRule="auto" w:after="180"/>
-      </w:pPr>
-      <w:r>
-        <w:rPr>
-          <w:b w:val="0"/>
-        </w:rPr>
-        <w:t xml:space="preserve">Use the worked case for </w:t>
-      </w:r>
-      <w:r>
-        <w:rPr>
-          <w:b/>
-        </w:rPr>
-        <w:t>Training</w:t>
-      </w:r>
-      <w:r>
-        <w:rPr>
-          <w:b w:val="0"/>
-        </w:rPr>
-        <w:t xml:space="preserve"> a small image model. Proposed explanation: “All parameters in a trained model must have been learned”. Decide whether this explanation is supported.</w:t>
-      </w:r>
-    </w:p>
-    <w:p>
-      <w:pPr>
-        <w:spacing w:line="336" w:lineRule="auto" w:after="180"/>
-      </w:pPr>
-      <w:r>
-        <w:rPr>
-          <w:b w:val="0"/>
-        </w:rPr>
-        <w:t>Point to the step or supplied fact that decides; explain your repair if needed.</w:t>
+        <w:t>06. W2 · Trace the calculation</w:t>
+      </w:r>
+    </w:p>
+    <w:p>
+      <w:r>
+        <w:t>Keep this task’s inputs,rule and response together.</w:t>
+      </w:r>
+    </w:p>
+    <w:p>
+      <w:pPr>
+        <w:pStyle w:val="Heading2"/>
+      </w:pPr>
+      <w:r>
+        <w:t>Complete task and evidence</w:t>
+      </w:r>
+    </w:p>
+    <w:p>
+      <w:pPr>
+        <w:pStyle w:val="ListBullet"/>
+      </w:pPr>
+      <w:r>
+        <w:t>Main valid 2×2 binary images use frozen K[[1, -1], [1, -1]] to compute left-column sum minus right-column sum d. Hidden values are [ReLU(d), ReLU(-d)]; score a(h1-h2)=ad. Only a is trained; output coefficients [a, -a] are tied. Training A/B/C/D have d1, 2, -1, -2 and signed targets 1, 1, -1, -1. Validation E/F have d1, -1 and signed targets 1, -1. Start a0, rate.1, two full-data updates; gradient 5a-3. Saved weights 0, .3, .45 have training MSE 1, .325, .15625 and validation MSE 1, .49, .3025. Minimum validation MSE selects update 2, a≈.45. Both positive checkpoints have validation class accuracy 2/2. Training-majority class baseline chooses 0on its 2/2 tie; training 2/4, validation 1/2. Strict score&gt;0 predicts 1, otherwise 0. Public all-zero image gives score 0, class 0. Final cases are teacher-held until the actual freeze record; no final score is supplied here. Separate picture uses d2, target 2, rate 1/16 and a0→.5→.75.</w:t>
+      </w:r>
+    </w:p>
+    <w:p>
+      <w:pPr>
+        <w:pStyle w:val="ListBullet"/>
+      </w:pPr>
+      <w:r>
+        <w:t>Starting at a = 0, use gradient 5a - 3 and rate 0.1 for two updates. Give each gradient, new weight and training MSE.</w:t>
       </w:r>
     </w:p>
     <w:p>
@@ -805,7 +969,7 @@
         <w:pStyle w:val="Heading3"/>
       </w:pPr>
       <w:r>
-        <w:t>My explanation before partner discussion</w:t>
+        <w:t>My reasoning and evidence</w:t>
       </w:r>
     </w:p>
     <w:p>
@@ -829,16 +993,50 @@
       </w:r>
     </w:p>
     <w:p>
+      <w:r>
+        <w:t>________________________________________________________________</w:t>
+      </w:r>
+    </w:p>
+    <w:p>
+      <w:r>
+        <w:t>________________________________________________________________</w:t>
+      </w:r>
+    </w:p>
+    <w:p>
       <w:pPr>
         <w:pStyle w:val="Heading1"/>
       </w:pPr>
       <w:r>
-        <w:t>04. Independent transfer case</w:t>
-      </w:r>
-    </w:p>
-    <w:p>
-      <w:r>
-        <w:t>Write one first attempt at the reserved independent case before feedback. Repeated copies of that case refer to the same recorded attempt.</w:t>
+        <w:t>07. W3 · Repair a misconception</w:t>
+      </w:r>
+    </w:p>
+    <w:p>
+      <w:r>
+        <w:t>Keep this task’s inputs,rule and response together.</w:t>
+      </w:r>
+    </w:p>
+    <w:p>
+      <w:pPr>
+        <w:pStyle w:val="Heading2"/>
+      </w:pPr>
+      <w:r>
+        <w:t>Complete task and evidence</w:t>
+      </w:r>
+    </w:p>
+    <w:p>
+      <w:pPr>
+        <w:pStyle w:val="ListBullet"/>
+      </w:pPr>
+      <w:r>
+        <w:t>Main valid 2×2 binary images use frozen K[[1, -1], [1, -1]] to compute left-column sum minus right-column sum d. Hidden values are [ReLU(d), ReLU(-d)]; score a(h1-h2)=ad. Only a is trained; output coefficients [a, -a] are tied. Training A/B/C/D have d1, 2, -1, -2 and signed targets 1, 1, -1, -1. Validation E/F have d1, -1 and signed targets 1, -1. Start a0, rate.1, two full-data updates; gradient 5a-3. Saved weights 0, .3, .45 have training MSE 1, .325, .15625 and validation MSE 1, .49, .3025. Minimum validation MSE selects update 2, a≈.45. Both positive checkpoints have validation class accuracy 2/2. Training-majority class baseline chooses 0on its 2/2 tie; training 2/4, validation 1/2. Strict score&gt;0 predicts 1, otherwise 0. Public all-zero image gives score 0, class 0. Final cases are teacher-held until the actual freeze record; no final score is supplied here. Separate picture uses d2, target 2, rate 1/16 and a0→.5→.75.</w:t>
+      </w:r>
+    </w:p>
+    <w:p>
+      <w:pPr>
+        <w:pStyle w:val="ListBullet"/>
+      </w:pPr>
+      <w:r>
+        <w:t>Select among the three saved lesson checkpoints using validation MSE, with earliest update breaking a tie. Is selecting by training accuracy the same declared procedure?</w:t>
       </w:r>
     </w:p>
     <w:p>
@@ -846,41 +1044,149 @@
         <w:pStyle w:val="Heading3"/>
       </w:pPr>
       <w:r>
+        <w:t>My reasoning and evidence</w:t>
+      </w:r>
+    </w:p>
+    <w:p>
+      <w:r>
+        <w:t>________________________________________________________________</w:t>
+      </w:r>
+    </w:p>
+    <w:p>
+      <w:r>
+        <w:t>________________________________________________________________</w:t>
+      </w:r>
+    </w:p>
+    <w:p>
+      <w:r>
+        <w:t>________________________________________________________________</w:t>
+      </w:r>
+    </w:p>
+    <w:p>
+      <w:r>
+        <w:t>________________________________________________________________</w:t>
+      </w:r>
+    </w:p>
+    <w:p>
+      <w:r>
+        <w:t>________________________________________________________________</w:t>
+      </w:r>
+    </w:p>
+    <w:p>
+      <w:r>
+        <w:t>________________________________________________________________</w:t>
+      </w:r>
+    </w:p>
+    <w:p>
+      <w:pPr>
+        <w:pStyle w:val="Heading1"/>
+      </w:pPr>
+      <w:r>
+        <w:t>09. W5 · Explain the limitation</w:t>
+      </w:r>
+    </w:p>
+    <w:p>
+      <w:r>
+        <w:t>Keep this task’s inputs,rule and response together.</w:t>
+      </w:r>
+    </w:p>
+    <w:p>
+      <w:pPr>
+        <w:pStyle w:val="Heading2"/>
+      </w:pPr>
+      <w:r>
+        <w:t>Complete task and evidence</w:t>
+      </w:r>
+    </w:p>
+    <w:p>
+      <w:pPr>
+        <w:pStyle w:val="ListBullet"/>
+      </w:pPr>
+      <w:r>
+        <w:t>Main valid 2×2 binary images use frozen K[[1, -1], [1, -1]] to compute left-column sum minus right-column sum d. Hidden values are [ReLU(d), ReLU(-d)]; score a(h1-h2)=ad. Only a is trained; output coefficients [a, -a] are tied. Training A/B/C/D have d1, 2, -1, -2 and signed targets 1, 1, -1, -1. Validation E/F have d1, -1 and signed targets 1, -1. Start a0, rate.1, two full-data updates; gradient 5a-3. Saved weights 0, .3, .45 have training MSE 1, .325, .15625 and validation MSE 1, .49, .3025. Minimum validation MSE selects update 2, a≈.45. Both positive checkpoints have validation class accuracy 2/2. Training-majority class baseline chooses 0on its 2/2 tie; training 2/4, validation 1/2. Strict score&gt;0 predicts 1, otherwise 0. Public all-zero image gives score 0, class 0. Final cases are teacher-held until the actual freeze record; no final score is supplied here. Separate picture uses d2, target 2, rate 1/16 and a0→.5→.75.</w:t>
+      </w:r>
+    </w:p>
+    <w:p>
+      <w:pPr>
+        <w:pStyle w:val="ListBullet"/>
+      </w:pPr>
+      <w:r>
+        <w:t>After inspecting the final cases, a team changes the decision threshold and reports the best result as an unseen test score. Explain the problem and list two things the original report should preserve.</w:t>
+      </w:r>
+    </w:p>
+    <w:p>
+      <w:pPr>
+        <w:pStyle w:val="Heading3"/>
+      </w:pPr>
+      <w:r>
+        <w:t>My reasoning and evidence</w:t>
+      </w:r>
+    </w:p>
+    <w:p>
+      <w:r>
+        <w:t>________________________________________________________________</w:t>
+      </w:r>
+    </w:p>
+    <w:p>
+      <w:r>
+        <w:t>________________________________________________________________</w:t>
+      </w:r>
+    </w:p>
+    <w:p>
+      <w:r>
+        <w:t>________________________________________________________________</w:t>
+      </w:r>
+    </w:p>
+    <w:p>
+      <w:r>
+        <w:t>________________________________________________________________</w:t>
+      </w:r>
+    </w:p>
+    <w:p>
+      <w:r>
+        <w:t>________________________________________________________________</w:t>
+      </w:r>
+    </w:p>
+    <w:p>
+      <w:r>
+        <w:t>________________________________________________________________</w:t>
+      </w:r>
+    </w:p>
+    <w:p>
+      <w:pPr>
+        <w:pStyle w:val="Heading1"/>
+      </w:pPr>
+      <w:r>
+        <w:t>04. Try alone · Selected transfer</w:t>
+      </w:r>
+    </w:p>
+    <w:p>
+      <w:r>
+        <w:t>Keep this task’s inputs,rule and response together.</w:t>
+      </w:r>
+    </w:p>
+    <w:p>
+      <w:pPr>
+        <w:pStyle w:val="Heading2"/>
+      </w:pPr>
+      <w:r>
+        <w:t>Complete task and evidence</w:t>
+      </w:r>
+    </w:p>
+    <w:p>
+      <w:pPr>
+        <w:pStyle w:val="Heading3"/>
+      </w:pPr>
+      <w:r>
         <w:t>Independent case: Choose a checkpoint independently</w:t>
       </w:r>
     </w:p>
     <w:p>
       <w:pPr>
-        <w:spacing w:line="336" w:lineRule="auto" w:after="180"/>
-      </w:pPr>
-      <w:r>
-        <w:rPr>
-          <w:b w:val="0"/>
-        </w:rPr>
-        <w:t xml:space="preserve">A separate model scores bd. Its </w:t>
-      </w:r>
-      <w:r>
-        <w:rPr>
-          <w:b/>
-        </w:rPr>
-        <w:t>training</w:t>
-      </w:r>
-      <w:r>
-        <w:rPr>
-          <w:b w:val="0"/>
-        </w:rPr>
-        <w:t xml:space="preserve"> examples have d = 1 and -1 with signed targets 1 and -1. Start b = 0; gradient is 2(b - 1), rate 0.25 and budget two updates. Validation differences are 2 and -2 with targets 1 and -1.</w:t>
-      </w:r>
-    </w:p>
-    <w:p>
-      <w:pPr>
-        <w:spacing w:line="336" w:lineRule="auto" w:after="180"/>
-      </w:pPr>
-      <w:r>
-        <w:rPr>
-          <w:b w:val="0"/>
-        </w:rPr>
-        <w:t>Calculate all three weights and their validation MSEs, then select by lowest validation MSE.</w:t>
+        <w:pStyle w:val="ListBullet"/>
+      </w:pPr>
+      <w:r>
+        <w:t>A separate model scores bd. Its training examples have d = 1 and -1 with signed targets 1 and -1. Start b = 0; gradient is 2(b - 1), rate 0.25 and budget two updates. Validation differences are 2 and -2 with targets 1 and -1. Calculate all three weights and their validation MSEs, then select by lowest validation MSE.</w:t>
       </w:r>
     </w:p>
     <w:p>
@@ -928,12 +1234,9 @@
     </w:p>
     <w:p>
       <w:pPr>
-        <w:spacing w:line="336" w:lineRule="auto" w:after="180"/>
-      </w:pPr>
-      <w:r>
-        <w:rPr>
-          <w:b w:val="0"/>
-        </w:rPr>
+        <w:pStyle w:val="ListBullet"/>
+      </w:pPr>
+      <w:r>
         <w:t>Attempt this case before feedback. Record any help. Earlier examples below are further practice; a case already practised with feedback cannot establish fresh transfer.</w:t>
       </w:r>
     </w:p>
@@ -942,35 +1245,28 @@
         <w:pStyle w:val="Heading1"/>
       </w:pPr>
       <w:r>
-        <w:t>05. W1 Trace features and a prediction</w:t>
-      </w:r>
-    </w:p>
-    <w:p>
-      <w:r>
-        <w:t>Trace features and a prediction. Apply the supplied Training a small image model facts and keep your reasoning.</w:t>
-      </w:r>
-    </w:p>
-    <w:p>
-      <w:pPr>
-        <w:spacing w:line="336" w:lineRule="auto" w:after="180"/>
-      </w:pPr>
-      <w:r>
-        <w:rPr>
-          <w:b w:val="0"/>
-        </w:rPr>
-        <w:t xml:space="preserve">For Train B, compute d, h1, h2 and the score at a = 0.45. Give the class </w:t>
-      </w:r>
-      <w:r>
-        <w:rPr>
-          <w:b/>
-        </w:rPr>
-        <w:t>prediction</w:t>
-      </w:r>
-      <w:r>
-        <w:rPr>
-          <w:b w:val="0"/>
-        </w:rPr>
-        <w:t xml:space="preserve"> and squared error against its signed target.</w:t>
+        <w:t>10. Project · Keep the mathematical evidence</w:t>
+      </w:r>
+    </w:p>
+    <w:p>
+      <w:r>
+        <w:t>Keep this task’s inputs,rule and response together.</w:t>
+      </w:r>
+    </w:p>
+    <w:p>
+      <w:pPr>
+        <w:pStyle w:val="Heading2"/>
+      </w:pPr>
+      <w:r>
+        <w:t>Complete task and evidence</w:t>
+      </w:r>
+    </w:p>
+    <w:p>
+      <w:pPr>
+        <w:pStyle w:val="ListBullet"/>
+      </w:pPr>
+      <w:r>
+        <w:t>Add a labelled training a small image model evidence sheet to Image-pattern Network Investigation. Show how you can trace a complete image model with fixed features and one trained weight. Use the supplied fictional case and keep its inputs, intermediate steps, calculation or prediction, and limitation. Connect this record to last week’s record; a matching answer without a trace is insufficient.</w:t>
       </w:r>
     </w:p>
     <w:p>
@@ -978,7 +1274,7 @@
         <w:pStyle w:val="Heading3"/>
       </w:pPr>
       <w:r>
-        <w:t>My reasoning and evidence</w:t>
+        <w:t>My project change, supporting evidence and remaining limit</w:t>
       </w:r>
     </w:p>
     <w:p>
@@ -1016,451 +1312,20 @@
         <w:pStyle w:val="Heading1"/>
       </w:pPr>
       <w:r>
-        <w:t>06. W2 Check both updates</w:t>
-      </w:r>
-    </w:p>
-    <w:p>
-      <w:r>
-        <w:t>Check both updates. Apply the supplied Training a small image model facts and keep your reasoning.</w:t>
-      </w:r>
-    </w:p>
-    <w:p>
-      <w:pPr>
-        <w:spacing w:line="336" w:lineRule="auto" w:after="180"/>
-      </w:pPr>
-      <w:r>
-        <w:rPr>
-          <w:b w:val="0"/>
-        </w:rPr>
-        <w:t xml:space="preserve">Starting at a = 0, use gradient 5a - 3 and rate 0.1 for two updates. Give each gradient, new weight and </w:t>
-      </w:r>
-      <w:r>
-        <w:rPr>
-          <w:b/>
-        </w:rPr>
-        <w:t>training</w:t>
-      </w:r>
-      <w:r>
-        <w:rPr>
-          <w:b w:val="0"/>
-        </w:rPr>
-        <w:t xml:space="preserve"> MSE.</w:t>
-      </w:r>
-    </w:p>
-    <w:p>
-      <w:pPr>
-        <w:pStyle w:val="Heading3"/>
-      </w:pPr>
-      <w:r>
-        <w:t>My reasoning and evidence</w:t>
-      </w:r>
-    </w:p>
-    <w:p>
-      <w:r>
-        <w:t>________________________________________________________________</w:t>
-      </w:r>
-    </w:p>
-    <w:p>
-      <w:r>
-        <w:t>________________________________________________________________</w:t>
-      </w:r>
-    </w:p>
-    <w:p>
-      <w:r>
-        <w:t>________________________________________________________________</w:t>
-      </w:r>
-    </w:p>
-    <w:p>
-      <w:r>
-        <w:t>________________________________________________________________</w:t>
-      </w:r>
-    </w:p>
-    <w:p>
-      <w:r>
-        <w:t>________________________________________________________________</w:t>
-      </w:r>
-    </w:p>
-    <w:p>
-      <w:r>
-        <w:t>________________________________________________________________</w:t>
-      </w:r>
-    </w:p>
-    <w:p>
-      <w:pPr>
-        <w:pStyle w:val="Heading1"/>
-      </w:pPr>
-      <w:r>
-        <w:t>07. W3 Apply the selection rule</w:t>
-      </w:r>
-    </w:p>
-    <w:p>
-      <w:r>
-        <w:t>Apply the selection rule. Apply the supplied Training a small image model facts and keep your reasoning.</w:t>
-      </w:r>
-    </w:p>
-    <w:p>
-      <w:pPr>
-        <w:spacing w:line="336" w:lineRule="auto" w:after="180"/>
-        <w:shd w:fill="F5F1FB"/>
-      </w:pPr>
-      <w:r>
-        <w:rPr>
-          <w:b w:val="0"/>
-        </w:rPr>
-        <w:t xml:space="preserve">Select among the three saved lesson </w:t>
-      </w:r>
-      <w:r>
-        <w:rPr>
-          <w:b/>
-        </w:rPr>
-        <w:t>checkpoint</w:t>
-      </w:r>
-      <w:r>
-        <w:rPr>
-          <w:b w:val="0"/>
-        </w:rPr>
-        <w:t xml:space="preserve">s using validation MSE, with earliest update breaking a tie. Is selecting by </w:t>
-      </w:r>
-      <w:r>
-        <w:rPr>
-          <w:b/>
-        </w:rPr>
-        <w:t>training</w:t>
-      </w:r>
-      <w:r>
-        <w:rPr>
-          <w:b w:val="0"/>
-        </w:rPr>
-        <w:t xml:space="preserve"> accuracy the same declared procedure?</w:t>
-      </w:r>
-    </w:p>
-    <w:p>
-      <w:pPr>
-        <w:pStyle w:val="Heading3"/>
-      </w:pPr>
-      <w:r>
-        <w:t>My reasoning and evidence</w:t>
-      </w:r>
-    </w:p>
-    <w:p>
-      <w:r>
-        <w:t>________________________________________________________________</w:t>
-      </w:r>
-    </w:p>
-    <w:p>
-      <w:r>
-        <w:t>________________________________________________________________</w:t>
-      </w:r>
-    </w:p>
-    <w:p>
-      <w:r>
-        <w:t>________________________________________________________________</w:t>
-      </w:r>
-    </w:p>
-    <w:p>
-      <w:r>
-        <w:t>________________________________________________________________</w:t>
-      </w:r>
-    </w:p>
-    <w:p>
-      <w:r>
-        <w:t>________________________________________________________________</w:t>
-      </w:r>
-    </w:p>
-    <w:p>
-      <w:r>
-        <w:t>________________________________________________________________</w:t>
-      </w:r>
-    </w:p>
-    <w:p>
-      <w:pPr>
-        <w:pStyle w:val="Heading1"/>
-      </w:pPr>
-      <w:r>
-        <w:t>08. W4 Choose a checkpoint independently</w:t>
-      </w:r>
-    </w:p>
-    <w:p>
-      <w:r>
-        <w:t>Attempt before feedback. If this repeats the selected independent case, reuse that first attempt; otherwise keep a separate record. Choose a checkpoint independently. Apply the supplied Training a small image model facts and keep your reasoning.</w:t>
-      </w:r>
-    </w:p>
-    <w:p>
-      <w:pPr>
-        <w:spacing w:line="336" w:lineRule="auto" w:after="180"/>
-      </w:pPr>
-      <w:r>
-        <w:rPr>
-          <w:b w:val="0"/>
-        </w:rPr>
-        <w:t xml:space="preserve">A separate model scores bd. Its </w:t>
-      </w:r>
-      <w:r>
-        <w:rPr>
-          <w:b/>
-        </w:rPr>
-        <w:t>training</w:t>
-      </w:r>
-      <w:r>
-        <w:rPr>
-          <w:b w:val="0"/>
-        </w:rPr>
-        <w:t xml:space="preserve"> examples have d = 1 and -1 with signed targets 1 and -1. Start b = 0; gradient is 2(b - 1), rate 0.25 and budget two updates. Validation differences are 2 and -2 with targets 1 and -1.</w:t>
-      </w:r>
-    </w:p>
-    <w:p>
-      <w:pPr>
-        <w:spacing w:line="336" w:lineRule="auto" w:after="180"/>
-      </w:pPr>
-      <w:r>
-        <w:rPr>
-          <w:b w:val="0"/>
-        </w:rPr>
-        <w:t>Calculate all three weights and their validation MSEs, then select by lowest validation MSE.</w:t>
-      </w:r>
-    </w:p>
-    <w:p>
-      <w:pPr>
-        <w:pStyle w:val="Heading3"/>
-      </w:pPr>
-      <w:r>
-        <w:t>My reasoning and evidence</w:t>
-      </w:r>
-    </w:p>
-    <w:p>
-      <w:r>
-        <w:t>________________________________________________________________</w:t>
-      </w:r>
-    </w:p>
-    <w:p>
-      <w:r>
-        <w:t>________________________________________________________________</w:t>
-      </w:r>
-    </w:p>
-    <w:p>
-      <w:r>
-        <w:t>________________________________________________________________</w:t>
-      </w:r>
-    </w:p>
-    <w:p>
-      <w:r>
-        <w:t>________________________________________________________________</w:t>
-      </w:r>
-    </w:p>
-    <w:p>
-      <w:r>
-        <w:t>________________________________________________________________</w:t>
-      </w:r>
-    </w:p>
-    <w:p>
-      <w:r>
-        <w:t>________________________________________________________________</w:t>
-      </w:r>
-    </w:p>
-    <w:p>
-      <w:r>
-        <w:t>________________________________________________________________</w:t>
-      </w:r>
-    </w:p>
-    <w:p>
-      <w:r>
-        <w:t>________________________________________________________________</w:t>
-      </w:r>
-    </w:p>
-    <w:p>
-      <w:pPr>
-        <w:pStyle w:val="Heading1"/>
-      </w:pPr>
-      <w:r>
-        <w:t>09. W5 Audit a final evaluation</w:t>
-      </w:r>
-    </w:p>
-    <w:p>
-      <w:r>
-        <w:t>Audit a final evaluation. Apply the supplied Training a small image model facts and keep your reasoning.</w:t>
-      </w:r>
-    </w:p>
-    <w:p>
-      <w:pPr>
-        <w:spacing w:line="336" w:lineRule="auto" w:after="180"/>
-      </w:pPr>
-      <w:r>
-        <w:rPr>
-          <w:b w:val="0"/>
-        </w:rPr>
-        <w:t>After inspecting the final cases, a team changes the decision threshold and reports the best result as an unseen test score. Explain the problem and list two things the original report should preserve.</w:t>
-      </w:r>
-    </w:p>
-    <w:p>
-      <w:pPr>
-        <w:pStyle w:val="Heading3"/>
-      </w:pPr>
-      <w:r>
-        <w:t>My reasoning and evidence</w:t>
-      </w:r>
-    </w:p>
-    <w:p>
-      <w:r>
-        <w:t>________________________________________________________________</w:t>
-      </w:r>
-    </w:p>
-    <w:p>
-      <w:r>
-        <w:t>________________________________________________________________</w:t>
-      </w:r>
-    </w:p>
-    <w:p>
-      <w:r>
-        <w:t>________________________________________________________________</w:t>
-      </w:r>
-    </w:p>
-    <w:p>
-      <w:r>
-        <w:t>________________________________________________________________</w:t>
-      </w:r>
-    </w:p>
-    <w:p>
-      <w:r>
-        <w:t>________________________________________________________________</w:t>
-      </w:r>
-    </w:p>
-    <w:p>
-      <w:r>
-        <w:t>________________________________________________________________</w:t>
-      </w:r>
-    </w:p>
-    <w:p>
-      <w:pPr>
-        <w:pStyle w:val="Heading1"/>
-      </w:pPr>
-      <w:r>
-        <w:t>10. Project checkpoint and reflection</w:t>
-      </w:r>
-    </w:p>
-    <w:p>
-      <w:r>
-        <w:t>Connect Training a small image model to Image-pattern Network Investigation, identify a limit and choose the next useful test.</w:t>
-      </w:r>
-    </w:p>
-    <w:p>
-      <w:pPr>
-        <w:spacing w:line="336" w:lineRule="auto" w:after="180"/>
-      </w:pPr>
-      <w:r>
-        <w:rPr>
-          <w:b w:val="0"/>
-        </w:rPr>
-        <w:t xml:space="preserve">Add a labelled </w:t>
-      </w:r>
-      <w:r>
-        <w:rPr>
-          <w:b/>
-        </w:rPr>
-        <w:t>training</w:t>
-      </w:r>
-      <w:r>
-        <w:rPr>
-          <w:b w:val="0"/>
-        </w:rPr>
-        <w:t xml:space="preserve"> a small image model </w:t>
-      </w:r>
-      <w:r>
-        <w:rPr>
-          <w:b/>
-        </w:rPr>
-        <w:t>evidence</w:t>
-      </w:r>
-      <w:r>
-        <w:rPr>
-          <w:b w:val="0"/>
-        </w:rPr>
-        <w:t xml:space="preserve"> sheet to Image-pattern Network Investigation. Show how you can trace a complete image model with fixed features and one trained weight.</w:t>
-      </w:r>
-    </w:p>
-    <w:p>
-      <w:pPr>
-        <w:spacing w:line="336" w:lineRule="auto" w:after="180"/>
-      </w:pPr>
-      <w:r>
-        <w:rPr>
-          <w:b w:val="0"/>
-        </w:rPr>
-        <w:t xml:space="preserve">Use the supplied fictional case and keep its </w:t>
-      </w:r>
-      <w:r>
-        <w:rPr>
-          <w:b/>
-        </w:rPr>
-        <w:t>input</w:t>
-      </w:r>
-      <w:r>
-        <w:rPr>
-          <w:b w:val="0"/>
-        </w:rPr>
-        <w:t xml:space="preserve">s, intermediate steps, calculation or </w:t>
-      </w:r>
-      <w:r>
-        <w:rPr>
-          <w:b/>
-        </w:rPr>
-        <w:t>prediction</w:t>
-      </w:r>
-      <w:r>
-        <w:rPr>
-          <w:b w:val="0"/>
-        </w:rPr>
-        <w:t>, and limitation. Connect this record to last week’s record; a matching answer without a trace is insufficient.</w:t>
-      </w:r>
-    </w:p>
-    <w:p>
-      <w:pPr>
-        <w:pStyle w:val="Heading3"/>
-      </w:pPr>
-      <w:r>
-        <w:t>My project change, supporting evidence and remaining limit</w:t>
-      </w:r>
-    </w:p>
-    <w:p>
-      <w:r>
-        <w:t>________________________________________________________________</w:t>
-      </w:r>
-    </w:p>
-    <w:p>
-      <w:r>
-        <w:t>________________________________________________________________</w:t>
-      </w:r>
-    </w:p>
-    <w:p>
-      <w:r>
-        <w:t>________________________________________________________________</w:t>
-      </w:r>
-    </w:p>
-    <w:p>
-      <w:r>
-        <w:t>________________________________________________________________</w:t>
-      </w:r>
-    </w:p>
-    <w:p>
-      <w:r>
-        <w:t>________________________________________________________________</w:t>
-      </w:r>
-    </w:p>
-    <w:p>
-      <w:r>
-        <w:t>________________________________________________________________</w:t>
-      </w:r>
-    </w:p>
-    <w:p>
-      <w:pPr>
-        <w:pStyle w:val="Heading1"/>
-      </w:pPr>
-      <w:r>
-        <w:t>11. Feedback, return check and learning record</w:t>
-      </w:r>
-    </w:p>
-    <w:p>
-      <w:r>
-        <w:t>Record the first repaired step and a different case to revisit after a delay.</w:t>
+        <w:t>11. Feedback · Repair and return</w:t>
+      </w:r>
+    </w:p>
+    <w:p>
+      <w:r>
+        <w:t>Keep this task’s inputs,rule and response together.</w:t>
+      </w:r>
+    </w:p>
+    <w:p>
+      <w:pPr>
+        <w:pStyle w:val="Heading2"/>
+      </w:pPr>
+      <w:r>
+        <w:t>Complete task and evidence</w:t>
       </w:r>
     </w:p>
     <w:tbl>
@@ -1601,12 +1466,9 @@
     </w:tbl>
     <w:p>
       <w:pPr>
-        <w:spacing w:line="336" w:lineRule="auto" w:after="180"/>
-      </w:pPr>
-      <w:r>
-        <w:rPr>
-          <w:b w:val="0"/>
-        </w:rPr>
+        <w:pStyle w:val="ListBullet"/>
+      </w:pPr>
+      <w:r>
         <w:t>Revisit this idea with your teacher after a delay. Familiarity is different from explaining and using it on a changed case.</w:t>
       </w:r>
     </w:p>
@@ -1615,69 +1477,330 @@
         <w:pStyle w:val="Heading1"/>
       </w:pPr>
       <w:r>
-        <w:t>12. Pictorial case practice: Training a small image model</w:t>
-      </w:r>
-    </w:p>
-    <w:p>
-      <w:r>
-        <w:t>Train one tiny image score with a fixed budget and a separately reserved check. Explain the labelled step before checking the changed condition.</w:t>
-      </w:r>
-    </w:p>
-    <w:p>
-      <w:pPr>
-        <w:spacing w:line="336" w:lineRule="auto" w:after="180"/>
-      </w:pPr>
-      <w:r>
-        <w:rPr>
-          <w:b w:val="0"/>
-        </w:rPr>
+        <w:t>Reference bank and extra practice</w:t>
+      </w:r>
+    </w:p>
+    <w:p>
+      <w:pPr>
+        <w:pStyle w:val="Heading1"/>
+      </w:pPr>
+      <w:r>
+        <w:t>02. Reference · Supported W2 record</w:t>
+      </w:r>
+    </w:p>
+    <w:p>
+      <w:r>
+        <w:t>Keep this task’s inputs,rule and response together.</w:t>
+      </w:r>
+    </w:p>
+    <w:p>
+      <w:pPr>
+        <w:pStyle w:val="Heading2"/>
+      </w:pPr>
+      <w:r>
+        <w:t>Complete task and evidence</w:t>
+      </w:r>
+    </w:p>
+    <w:p>
+      <w:pPr>
+        <w:pStyle w:val="ListBullet"/>
+      </w:pPr>
+      <w:r>
+        <w:t>Use W2: Check both updates for Training a small image model. Record the answer once; the lesson and workbook refer to the same attempt.</w:t>
+      </w:r>
+    </w:p>
+    <w:tbl>
+      <w:tblPr>
+        <w:tblStyle w:val="LightShading-Accent1"/>
+        <w:tblW w:type="auto" w:w="0"/>
+        <w:tblLook w:firstColumn="1" w:firstRow="1" w:lastColumn="0" w:lastRow="0" w:noHBand="0" w:noVBand="1" w:val="04A0"/>
+      </w:tblPr>
+      <w:tblGrid>
+        <w:gridCol w:w="2556"/>
+        <w:gridCol w:w="2556"/>
+        <w:gridCol w:w="2556"/>
+        <w:gridCol w:w="2556"/>
+      </w:tblGrid>
+      <w:tr>
+        <w:trPr>
+          <w:tblHeader/>
+        </w:trPr>
+        <w:tc>
+          <w:tcPr>
+            <w:tcW w:type="dxa" w:w="2556"/>
+          </w:tcPr>
+          <w:p>
+            <w:r>
+              <w:t>Given inputs</w:t>
+            </w:r>
+          </w:p>
+        </w:tc>
+        <w:tc>
+          <w:tcPr>
+            <w:tcW w:type="dxa" w:w="2556"/>
+          </w:tcPr>
+          <w:p>
+            <w:r>
+              <w:t>Procedure I chose</w:t>
+            </w:r>
+          </w:p>
+        </w:tc>
+        <w:tc>
+          <w:tcPr>
+            <w:tcW w:type="dxa" w:w="2556"/>
+          </w:tcPr>
+          <w:p>
+            <w:r>
+              <w:t>Middle steps</w:t>
+            </w:r>
+          </w:p>
+        </w:tc>
+        <w:tc>
+          <w:tcPr>
+            <w:tcW w:type="dxa" w:w="2556"/>
+          </w:tcPr>
+          <w:p>
+            <w:r>
+              <w:t>Result and check</w:t>
+            </w:r>
+          </w:p>
+        </w:tc>
+      </w:tr>
+      <w:tr>
+        <w:tc>
+          <w:tcPr>
+            <w:tcW w:type="dxa" w:w="2556"/>
+          </w:tcPr>
+          <w:p>
+            <w:r/>
+          </w:p>
+        </w:tc>
+        <w:tc>
+          <w:tcPr>
+            <w:tcW w:type="dxa" w:w="2556"/>
+          </w:tcPr>
+          <w:p>
+            <w:r/>
+          </w:p>
+        </w:tc>
+        <w:tc>
+          <w:tcPr>
+            <w:tcW w:type="dxa" w:w="2556"/>
+          </w:tcPr>
+          <w:p>
+            <w:r/>
+          </w:p>
+        </w:tc>
+        <w:tc>
+          <w:tcPr>
+            <w:tcW w:type="dxa" w:w="2556"/>
+          </w:tcPr>
+          <w:p>
+            <w:r/>
+          </w:p>
+        </w:tc>
+      </w:tr>
+    </w:tbl>
+    <w:p>
+      <w:pPr>
+        <w:pStyle w:val="Heading3"/>
+      </w:pPr>
+      <w:r>
+        <w:t>The step I completed without help, and the hint I needed</w:t>
+      </w:r>
+    </w:p>
+    <w:p>
+      <w:r>
+        <w:t>________________________________________________________________</w:t>
+      </w:r>
+    </w:p>
+    <w:p>
+      <w:r>
+        <w:t>________________________________________________________________</w:t>
+      </w:r>
+    </w:p>
+    <w:p>
+      <w:r>
+        <w:t>________________________________________________________________</w:t>
+      </w:r>
+    </w:p>
+    <w:p>
+      <w:pPr>
+        <w:pStyle w:val="Heading1"/>
+      </w:pPr>
+      <w:r>
+        <w:t>03. Extra practice · Individual reasoning check</w:t>
+      </w:r>
+    </w:p>
+    <w:p>
+      <w:r>
+        <w:t>Keep this task’s inputs,rule and response together.</w:t>
+      </w:r>
+    </w:p>
+    <w:p>
+      <w:pPr>
+        <w:pStyle w:val="Heading2"/>
+      </w:pPr>
+      <w:r>
+        <w:t>Complete task and evidence</w:t>
+      </w:r>
+    </w:p>
+    <w:p>
+      <w:pPr>
+        <w:pStyle w:val="ListBullet"/>
+      </w:pPr>
+      <w:r>
+        <w:t>Use the worked case for Training a small image model. Proposed explanation: “All parameters in a trained model must have been learned”. Decide whether this explanation is supported. Point to the step or supplied fact that decides; explain your repair if needed.</w:t>
+      </w:r>
+    </w:p>
+    <w:p>
+      <w:pPr>
+        <w:pStyle w:val="Heading3"/>
+      </w:pPr>
+      <w:r>
+        <w:t>My explanation before partner discussion</w:t>
+      </w:r>
+    </w:p>
+    <w:p>
+      <w:r>
+        <w:t>________________________________________________________________</w:t>
+      </w:r>
+    </w:p>
+    <w:p>
+      <w:r>
+        <w:t>________________________________________________________________</w:t>
+      </w:r>
+    </w:p>
+    <w:p>
+      <w:r>
+        <w:t>________________________________________________________________</w:t>
+      </w:r>
+    </w:p>
+    <w:p>
+      <w:r>
+        <w:t>________________________________________________________________</w:t>
+      </w:r>
+    </w:p>
+    <w:p>
+      <w:pPr>
+        <w:pStyle w:val="Heading1"/>
+      </w:pPr>
+      <w:r>
+        <w:t>08. Reference · Earlier W4 response copy</w:t>
+      </w:r>
+    </w:p>
+    <w:p>
+      <w:r>
+        <w:t>Keep this task’s inputs,rule and response together.</w:t>
+      </w:r>
+    </w:p>
+    <w:p>
+      <w:pPr>
+        <w:pStyle w:val="Heading2"/>
+      </w:pPr>
+      <w:r>
+        <w:t>Complete task and evidence</w:t>
+      </w:r>
+    </w:p>
+    <w:p>
+      <w:pPr>
+        <w:pStyle w:val="ListBullet"/>
+      </w:pPr>
+      <w:r>
+        <w:t>A separate model scores bd. Its training examples have d = 1 and -1 with signed targets 1 and -1. Start b = 0; gradient is 2(b - 1), rate 0.25 and budget two updates. Validation differences are 2 and -2 with targets 1 and -1. Calculate all three weights and their validation MSEs, then select by lowest validation MSE.</w:t>
+      </w:r>
+    </w:p>
+    <w:p>
+      <w:pPr>
+        <w:pStyle w:val="Heading3"/>
+      </w:pPr>
+      <w:r>
+        <w:t>My reasoning and evidence</w:t>
+      </w:r>
+    </w:p>
+    <w:p>
+      <w:r>
+        <w:t>________________________________________________________________</w:t>
+      </w:r>
+    </w:p>
+    <w:p>
+      <w:r>
+        <w:t>________________________________________________________________</w:t>
+      </w:r>
+    </w:p>
+    <w:p>
+      <w:r>
+        <w:t>________________________________________________________________</w:t>
+      </w:r>
+    </w:p>
+    <w:p>
+      <w:r>
+        <w:t>________________________________________________________________</w:t>
+      </w:r>
+    </w:p>
+    <w:p>
+      <w:r>
+        <w:t>________________________________________________________________</w:t>
+      </w:r>
+    </w:p>
+    <w:p>
+      <w:r>
+        <w:t>________________________________________________________________</w:t>
+      </w:r>
+    </w:p>
+    <w:p>
+      <w:r>
+        <w:t>________________________________________________________________</w:t>
+      </w:r>
+    </w:p>
+    <w:p>
+      <w:r>
+        <w:t>________________________________________________________________</w:t>
+      </w:r>
+    </w:p>
+    <w:p>
+      <w:pPr>
+        <w:pStyle w:val="Heading1"/>
+      </w:pPr>
+      <w:r>
+        <w:t>12. Extra practice · Pictured case</w:t>
+      </w:r>
+    </w:p>
+    <w:p>
+      <w:r>
+        <w:t>Keep this task’s inputs,rule and response together.</w:t>
+      </w:r>
+    </w:p>
+    <w:p>
+      <w:pPr>
+        <w:pStyle w:val="Heading2"/>
+      </w:pPr>
+      <w:r>
+        <w:t>Complete task and evidence</w:t>
+      </w:r>
+    </w:p>
+    <w:p>
+      <w:pPr>
+        <w:pStyle w:val="ListBullet"/>
+      </w:pPr>
+      <w:r>
         <w:t>Train one tiny image score with a fixed budget and a separately reserved check.</w:t>
       </w:r>
     </w:p>
     <w:p>
       <w:pPr>
-        <w:spacing w:line="336" w:lineRule="auto" w:after="180"/>
-      </w:pPr>
-      <w:r>
-        <w:rPr>
-          <w:b w:val="0"/>
-        </w:rPr>
-        <w:t xml:space="preserve">Toy brightness difference d=left−right; score=a×d. </w:t>
-      </w:r>
-      <w:r>
-        <w:rPr>
-          <w:b/>
-        </w:rPr>
-        <w:t>Training</w:t>
-      </w:r>
-      <w:r>
-        <w:rPr>
-          <w:b w:val="0"/>
-        </w:rPr>
-        <w:t xml:space="preserve"> pair d=2, target 2; start a=0; squared loss; learning rate 1/16; two updates.</w:t>
-      </w:r>
-    </w:p>
-    <w:p>
-      <w:pPr>
-        <w:spacing w:line="336" w:lineRule="auto" w:after="180"/>
-      </w:pPr>
-      <w:r>
-        <w:rPr>
-          <w:b w:val="0"/>
-        </w:rPr>
-        <w:t xml:space="preserve">All </w:t>
-      </w:r>
-      <w:r>
-        <w:rPr>
-          <w:b/>
-        </w:rPr>
-        <w:t>input</w:t>
-      </w:r>
-      <w:r>
-        <w:rPr>
-          <w:b w:val="0"/>
-        </w:rPr>
-        <w:t>s and outcomes in this worked example are invented classroom data; no real model run is claimed.</w:t>
+        <w:pStyle w:val="ListBullet"/>
+      </w:pPr>
+      <w:r>
+        <w:t>Toy brightness difference d=left−right; score=a×d. Training pair d=2, target 2; start a=0; squared loss; learning rate 1/16; two updates.</w:t>
+      </w:r>
+    </w:p>
+    <w:p>
+      <w:pPr>
+        <w:pStyle w:val="ListBullet"/>
+      </w:pPr>
+      <w:r>
+        <w:t>All inputs and outcomes in this worked example are invented classroom data; no real model run is claimed.</w:t>
       </w:r>
     </w:p>
     <w:p>
@@ -1718,37 +1841,10 @@
     </w:p>
     <w:p>
       <w:pPr>
-        <w:spacing w:line="336" w:lineRule="auto" w:after="180"/>
-      </w:pPr>
-      <w:r>
-        <w:rPr>
-          <w:b w:val="0"/>
-        </w:rPr>
-        <w:t xml:space="preserve">Does lower </w:t>
-      </w:r>
-      <w:r>
-        <w:rPr>
-          <w:b/>
-        </w:rPr>
-        <w:t>training</w:t>
-      </w:r>
-      <w:r>
-        <w:rPr>
-          <w:b w:val="0"/>
-        </w:rPr>
-        <w:t xml:space="preserve"> loss alone establish that four updates generalise better? Point to the relevant step in the picture, then write the changed result and the rule or </w:t>
-      </w:r>
-      <w:r>
-        <w:rPr>
-          <w:b/>
-        </w:rPr>
-        <w:t>evidence</w:t>
-      </w:r>
-      <w:r>
-        <w:rPr>
-          <w:b w:val="0"/>
-        </w:rPr>
-        <w:t xml:space="preserve"> that supports it.</w:t>
+        <w:pStyle w:val="ListBullet"/>
+      </w:pPr>
+      <w:r>
+        <w:t>Does lower training loss alone establish that four updates generalise better? Point to the relevant step in the picture, then write the changed result and the rule or evidence that supports it.</w:t>
       </w:r>
     </w:p>
     <w:p>
@@ -1791,68 +1887,18 @@
     </w:p>
     <w:p>
       <w:pPr>
-        <w:pStyle w:val="Heading3"/>
-      </w:pPr>
-      <w:r>
-        <w:t>Record the help used</w:t>
-      </w:r>
-    </w:p>
-    <w:p>
-      <w:pPr>
-        <w:spacing w:line="336" w:lineRule="auto" w:after="180"/>
-        <w:shd w:fill="F1F6F8"/>
-      </w:pPr>
-      <w:r>
-        <w:rPr>
-          <w:b w:val="0"/>
-        </w:rPr>
-        <w:t xml:space="preserve">Support used: alone / hint / worked example. This record is practice </w:t>
-      </w:r>
-      <w:r>
-        <w:rPr>
-          <w:b/>
-        </w:rPr>
-        <w:t>evidence</w:t>
-      </w:r>
-      <w:r>
-        <w:rPr>
-          <w:b w:val="0"/>
-        </w:rPr>
-        <w:t>.</w:t>
-      </w:r>
-    </w:p>
-    <w:p>
-      <w:pPr>
-        <w:spacing w:line="336" w:lineRule="auto" w:after="180"/>
-      </w:pPr>
-      <w:r>
-        <w:rPr>
-          <w:b w:val="0"/>
-        </w:rPr>
-        <w:t xml:space="preserve">Project connection: For your Image-pattern Network Investigation, save the </w:t>
-      </w:r>
-      <w:r>
-        <w:rPr>
-          <w:b/>
-        </w:rPr>
-        <w:t>input</w:t>
-      </w:r>
-      <w:r>
-        <w:rPr>
-          <w:b w:val="0"/>
-        </w:rPr>
-        <w:t>, procedure, observed result and limitation of this check.</w:t>
-      </w:r>
-    </w:p>
-    <w:p>
-      <w:pPr>
-        <w:spacing w:line="336" w:lineRule="auto" w:after="180"/>
-      </w:pPr>
-      <w:r>
-        <w:rPr>
-          <w:b w:val="0"/>
-        </w:rPr>
-        <w:t>Label this worked example as practice; use a different, previously unreviewed case when checking independent understanding.</w:t>
+        <w:pStyle w:val="ListBullet"/>
+      </w:pPr>
+      <w:r>
+        <w:t>Support used: alone / hint / worked example. This record is practice evidence.</w:t>
+      </w:r>
+    </w:p>
+    <w:p>
+      <w:pPr>
+        <w:pStyle w:val="ListBullet"/>
+      </w:pPr>
+      <w:r>
+        <w:t>Project connection: For your Image-pattern Network Investigation, save the input, procedure, observed result and limitation of this check. Label this worked example as practice; use a different, previously unreviewed case when checking independent understanding.</w:t>
       </w:r>
     </w:p>
     <w:p>
@@ -1860,68 +1906,44 @@
         <w:pStyle w:val="Heading1"/>
       </w:pPr>
       <w:r>
-        <w:t>13. Project portfolio milestone</w:t>
-      </w:r>
-    </w:p>
-    <w:p>
-      <w:r>
-        <w:t>Keep this week’s input, deciding step, result and limit together in the Image-pattern Network Investigation record.</w:t>
-      </w:r>
-    </w:p>
-    <w:p>
-      <w:pPr>
-        <w:spacing w:line="336" w:lineRule="auto" w:after="180"/>
-      </w:pPr>
-      <w:r>
-        <w:rPr>
-          <w:b w:val="0"/>
-        </w:rPr>
+        <w:t>13. Reference · Project milestone</w:t>
+      </w:r>
+    </w:p>
+    <w:p>
+      <w:r>
+        <w:t>Keep this task’s inputs,rule and response together.</w:t>
+      </w:r>
+    </w:p>
+    <w:p>
+      <w:pPr>
+        <w:pStyle w:val="Heading2"/>
+      </w:pPr>
+      <w:r>
+        <w:t>Complete task and evidence</w:t>
+      </w:r>
+    </w:p>
+    <w:p>
+      <w:pPr>
+        <w:pStyle w:val="ListBullet"/>
+      </w:pPr>
+      <w:r>
         <w:t>Project: Image-pattern Network Investigation</w:t>
       </w:r>
     </w:p>
     <w:p>
       <w:pPr>
-        <w:spacing w:line="336" w:lineRule="auto" w:after="180"/>
-      </w:pPr>
-      <w:r>
-        <w:rPr>
-          <w:b w:val="0"/>
-        </w:rPr>
+        <w:pStyle w:val="ListBullet"/>
+      </w:pPr>
+      <w:r>
         <w:t>Current milestone: Evaluate and revise. Compare with your starting method, explain errors and record a justified revision.</w:t>
       </w:r>
     </w:p>
     <w:p>
       <w:pPr>
-        <w:spacing w:line="336" w:lineRule="auto" w:after="180"/>
-      </w:pPr>
-      <w:r>
-        <w:rPr>
-          <w:b w:val="0"/>
-        </w:rPr>
-        <w:t xml:space="preserve">For your Image-pattern Network Investigation, save the </w:t>
-      </w:r>
-      <w:r>
-        <w:rPr>
-          <w:b/>
-        </w:rPr>
-        <w:t>input</w:t>
-      </w:r>
-      <w:r>
-        <w:rPr>
-          <w:b w:val="0"/>
-        </w:rPr>
-        <w:t>, procedure, observed result and limitation of this check.</w:t>
-      </w:r>
-    </w:p>
-    <w:p>
-      <w:pPr>
-        <w:spacing w:line="336" w:lineRule="auto" w:after="180"/>
-      </w:pPr>
-      <w:r>
-        <w:rPr>
-          <w:b w:val="0"/>
-        </w:rPr>
-        <w:t>Label this worked example as practice; use a different, previously unreviewed case when checking independent understanding.</w:t>
+        <w:pStyle w:val="ListBullet"/>
+      </w:pPr>
+      <w:r>
+        <w:t>For your Image-pattern Network Investigation, save the input, procedure, observed result and limitation of this check. Label this worked example as practice; use a different, previously unreviewed case when checking independent understanding.</w:t>
       </w:r>
     </w:p>
     <w:tbl>
@@ -2078,12 +2100,621 @@
         <w:pStyle w:val="Heading1"/>
       </w:pPr>
       <w:r>
-        <w:t>14. Supported practice and learning evidence</w:t>
-      </w:r>
-    </w:p>
-    <w:p>
-      <w:r>
-        <w:t>Try the supported questions before comparing with hints and feedback. Record what you repaired and the evidence you retained.</w:t>
+        <w:t>14. Extra practice · Predict,check and repair</w:t>
+      </w:r>
+    </w:p>
+    <w:p>
+      <w:r>
+        <w:t>Keep supported feedback separate from the independent case.</w:t>
+      </w:r>
+    </w:p>
+    <w:p>
+      <w:pPr>
+        <w:pStyle w:val="Heading2"/>
+      </w:pPr>
+      <w:r>
+        <w:t>First supported question and optional hint</w:t>
+      </w:r>
+    </w:p>
+    <w:p>
+      <w:pPr>
+        <w:pStyle w:val="ListBullet"/>
+      </w:pPr>
+      <w:r>
+        <w:t>Train one tiny image score with a fixed budget and a separately reserved check.</w:t>
+      </w:r>
+    </w:p>
+    <w:p>
+      <w:pPr>
+        <w:pStyle w:val="Heading3"/>
+      </w:pPr>
+      <w:r>
+        <w:t>Practice 1: explain the deciding evidence</w:t>
+      </w:r>
+    </w:p>
+    <w:p>
+      <w:pPr>
+        <w:pStyle w:val="ListBullet"/>
+      </w:pPr>
+      <w:r>
+        <w:t>Which labelled step matches this detail? At reserved d1, target 1: prediction 0.75, squared error 0.0625.</w:t>
+      </w:r>
+    </w:p>
+    <w:p>
+      <w:pPr>
+        <w:pStyle w:val="ListBullet"/>
+      </w:pPr>
+      <w:r>
+        <w:t>1. Validation score</w:t>
+      </w:r>
+    </w:p>
+    <w:p>
+      <w:pPr>
+        <w:pStyle w:val="ListBullet"/>
+      </w:pPr>
+      <w:r>
+        <w:t>2. First update</w:t>
+      </w:r>
+    </w:p>
+    <w:p>
+      <w:pPr>
+        <w:pStyle w:val="ListBullet"/>
+      </w:pPr>
+      <w:r>
+        <w:t>3. Second update</w:t>
+      </w:r>
+    </w:p>
+    <w:p>
+      <w:pPr>
+        <w:pStyle w:val="Heading3"/>
+      </w:pPr>
+      <w:r>
+        <w:t>My selected conclusion, deciding fact and explanation</w:t>
+      </w:r>
+    </w:p>
+    <w:p>
+      <w:r>
+        <w:t>________________________________________________________________</w:t>
+      </w:r>
+    </w:p>
+    <w:p>
+      <w:r>
+        <w:t>________________________________________________________________</w:t>
+      </w:r>
+    </w:p>
+    <w:p>
+      <w:r>
+        <w:t>________________________________________________________________</w:t>
+      </w:r>
+    </w:p>
+    <w:p>
+      <w:r>
+        <w:t>________________________________________________________________</w:t>
+      </w:r>
+    </w:p>
+    <w:p>
+      <w:r>
+        <w:t>________________________________________________________________</w:t>
+      </w:r>
+    </w:p>
+    <w:p>
+      <w:pPr>
+        <w:pStyle w:val="ListBullet"/>
+      </w:pPr>
+      <w:r>
+        <w:t>Hint if needed: Read the steps in the pictorial case. Match the supplied detail to the stage that performs or records it.</w:t>
+      </w:r>
+    </w:p>
+    <w:p>
+      <w:pPr>
+        <w:pStyle w:val="Heading2"/>
+      </w:pPr>
+      <w:r>
+        <w:t>Check after the first attempt · reference / check after trying</w:t>
+      </w:r>
+    </w:p>
+    <w:p>
+      <w:pPr>
+        <w:spacing w:line="336" w:lineRule="auto" w:after="180"/>
+      </w:pPr>
+      <w:r>
+        <w:rPr>
+          <w:b w:val="0"/>
+        </w:rPr>
+        <w:t xml:space="preserve">After your attempt, compare with the supported explanation: Validation score At reserved d1, target 1: </w:t>
+      </w:r>
+      <w:r>
+        <w:rPr>
+          <w:b/>
+        </w:rPr>
+        <w:t>prediction</w:t>
+      </w:r>
+      <w:r>
+        <w:rPr>
+          <w:b w:val="0"/>
+        </w:rPr>
+        <w:t xml:space="preserve"> 0.75, squared error 0.0625.</w:t>
+      </w:r>
+    </w:p>
+    <w:p>
+      <w:pPr>
+        <w:spacing w:line="336" w:lineRule="auto" w:after="180"/>
+      </w:pPr>
+      <w:r>
+        <w:rPr>
+          <w:b w:val="0"/>
+        </w:rPr>
+        <w:t xml:space="preserve">The image feature is a brightness difference, and </w:t>
+      </w:r>
+      <w:r>
+        <w:rPr>
+          <w:b/>
+        </w:rPr>
+        <w:t>training</w:t>
+      </w:r>
+      <w:r>
+        <w:rPr>
+          <w:b w:val="0"/>
+        </w:rPr>
+        <w:t xml:space="preserve"> adjusts one </w:t>
+      </w:r>
+      <w:r>
+        <w:rPr>
+          <w:b/>
+        </w:rPr>
+        <w:t>output</w:t>
+      </w:r>
+      <w:r>
+        <w:rPr>
+          <w:b w:val="0"/>
+        </w:rPr>
+        <w:t xml:space="preserve"> weight multiplying it. Each gradient is computed using the current </w:t>
+      </w:r>
+      <w:r>
+        <w:rPr>
+          <w:b/>
+        </w:rPr>
+        <w:t>prediction</w:t>
+      </w:r>
+      <w:r>
+        <w:rPr>
+          <w:b w:val="0"/>
+        </w:rPr>
+        <w:t xml:space="preserve"> before the next update.</w:t>
+      </w:r>
+    </w:p>
+    <w:p>
+      <w:pPr>
+        <w:spacing w:line="336" w:lineRule="auto" w:after="180"/>
+      </w:pPr>
+      <w:r>
+        <w:rPr>
+          <w:b w:val="0"/>
+        </w:rPr>
+        <w:t xml:space="preserve">In this example, the rate halves the distance to the </w:t>
+      </w:r>
+      <w:r>
+        <w:rPr>
+          <w:b/>
+        </w:rPr>
+        <w:t>training</w:t>
+      </w:r>
+      <w:r>
+        <w:rPr>
+          <w:b w:val="0"/>
+        </w:rPr>
+        <w:t xml:space="preserve"> optimum each time. More updates reduce this </w:t>
+      </w:r>
+      <w:r>
+        <w:rPr>
+          <w:b/>
+        </w:rPr>
+        <w:t>training</w:t>
+      </w:r>
+      <w:r>
+        <w:rPr>
+          <w:b w:val="0"/>
+        </w:rPr>
+        <w:t xml:space="preserve"> loss, but choosing a budget still requires separate validation </w:t>
+      </w:r>
+      <w:r>
+        <w:rPr>
+          <w:b/>
+        </w:rPr>
+        <w:t>evidence</w:t>
+      </w:r>
+      <w:r>
+        <w:rPr>
+          <w:b w:val="0"/>
+        </w:rPr>
+        <w:t>.</w:t>
+      </w:r>
+    </w:p>
+    <w:p>
+      <w:pPr>
+        <w:pStyle w:val="Heading2"/>
+      </w:pPr>
+      <w:r>
+        <w:t>Changed-case question and optional hint</w:t>
+      </w:r>
+    </w:p>
+    <w:p>
+      <w:pPr>
+        <w:pStyle w:val="Heading3"/>
+      </w:pPr>
+      <w:r>
+        <w:t>Practice 2: explain the deciding evidence</w:t>
+      </w:r>
+    </w:p>
+    <w:p>
+      <w:pPr>
+        <w:pStyle w:val="ListBullet"/>
+      </w:pPr>
+      <w:r>
+        <w:t>Changed-case practice: Double the two-update budget while keeping the same training rule. Which conclusion is supported by the supplied facts?</w:t>
+      </w:r>
+    </w:p>
+    <w:p>
+      <w:pPr>
+        <w:pStyle w:val="ListBullet"/>
+      </w:pPr>
+      <w:r>
+        <w:t>1. We can decide the result without examining the changed input or the procedure.</w:t>
+      </w:r>
+    </w:p>
+    <w:p>
+      <w:pPr>
+        <w:pStyle w:val="ListBullet"/>
+      </w:pPr>
+      <w:r>
+        <w:t>2. This one example guarantees correct results for every future input.</w:t>
+      </w:r>
+    </w:p>
+    <w:p>
+      <w:pPr>
+        <w:pStyle w:val="ListBullet"/>
+      </w:pPr>
+      <w:r>
+        <w:t>3. Next a values 0.875 and 0.9375; training loss falls to 0.015625.</w:t>
+      </w:r>
+    </w:p>
+    <w:p>
+      <w:pPr>
+        <w:pStyle w:val="Heading3"/>
+      </w:pPr>
+      <w:r>
+        <w:t>My selected conclusion, deciding fact and explanation</w:t>
+      </w:r>
+    </w:p>
+    <w:p>
+      <w:r>
+        <w:t>________________________________________________________________</w:t>
+      </w:r>
+    </w:p>
+    <w:p>
+      <w:r>
+        <w:t>________________________________________________________________</w:t>
+      </w:r>
+    </w:p>
+    <w:p>
+      <w:r>
+        <w:t>________________________________________________________________</w:t>
+      </w:r>
+    </w:p>
+    <w:p>
+      <w:r>
+        <w:t>________________________________________________________________</w:t>
+      </w:r>
+    </w:p>
+    <w:p>
+      <w:r>
+        <w:t>________________________________________________________________</w:t>
+      </w:r>
+    </w:p>
+    <w:p>
+      <w:pPr>
+        <w:pStyle w:val="ListBullet"/>
+      </w:pPr>
+      <w:r>
+        <w:t>Hint if needed: Use the changed condition and the deciding step in the pictorial trace. The answer must say what follows from those facts.</w:t>
+      </w:r>
+    </w:p>
+    <w:p>
+      <w:pPr>
+        <w:pStyle w:val="Heading2"/>
+      </w:pPr>
+      <w:r>
+        <w:t>Check after the changed attempt · reference / check after trying</w:t>
+      </w:r>
+    </w:p>
+    <w:p>
+      <w:pPr>
+        <w:spacing w:line="336" w:lineRule="auto" w:after="180"/>
+      </w:pPr>
+      <w:r>
+        <w:rPr>
+          <w:b w:val="0"/>
+        </w:rPr>
+        <w:t xml:space="preserve">After your attempt, compare with the supported explanation: Next a values 0.875 and 0.9375; </w:t>
+      </w:r>
+      <w:r>
+        <w:rPr>
+          <w:b/>
+        </w:rPr>
+        <w:t>training</w:t>
+      </w:r>
+      <w:r>
+        <w:rPr>
+          <w:b w:val="0"/>
+        </w:rPr>
+        <w:t xml:space="preserve"> loss falls to 0.015625. Each update halves the distance to the </w:t>
+      </w:r>
+      <w:r>
+        <w:rPr>
+          <w:b/>
+        </w:rPr>
+        <w:t>training</w:t>
+      </w:r>
+      <w:r>
+        <w:rPr>
+          <w:b w:val="0"/>
+        </w:rPr>
+        <w:t xml:space="preserve"> optimum 1 in this toy system.</w:t>
+      </w:r>
+    </w:p>
+    <w:p>
+      <w:pPr>
+        <w:pStyle w:val="Heading2"/>
+      </w:pPr>
+      <w:r>
+        <w:t>Repair and retain the record</w:t>
+      </w:r>
+    </w:p>
+    <w:p>
+      <w:pPr>
+        <w:spacing w:line="336" w:lineRule="auto" w:after="180"/>
+      </w:pPr>
+      <w:r>
+        <w:rPr>
+          <w:b w:val="0"/>
+        </w:rPr>
+        <w:t>Review Pooling and spatial information (ai-5/22). Goal: Compute max and mean pooling under an explicit window rule. Short practice: Can the max map reveal where the 4 originally appeared?</w:t>
+      </w:r>
+    </w:p>
+    <w:p>
+      <w:pPr>
+        <w:spacing w:line="336" w:lineRule="auto" w:after="180"/>
+      </w:pPr>
+      <w:r>
+        <w:rPr>
+          <w:b w:val="0"/>
+        </w:rPr>
+        <w:t xml:space="preserve">Point to the relevant step in the picture, then write the changed result and the rule or </w:t>
+      </w:r>
+      <w:r>
+        <w:rPr>
+          <w:b/>
+        </w:rPr>
+        <w:t>evidence</w:t>
+      </w:r>
+      <w:r>
+        <w:rPr>
+          <w:b w:val="0"/>
+        </w:rPr>
+        <w:t xml:space="preserve"> that supports it.. Return to this week and explain what you changed.</w:t>
+      </w:r>
+    </w:p>
+    <w:p>
+      <w:pPr>
+        <w:spacing w:line="336" w:lineRule="auto" w:after="180"/>
+      </w:pPr>
+      <w:r>
+        <w:rPr>
+          <w:b w:val="0"/>
+        </w:rPr>
+        <w:t>Review Image tensors and channels (ai-5/20). Goal: Read a pixel using declared row column and channel axes. Short practice: Where is the bottom green pixel in the first batched image?</w:t>
+      </w:r>
+    </w:p>
+    <w:p>
+      <w:pPr>
+        <w:spacing w:line="336" w:lineRule="auto" w:after="180"/>
+      </w:pPr>
+      <w:r>
+        <w:rPr>
+          <w:b w:val="0"/>
+        </w:rPr>
+        <w:t xml:space="preserve">Point to the relevant step in the picture, then write the changed result and the rule or </w:t>
+      </w:r>
+      <w:r>
+        <w:rPr>
+          <w:b/>
+        </w:rPr>
+        <w:t>evidence</w:t>
+      </w:r>
+      <w:r>
+        <w:rPr>
+          <w:b w:val="0"/>
+        </w:rPr>
+        <w:t xml:space="preserve"> that supports it.. Return to this week and explain what you changed.</w:t>
+      </w:r>
+    </w:p>
+    <w:p>
+      <w:pPr>
+        <w:spacing w:line="336" w:lineRule="auto" w:after="180"/>
+      </w:pPr>
+      <w:r>
+        <w:rPr>
+          <w:b w:val="0"/>
+        </w:rPr>
+        <w:t xml:space="preserve">Review Initialisation and reproducibility (ai-5/17). Goal: Trace how starting values affect a fixed </w:t>
+      </w:r>
+      <w:r>
+        <w:rPr>
+          <w:b/>
+        </w:rPr>
+        <w:t>training</w:t>
+      </w:r>
+      <w:r>
+        <w:rPr>
+          <w:b w:val="0"/>
+        </w:rPr>
+        <w:t xml:space="preserve"> budget. Short practice: Does the matching final loss mean the parameter values are equal?</w:t>
+      </w:r>
+    </w:p>
+    <w:p>
+      <w:pPr>
+        <w:spacing w:line="336" w:lineRule="auto" w:after="180"/>
+      </w:pPr>
+      <w:r>
+        <w:rPr>
+          <w:b w:val="0"/>
+        </w:rPr>
+        <w:t xml:space="preserve">Point to the relevant step in the picture, then write the changed result and the rule or </w:t>
+      </w:r>
+      <w:r>
+        <w:rPr>
+          <w:b/>
+        </w:rPr>
+        <w:t>evidence</w:t>
+      </w:r>
+      <w:r>
+        <w:rPr>
+          <w:b w:val="0"/>
+        </w:rPr>
+        <w:t xml:space="preserve"> that supports it.. Return to this week and explain what you changed.</w:t>
+      </w:r>
+    </w:p>
+    <w:p>
+      <w:pPr>
+        <w:spacing w:line="336" w:lineRule="auto" w:after="180"/>
+      </w:pPr>
+      <w:r>
+        <w:rPr>
+          <w:b w:val="0"/>
+        </w:rPr>
+        <w:t xml:space="preserve">The browser lab lets you edit the supported Python examples already included in this lesson. Predict first, run, inspect the actual </w:t>
+      </w:r>
+      <w:r>
+        <w:rPr>
+          <w:b/>
+        </w:rPr>
+        <w:t>output</w:t>
+      </w:r>
+      <w:r>
+        <w:rPr>
+          <w:b w:val="0"/>
+        </w:rPr>
+        <w:t xml:space="preserve"> or error, change one </w:t>
+      </w:r>
+      <w:r>
+        <w:rPr>
+          <w:b/>
+        </w:rPr>
+        <w:t>input</w:t>
+      </w:r>
+      <w:r>
+        <w:rPr>
+          <w:b w:val="0"/>
+        </w:rPr>
+        <w:t>, then run again.</w:t>
+      </w:r>
+    </w:p>
+    <w:p>
+      <w:pPr>
+        <w:spacing w:line="336" w:lineRule="auto" w:after="180"/>
+      </w:pPr>
+      <w:r>
+        <w:rPr>
+          <w:b w:val="0"/>
+        </w:rPr>
+        <w:t xml:space="preserve">Keep code, </w:t>
+      </w:r>
+      <w:r>
+        <w:rPr>
+          <w:b/>
+        </w:rPr>
+        <w:t>prediction</w:t>
+      </w:r>
+      <w:r>
+        <w:rPr>
+          <w:b w:val="0"/>
+        </w:rPr>
+        <w:t>s, actual results and a reasoned revision together. On paper, label your result as a trace rather than an execution.</w:t>
+      </w:r>
+    </w:p>
+    <w:p>
+      <w:pPr>
+        <w:spacing w:line="336" w:lineRule="auto" w:after="180"/>
+      </w:pPr>
+      <w:r>
+        <w:rPr>
+          <w:b w:val="0"/>
+        </w:rPr>
+        <w:t xml:space="preserve">Use Download completed work in the hosted lesson to export your answers, reflections, practice feedback and code-run </w:t>
+      </w:r>
+      <w:r>
+        <w:rPr>
+          <w:b/>
+        </w:rPr>
+        <w:t>evidence</w:t>
+      </w:r>
+      <w:r>
+        <w:rPr>
+          <w:b w:val="0"/>
+        </w:rPr>
+        <w:t>. Open the HTML copy to read or print it.</w:t>
+      </w:r>
+    </w:p>
+    <w:p>
+      <w:pPr>
+        <w:spacing w:line="336" w:lineRule="auto" w:after="180"/>
+      </w:pPr>
+      <w:r>
+        <w:rPr>
+          <w:b w:val="0"/>
+        </w:rPr>
+        <w:t>Drafts stay in this browser when storage is available; clear drafts on a shared device.</w:t>
+      </w:r>
+    </w:p>
+    <w:p>
+      <w:pPr>
+        <w:pStyle w:val="Heading3"/>
+      </w:pPr>
+      <w:r>
+        <w:t>What I repaired, the evidence I kept and the next test</w:t>
+      </w:r>
+    </w:p>
+    <w:p>
+      <w:r>
+        <w:t>________________________________________________________________</w:t>
+      </w:r>
+    </w:p>
+    <w:p>
+      <w:r>
+        <w:t>________________________________________________________________</w:t>
+      </w:r>
+    </w:p>
+    <w:p>
+      <w:r>
+        <w:t>________________________________________________________________</w:t>
+      </w:r>
+    </w:p>
+    <w:p>
+      <w:r>
+        <w:t>________________________________________________________________</w:t>
+      </w:r>
+    </w:p>
+    <w:p>
+      <w:r>
+        <w:t>________________________________________________________________</w:t>
+      </w:r>
+    </w:p>
+    <w:p>
+      <w:pPr>
+        <w:pStyle w:val="Heading2"/>
+      </w:pPr>
+      <w:r>
+        <w:t>Earlier wording, alternatives and picture transcripts · reference / check after trying</w:t>
       </w:r>
     </w:p>
     <w:p>
@@ -2099,80 +2730,10 @@
     </w:p>
     <w:p>
       <w:pPr>
-        <w:spacing w:line="336" w:lineRule="auto" w:after="180"/>
-      </w:pPr>
-      <w:r>
-        <w:rPr>
-          <w:b w:val="0"/>
-        </w:rPr>
-        <w:t>Train one tiny image score with a fixed budget and a separately reserved check.</w:t>
-      </w:r>
-    </w:p>
-    <w:p>
-      <w:pPr>
         <w:pStyle w:val="Heading3"/>
       </w:pPr>
       <w:r>
-        <w:t>Practice 1: explain the deciding evidence</w:t>
-      </w:r>
-    </w:p>
-    <w:p>
-      <w:pPr>
-        <w:spacing w:line="336" w:lineRule="auto" w:after="180"/>
-      </w:pPr>
-      <w:r>
-        <w:rPr>
-          <w:b w:val="0"/>
-        </w:rPr>
-        <w:t xml:space="preserve">Which labelled step matches this detail? At reserved d1, target 1: </w:t>
-      </w:r>
-      <w:r>
-        <w:rPr>
-          <w:b/>
-        </w:rPr>
-        <w:t>prediction</w:t>
-      </w:r>
-      <w:r>
-        <w:rPr>
-          <w:b w:val="0"/>
-        </w:rPr>
-        <w:t xml:space="preserve"> 0.75, squared error 0.0625.</w:t>
-      </w:r>
-    </w:p>
-    <w:p>
-      <w:pPr>
-        <w:spacing w:line="336" w:lineRule="auto" w:after="180"/>
-        <w:shd w:fill="F4F9FC"/>
-      </w:pPr>
-      <w:r>
-        <w:rPr>
-          <w:b w:val="0"/>
-        </w:rPr>
-        <w:t>1. Validation score</w:t>
-      </w:r>
-    </w:p>
-    <w:p>
-      <w:pPr>
-        <w:spacing w:line="336" w:lineRule="auto" w:after="180"/>
-        <w:shd w:fill="F4F9FC"/>
-      </w:pPr>
-      <w:r>
-        <w:rPr>
-          <w:b w:val="0"/>
-        </w:rPr>
-        <w:t>2. First update</w:t>
-      </w:r>
-    </w:p>
-    <w:p>
-      <w:pPr>
-        <w:spacing w:line="336" w:lineRule="auto" w:after="180"/>
-        <w:shd w:fill="F4F9FC"/>
-      </w:pPr>
-      <w:r>
-        <w:rPr>
-          <w:b w:val="0"/>
-        </w:rPr>
-        <w:t>3. Second update</w:t>
+        <w:t>Repair a missing building block</w:t>
       </w:r>
     </w:p>
     <w:p>
@@ -2180,32 +2741,7 @@
         <w:pStyle w:val="Heading3"/>
       </w:pPr>
       <w:r>
-        <w:t>My selected conclusion, deciding fact and explanation</w:t>
-      </w:r>
-    </w:p>
-    <w:p>
-      <w:r>
-        <w:t>________________________________________________________________</w:t>
-      </w:r>
-    </w:p>
-    <w:p>
-      <w:r>
-        <w:t>________________________________________________________________</w:t>
-      </w:r>
-    </w:p>
-    <w:p>
-      <w:r>
-        <w:t>________________________________________________________________</w:t>
-      </w:r>
-    </w:p>
-    <w:p>
-      <w:r>
-        <w:t>________________________________________________________________</w:t>
-      </w:r>
-    </w:p>
-    <w:p>
-      <w:r>
-        <w:t>________________________________________________________________</w:t>
+        <w:t>Predict, run and debug</w:t>
       </w:r>
     </w:p>
     <w:p>
@@ -2213,637 +2749,25 @@
         <w:pStyle w:val="Heading3"/>
       </w:pPr>
       <w:r>
-        <w:t>Hint · try first</w:t>
-      </w:r>
-    </w:p>
-    <w:p>
-      <w:pPr>
-        <w:spacing w:line="336" w:lineRule="auto" w:after="180"/>
-        <w:shd w:fill="F1F6F8"/>
-      </w:pPr>
-      <w:r>
-        <w:rPr>
-          <w:b w:val="0"/>
-        </w:rPr>
-        <w:t>Hint if needed: Read the steps in the pictorial case. Match the supplied detail to the stage that performs or records it.</w:t>
-      </w:r>
-    </w:p>
-    <w:p>
-      <w:pPr>
-        <w:pStyle w:val="Heading3"/>
-      </w:pPr>
-      <w:r>
-        <w:t>Feedback · compare after trying</w:t>
-      </w:r>
-    </w:p>
-    <w:p>
-      <w:pPr>
-        <w:spacing w:line="336" w:lineRule="auto" w:after="180"/>
-        <w:shd w:fill="F1F6FC"/>
-      </w:pPr>
-      <w:r>
-        <w:rPr>
-          <w:b w:val="0"/>
-        </w:rPr>
-        <w:t xml:space="preserve">After your attempt, compare with the supported explanation: Validation score At reserved d1, target 1: </w:t>
-      </w:r>
-      <w:r>
-        <w:rPr>
-          <w:b/>
-        </w:rPr>
-        <w:t>prediction</w:t>
-      </w:r>
-      <w:r>
-        <w:rPr>
-          <w:b w:val="0"/>
-        </w:rPr>
-        <w:t xml:space="preserve"> 0.75, squared error 0.0625.</w:t>
-      </w:r>
-    </w:p>
-    <w:p>
-      <w:pPr>
-        <w:spacing w:line="336" w:lineRule="auto" w:after="180"/>
-        <w:shd w:fill="F1F6FC"/>
-      </w:pPr>
-      <w:r>
-        <w:rPr>
-          <w:b w:val="0"/>
-        </w:rPr>
-        <w:t xml:space="preserve">The image feature is a brightness difference, and </w:t>
-      </w:r>
-      <w:r>
-        <w:rPr>
-          <w:b/>
-        </w:rPr>
-        <w:t>training</w:t>
-      </w:r>
-      <w:r>
-        <w:rPr>
-          <w:b w:val="0"/>
-        </w:rPr>
-        <w:t xml:space="preserve"> adjusts one </w:t>
-      </w:r>
-      <w:r>
-        <w:rPr>
-          <w:b/>
-        </w:rPr>
-        <w:t>output</w:t>
-      </w:r>
-      <w:r>
-        <w:rPr>
-          <w:b w:val="0"/>
-        </w:rPr>
-        <w:t xml:space="preserve"> weight multiplying it. Each gradient is computed using the current </w:t>
-      </w:r>
-      <w:r>
-        <w:rPr>
-          <w:b/>
-        </w:rPr>
-        <w:t>prediction</w:t>
-      </w:r>
-      <w:r>
-        <w:rPr>
-          <w:b w:val="0"/>
-        </w:rPr>
-        <w:t xml:space="preserve"> before the next update.</w:t>
-      </w:r>
-    </w:p>
-    <w:p>
-      <w:pPr>
-        <w:spacing w:line="336" w:lineRule="auto" w:after="180"/>
-        <w:shd w:fill="F1F6FC"/>
-      </w:pPr>
-      <w:r>
-        <w:rPr>
-          <w:b w:val="0"/>
-        </w:rPr>
-        <w:t xml:space="preserve">In this example, the rate halves the distance to the </w:t>
-      </w:r>
-      <w:r>
-        <w:rPr>
-          <w:b/>
-        </w:rPr>
-        <w:t>training</w:t>
-      </w:r>
-      <w:r>
-        <w:rPr>
-          <w:b w:val="0"/>
-        </w:rPr>
-        <w:t xml:space="preserve"> optimum each time. More updates reduce this </w:t>
-      </w:r>
-      <w:r>
-        <w:rPr>
-          <w:b/>
-        </w:rPr>
-        <w:t>training</w:t>
-      </w:r>
-      <w:r>
-        <w:rPr>
-          <w:b w:val="0"/>
-        </w:rPr>
-        <w:t xml:space="preserve"> loss, but choosing a budget still requires separate validation </w:t>
-      </w:r>
-      <w:r>
-        <w:rPr>
-          <w:b/>
-        </w:rPr>
-        <w:t>evidence</w:t>
-      </w:r>
-      <w:r>
-        <w:rPr>
-          <w:b w:val="0"/>
-        </w:rPr>
-        <w:t>.</w:t>
-      </w:r>
-    </w:p>
-    <w:p>
-      <w:pPr>
-        <w:pStyle w:val="Heading3"/>
-      </w:pPr>
-      <w:r>
-        <w:t>Practice 2: explain the deciding evidence</w:t>
-      </w:r>
-    </w:p>
-    <w:p>
-      <w:pPr>
-        <w:pStyle w:val="Heading3"/>
-      </w:pPr>
-      <w:r>
-        <w:t>Changed case · predict first</w:t>
-      </w:r>
-    </w:p>
-    <w:p>
-      <w:pPr>
-        <w:spacing w:line="336" w:lineRule="auto" w:after="180"/>
-        <w:shd w:fill="F5F1FB"/>
-      </w:pPr>
-      <w:r>
-        <w:rPr>
-          <w:b w:val="0"/>
-        </w:rPr>
-        <w:t xml:space="preserve">Changed-case practice: Double the two-update budget while keeping the same </w:t>
-      </w:r>
-      <w:r>
-        <w:rPr>
-          <w:b/>
-        </w:rPr>
-        <w:t>training</w:t>
-      </w:r>
-      <w:r>
-        <w:rPr>
-          <w:b w:val="0"/>
-        </w:rPr>
-        <w:t xml:space="preserve"> rule. Which conclusion is supported by the supplied facts?</w:t>
-      </w:r>
-    </w:p>
-    <w:p>
-      <w:pPr>
-        <w:spacing w:line="336" w:lineRule="auto" w:after="180"/>
-        <w:shd w:fill="F4F9FC"/>
-      </w:pPr>
-      <w:r>
-        <w:rPr>
-          <w:b w:val="0"/>
-        </w:rPr>
-        <w:t xml:space="preserve">1. We can decide the result without examining the changed </w:t>
-      </w:r>
-      <w:r>
-        <w:rPr>
-          <w:b/>
-        </w:rPr>
-        <w:t>input</w:t>
-      </w:r>
-      <w:r>
-        <w:rPr>
-          <w:b w:val="0"/>
-        </w:rPr>
-        <w:t xml:space="preserve"> or the procedure.</w:t>
-      </w:r>
-    </w:p>
-    <w:p>
-      <w:pPr>
-        <w:spacing w:line="336" w:lineRule="auto" w:after="180"/>
-        <w:shd w:fill="F4F9FC"/>
-      </w:pPr>
-      <w:r>
-        <w:rPr>
-          <w:b w:val="0"/>
-        </w:rPr>
-        <w:t xml:space="preserve">2. This one example guarantees correct results for every future </w:t>
-      </w:r>
-      <w:r>
-        <w:rPr>
-          <w:b/>
-        </w:rPr>
-        <w:t>input</w:t>
-      </w:r>
-      <w:r>
-        <w:rPr>
-          <w:b w:val="0"/>
-        </w:rPr>
-        <w:t>.</w:t>
-      </w:r>
-    </w:p>
-    <w:p>
-      <w:pPr>
-        <w:spacing w:line="336" w:lineRule="auto" w:after="180"/>
-        <w:shd w:fill="F4F9FC"/>
-      </w:pPr>
-      <w:r>
-        <w:rPr>
-          <w:b w:val="0"/>
-        </w:rPr>
-        <w:t xml:space="preserve">3. Next a values 0.875 and 0.9375; </w:t>
-      </w:r>
-      <w:r>
-        <w:rPr>
-          <w:b/>
-        </w:rPr>
-        <w:t>training</w:t>
-      </w:r>
-      <w:r>
-        <w:rPr>
-          <w:b w:val="0"/>
-        </w:rPr>
-        <w:t xml:space="preserve"> loss falls to 0.015625.</w:t>
-      </w:r>
-    </w:p>
-    <w:p>
-      <w:pPr>
-        <w:pStyle w:val="Heading3"/>
-      </w:pPr>
-      <w:r>
-        <w:t>My selected conclusion, deciding fact and explanation</w:t>
-      </w:r>
-    </w:p>
-    <w:p>
-      <w:r>
-        <w:t>________________________________________________________________</w:t>
-      </w:r>
-    </w:p>
-    <w:p>
-      <w:r>
-        <w:t>________________________________________________________________</w:t>
-      </w:r>
-    </w:p>
-    <w:p>
-      <w:r>
-        <w:t>________________________________________________________________</w:t>
-      </w:r>
-    </w:p>
-    <w:p>
-      <w:r>
-        <w:t>________________________________________________________________</w:t>
-      </w:r>
-    </w:p>
-    <w:p>
-      <w:r>
-        <w:t>________________________________________________________________</w:t>
-      </w:r>
-    </w:p>
-    <w:p>
-      <w:pPr>
-        <w:pStyle w:val="Heading3"/>
-      </w:pPr>
-      <w:r>
-        <w:t>Hint · try first</w:t>
-      </w:r>
-    </w:p>
-    <w:p>
-      <w:pPr>
-        <w:spacing w:line="336" w:lineRule="auto" w:after="180"/>
-        <w:shd w:fill="F1F6F8"/>
-      </w:pPr>
-      <w:r>
-        <w:rPr>
-          <w:b w:val="0"/>
-        </w:rPr>
-        <w:t>Hint if needed: Use the changed condition and the deciding step in the pictorial trace. The answer must say what follows from those facts.</w:t>
-      </w:r>
-    </w:p>
-    <w:p>
-      <w:pPr>
-        <w:pStyle w:val="Heading3"/>
-      </w:pPr>
-      <w:r>
-        <w:t>Feedback · compare after trying</w:t>
-      </w:r>
-    </w:p>
-    <w:p>
-      <w:pPr>
-        <w:spacing w:line="336" w:lineRule="auto" w:after="180"/>
-        <w:shd w:fill="F1F6FC"/>
-      </w:pPr>
-      <w:r>
-        <w:rPr>
-          <w:b w:val="0"/>
-        </w:rPr>
-        <w:t xml:space="preserve">After your attempt, compare with the supported explanation: Next a values 0.875 and 0.9375; </w:t>
-      </w:r>
-      <w:r>
-        <w:rPr>
-          <w:b/>
-        </w:rPr>
-        <w:t>training</w:t>
-      </w:r>
-      <w:r>
-        <w:rPr>
-          <w:b w:val="0"/>
-        </w:rPr>
-        <w:t xml:space="preserve"> loss falls to 0.015625. Each update halves the distance to the </w:t>
-      </w:r>
-      <w:r>
-        <w:rPr>
-          <w:b/>
-        </w:rPr>
-        <w:t>training</w:t>
-      </w:r>
-      <w:r>
-        <w:rPr>
-          <w:b w:val="0"/>
-        </w:rPr>
-        <w:t xml:space="preserve"> optimum 1 in this toy system.</w:t>
-      </w:r>
-    </w:p>
-    <w:p>
-      <w:pPr>
-        <w:pStyle w:val="Heading3"/>
-      </w:pPr>
-      <w:r>
-        <w:t>Repair a missing building block</w:t>
-      </w:r>
-    </w:p>
-    <w:p>
-      <w:pPr>
-        <w:spacing w:line="336" w:lineRule="auto" w:after="180"/>
-      </w:pPr>
-      <w:r>
-        <w:rPr>
-          <w:b w:val="0"/>
-        </w:rPr>
-        <w:t>Review Pooling and spatial information (ai-5/22). Goal: Compute max and mean pooling under an explicit window rule. Short practice: Can the max map reveal where the 4 originally appeared?</w:t>
-      </w:r>
-    </w:p>
-    <w:p>
-      <w:pPr>
-        <w:spacing w:line="336" w:lineRule="auto" w:after="180"/>
-      </w:pPr>
-      <w:r>
-        <w:rPr>
-          <w:b w:val="0"/>
-        </w:rPr>
-        <w:t xml:space="preserve">Point to the relevant step in the picture, then write the changed result and the rule or </w:t>
-      </w:r>
-      <w:r>
-        <w:rPr>
-          <w:b/>
-        </w:rPr>
-        <w:t>evidence</w:t>
-      </w:r>
-      <w:r>
-        <w:rPr>
-          <w:b w:val="0"/>
-        </w:rPr>
-        <w:t xml:space="preserve"> that supports it.. Return to this week and explain what you changed.</w:t>
-      </w:r>
-    </w:p>
-    <w:p>
-      <w:pPr>
-        <w:spacing w:line="336" w:lineRule="auto" w:after="180"/>
-      </w:pPr>
-      <w:r>
-        <w:rPr>
-          <w:b w:val="0"/>
-        </w:rPr>
-        <w:t>Review Image tensors and channels (ai-5/20). Goal: Read a pixel using declared row column and channel axes. Short practice: Where is the bottom green pixel in the first batched image?</w:t>
-      </w:r>
-    </w:p>
-    <w:p>
-      <w:pPr>
-        <w:spacing w:line="336" w:lineRule="auto" w:after="180"/>
-      </w:pPr>
-      <w:r>
-        <w:rPr>
-          <w:b w:val="0"/>
-        </w:rPr>
-        <w:t xml:space="preserve">Point to the relevant step in the picture, then write the changed result and the rule or </w:t>
-      </w:r>
-      <w:r>
-        <w:rPr>
-          <w:b/>
-        </w:rPr>
-        <w:t>evidence</w:t>
-      </w:r>
-      <w:r>
-        <w:rPr>
-          <w:b w:val="0"/>
-        </w:rPr>
-        <w:t xml:space="preserve"> that supports it.. Return to this week and explain what you changed.</w:t>
-      </w:r>
-    </w:p>
-    <w:p>
-      <w:pPr>
-        <w:spacing w:line="336" w:lineRule="auto" w:after="180"/>
-      </w:pPr>
-      <w:r>
-        <w:rPr>
-          <w:b w:val="0"/>
-        </w:rPr>
-        <w:t xml:space="preserve">Review Initialisation and reproducibility (ai-5/17). Goal: Trace how starting values affect a fixed </w:t>
-      </w:r>
-      <w:r>
-        <w:rPr>
-          <w:b/>
-        </w:rPr>
-        <w:t>training</w:t>
-      </w:r>
-      <w:r>
-        <w:rPr>
-          <w:b w:val="0"/>
-        </w:rPr>
-        <w:t xml:space="preserve"> budget. Short practice: Does the matching final loss mean the parameter values are equal?</w:t>
-      </w:r>
-    </w:p>
-    <w:p>
-      <w:pPr>
-        <w:spacing w:line="336" w:lineRule="auto" w:after="180"/>
-      </w:pPr>
-      <w:r>
-        <w:rPr>
-          <w:b w:val="0"/>
-        </w:rPr>
-        <w:t xml:space="preserve">Point to the relevant step in the picture, then write the changed result and the rule or </w:t>
-      </w:r>
-      <w:r>
-        <w:rPr>
-          <w:b/>
-        </w:rPr>
-        <w:t>evidence</w:t>
-      </w:r>
-      <w:r>
-        <w:rPr>
-          <w:b w:val="0"/>
-        </w:rPr>
-        <w:t xml:space="preserve"> that supports it.. Return to this week and explain what you changed.</w:t>
-      </w:r>
-    </w:p>
-    <w:p>
-      <w:pPr>
-        <w:pStyle w:val="Heading3"/>
-      </w:pPr>
-      <w:r>
-        <w:t>Predict, run and debug</w:t>
-      </w:r>
-    </w:p>
-    <w:p>
-      <w:pPr>
-        <w:spacing w:line="336" w:lineRule="auto" w:after="180"/>
-      </w:pPr>
-      <w:r>
-        <w:rPr>
-          <w:b w:val="0"/>
-        </w:rPr>
-        <w:t xml:space="preserve">The browser lab lets you edit the supported Python examples already included in this lesson. Predict first, run, inspect the actual </w:t>
-      </w:r>
-      <w:r>
-        <w:rPr>
-          <w:b/>
-        </w:rPr>
-        <w:t>output</w:t>
-      </w:r>
-      <w:r>
-        <w:rPr>
-          <w:b w:val="0"/>
-        </w:rPr>
-        <w:t xml:space="preserve"> or error, change one </w:t>
-      </w:r>
-      <w:r>
-        <w:rPr>
-          <w:b/>
-        </w:rPr>
-        <w:t>input</w:t>
-      </w:r>
-      <w:r>
-        <w:rPr>
-          <w:b w:val="0"/>
-        </w:rPr>
-        <w:t>, then run again.</w:t>
-      </w:r>
-    </w:p>
-    <w:p>
-      <w:pPr>
-        <w:spacing w:line="336" w:lineRule="auto" w:after="180"/>
-      </w:pPr>
-      <w:r>
-        <w:rPr>
-          <w:b w:val="0"/>
-        </w:rPr>
-        <w:t xml:space="preserve">Keep code, </w:t>
-      </w:r>
-      <w:r>
-        <w:rPr>
-          <w:b/>
-        </w:rPr>
-        <w:t>prediction</w:t>
-      </w:r>
-      <w:r>
-        <w:rPr>
-          <w:b w:val="0"/>
-        </w:rPr>
-        <w:t>s, actual results and a reasoned revision together. On paper, label your result as a trace rather than an execution.</w:t>
-      </w:r>
-    </w:p>
-    <w:p>
-      <w:pPr>
-        <w:pStyle w:val="Heading3"/>
-      </w:pPr>
-      <w:r>
         <w:t>Keep your completed work</w:t>
       </w:r>
     </w:p>
     <w:p>
       <w:pPr>
-        <w:spacing w:line="336" w:lineRule="auto" w:after="180"/>
-      </w:pPr>
-      <w:r>
-        <w:rPr>
-          <w:b w:val="0"/>
-        </w:rPr>
-        <w:t xml:space="preserve">Use Download completed work in the hosted lesson to export your answers, reflections, practice feedback and code-run </w:t>
-      </w:r>
-      <w:r>
-        <w:rPr>
-          <w:b/>
-        </w:rPr>
-        <w:t>evidence</w:t>
-      </w:r>
-      <w:r>
-        <w:rPr>
-          <w:b w:val="0"/>
-        </w:rPr>
-        <w:t>. Open the HTML copy to read or print it.</w:t>
-      </w:r>
-    </w:p>
-    <w:p>
-      <w:pPr>
-        <w:spacing w:line="336" w:lineRule="auto" w:after="180"/>
-      </w:pPr>
-      <w:r>
-        <w:rPr>
-          <w:b w:val="0"/>
-        </w:rPr>
-        <w:t>Drafts stay in this browser when storage is available; clear drafts on a shared device.</w:t>
-      </w:r>
-    </w:p>
-    <w:p>
-      <w:pPr>
-        <w:pStyle w:val="Heading3"/>
-      </w:pPr>
-      <w:r>
-        <w:t>What I repaired, the evidence I kept and the next test</w:t>
-      </w:r>
-    </w:p>
-    <w:p>
-      <w:r>
-        <w:t>________________________________________________________________</w:t>
-      </w:r>
-    </w:p>
-    <w:p>
-      <w:r>
-        <w:t>________________________________________________________________</w:t>
-      </w:r>
-    </w:p>
-    <w:p>
-      <w:r>
-        <w:t>________________________________________________________________</w:t>
-      </w:r>
-    </w:p>
-    <w:p>
-      <w:r>
-        <w:t>________________________________________________________________</w:t>
-      </w:r>
-    </w:p>
-    <w:p>
-      <w:r>
-        <w:t>________________________________________________________________</w:t>
-      </w:r>
-    </w:p>
-    <w:p>
-      <w:pPr>
         <w:pStyle w:val="Heading1"/>
       </w:pPr>
       <w:r>
-        <w:t>15. Visual concept journey</w:t>
-      </w:r>
-    </w:p>
-    <w:p>
-      <w:r>
-        <w:t>Explain each Training a small image model picture from its labels, then record a relevant limit.</w:t>
-      </w:r>
-    </w:p>
-    <w:p>
-      <w:pPr>
-        <w:pStyle w:val="Heading3"/>
+        <w:t>15. Reference · Six-picture response sheets</w:t>
+      </w:r>
+    </w:p>
+    <w:p>
+      <w:r>
+        <w:t>Choose the picture that helps explain the current step.</w:t>
+      </w:r>
+    </w:p>
+    <w:p>
+      <w:pPr>
+        <w:pStyle w:val="Heading2"/>
       </w:pPr>
       <w:r>
         <w:t>01. Training a small image model: the case</w:t>
@@ -2928,7 +2852,6 @@
     <w:p>
       <w:pPr>
         <w:spacing w:line="336" w:lineRule="auto" w:after="180"/>
-        <w:shd w:fill="F5F1FB"/>
       </w:pPr>
       <w:r>
         <w:rPr>
@@ -2967,7 +2890,7 @@
     </w:p>
     <w:p>
       <w:pPr>
-        <w:pStyle w:val="Heading3"/>
+        <w:pStyle w:val="Heading2"/>
       </w:pPr>
       <w:r>
         <w:t>02. Follow the deciding steps</w:t>
@@ -3059,7 +2982,6 @@
     <w:p>
       <w:pPr>
         <w:spacing w:line="336" w:lineRule="auto" w:after="180"/>
-        <w:shd w:fill="F5F1FB"/>
       </w:pPr>
       <w:r>
         <w:rPr>
@@ -3110,7 +3032,7 @@
     </w:p>
     <w:p>
       <w:pPr>
-        <w:pStyle w:val="Heading3"/>
+        <w:pStyle w:val="Heading2"/>
       </w:pPr>
       <w:r>
         <w:t>03. Compare the saved checkpoints</w:t>
@@ -3178,7 +3100,6 @@
     <w:p>
       <w:pPr>
         <w:spacing w:line="336" w:lineRule="auto" w:after="180"/>
-        <w:shd w:fill="F5F1FB"/>
       </w:pPr>
       <w:r>
         <w:rPr>
@@ -3217,7 +3138,7 @@
     </w:p>
     <w:p>
       <w:pPr>
-        <w:pStyle w:val="Heading3"/>
+        <w:pStyle w:val="Heading2"/>
       </w:pPr>
       <w:r>
         <w:t>04. Change one thing. Trace what follows.</w:t>
@@ -3332,7 +3253,6 @@
     <w:p>
       <w:pPr>
         <w:spacing w:line="336" w:lineRule="auto" w:after="180"/>
-        <w:shd w:fill="F5F1FB"/>
       </w:pPr>
       <w:r>
         <w:rPr>
@@ -3371,7 +3291,7 @@
     </w:p>
     <w:p>
       <w:pPr>
-        <w:pStyle w:val="Heading3"/>
+        <w:pStyle w:val="Heading2"/>
       </w:pPr>
       <w:r>
         <w:t>05. Connect the explanation to its limit</w:t>
@@ -3521,7 +3441,6 @@
     <w:p>
       <w:pPr>
         <w:spacing w:line="336" w:lineRule="auto" w:after="180"/>
-        <w:shd w:fill="F5F1FB"/>
       </w:pPr>
       <w:r>
         <w:rPr>
@@ -3560,7 +3479,7 @@
     </w:p>
     <w:p>
       <w:pPr>
-        <w:pStyle w:val="Heading3"/>
+        <w:pStyle w:val="Heading2"/>
       </w:pPr>
       <w:r>
         <w:t>06. Make the idea visible in your project</w:t>
@@ -3686,7 +3605,6 @@
     <w:p>
       <w:pPr>
         <w:spacing w:line="336" w:lineRule="auto" w:after="180"/>
-        <w:shd w:fill="F5F1FB"/>
       </w:pPr>
       <w:r>
         <w:rPr>
@@ -3733,6 +3651,62 @@
     <w:p>
       <w:r>
         <w:t>________________________________________________________________</w:t>
+      </w:r>
+    </w:p>
+    <w:p>
+      <w:pPr>
+        <w:pStyle w:val="Heading2"/>
+      </w:pPr>
+      <w:r>
+        <w:t>Earlier wording, alternatives and picture transcripts · reference / check after trying</w:t>
+      </w:r>
+    </w:p>
+    <w:p>
+      <w:pPr>
+        <w:pStyle w:val="Heading3"/>
+      </w:pPr>
+      <w:r>
+        <w:t>01. Training a small image model: the case</w:t>
+      </w:r>
+    </w:p>
+    <w:p>
+      <w:pPr>
+        <w:pStyle w:val="Heading3"/>
+      </w:pPr>
+      <w:r>
+        <w:t>02. Follow the deciding steps</w:t>
+      </w:r>
+    </w:p>
+    <w:p>
+      <w:pPr>
+        <w:pStyle w:val="Heading3"/>
+      </w:pPr>
+      <w:r>
+        <w:t>03. Compare the saved checkpoints</w:t>
+      </w:r>
+    </w:p>
+    <w:p>
+      <w:pPr>
+        <w:pStyle w:val="Heading3"/>
+      </w:pPr>
+      <w:r>
+        <w:t>04. Change one thing. Trace what follows.</w:t>
+      </w:r>
+    </w:p>
+    <w:p>
+      <w:pPr>
+        <w:pStyle w:val="Heading3"/>
+      </w:pPr>
+      <w:r>
+        <w:t>05. Connect the explanation to its limit</w:t>
+      </w:r>
+    </w:p>
+    <w:p>
+      <w:pPr>
+        <w:pStyle w:val="Heading3"/>
+      </w:pPr>
+      <w:r>
+        <w:t>06. Make the idea visible in your project</w:t>
       </w:r>
     </w:p>
     <w:sectPr>
